--- a/Bai tap Git.docx
+++ b/Bai tap Git.docx
@@ -12,6 +12,7 @@
           <w:szCs w:val="26"/>
         </w:rPr>
       </w:pPr>
+      <w:proofErr w:type="spellStart"/>
       <w:r>
         <w:rPr>
           <w:rFonts w:ascii="Times New Roman" w:hAnsi="Times New Roman" w:cs="Times New Roman"/>
@@ -19,7 +20,37 @@
           <w:sz w:val="48"/>
           <w:szCs w:val="26"/>
         </w:rPr>
-        <w:t xml:space="preserve">Bài tập </w:t>
+        <w:t>Bài</w:t>
+      </w:r>
+      <w:proofErr w:type="spellEnd"/>
+      <w:r>
+        <w:rPr>
+          <w:rFonts w:ascii="Times New Roman" w:hAnsi="Times New Roman" w:cs="Times New Roman"/>
+          <w:b/>
+          <w:sz w:val="48"/>
+          <w:szCs w:val="26"/>
+        </w:rPr>
+        <w:t xml:space="preserve"> </w:t>
+      </w:r>
+      <w:proofErr w:type="spellStart"/>
+      <w:r>
+        <w:rPr>
+          <w:rFonts w:ascii="Times New Roman" w:hAnsi="Times New Roman" w:cs="Times New Roman"/>
+          <w:b/>
+          <w:sz w:val="48"/>
+          <w:szCs w:val="26"/>
+        </w:rPr>
+        <w:t>tập</w:t>
+      </w:r>
+      <w:proofErr w:type="spellEnd"/>
+      <w:r>
+        <w:rPr>
+          <w:rFonts w:ascii="Times New Roman" w:hAnsi="Times New Roman" w:cs="Times New Roman"/>
+          <w:b/>
+          <w:sz w:val="48"/>
+          <w:szCs w:val="26"/>
+        </w:rPr>
+        <w:t xml:space="preserve"> </w:t>
       </w:r>
       <w:r>
         <w:rPr>
@@ -43,13 +74,41 @@
           <w:szCs w:val="26"/>
         </w:rPr>
       </w:pPr>
-      <w:r>
-        <w:rPr>
-          <w:rFonts w:ascii="Times New Roman" w:hAnsi="Times New Roman" w:cs="Times New Roman"/>
-          <w:sz w:val="26"/>
-          <w:szCs w:val="26"/>
-        </w:rPr>
-        <w:t>Sinh viên A</w:t>
+      <w:proofErr w:type="spellStart"/>
+      <w:r>
+        <w:rPr>
+          <w:rFonts w:ascii="Times New Roman" w:hAnsi="Times New Roman" w:cs="Times New Roman"/>
+          <w:sz w:val="26"/>
+          <w:szCs w:val="26"/>
+        </w:rPr>
+        <w:t>Sinh</w:t>
+      </w:r>
+      <w:proofErr w:type="spellEnd"/>
+      <w:r>
+        <w:rPr>
+          <w:rFonts w:ascii="Times New Roman" w:hAnsi="Times New Roman" w:cs="Times New Roman"/>
+          <w:sz w:val="26"/>
+          <w:szCs w:val="26"/>
+        </w:rPr>
+        <w:t xml:space="preserve"> </w:t>
+      </w:r>
+      <w:proofErr w:type="spellStart"/>
+      <w:r>
+        <w:rPr>
+          <w:rFonts w:ascii="Times New Roman" w:hAnsi="Times New Roman" w:cs="Times New Roman"/>
+          <w:sz w:val="26"/>
+          <w:szCs w:val="26"/>
+        </w:rPr>
+        <w:t>viên</w:t>
+      </w:r>
+      <w:proofErr w:type="spellEnd"/>
+      <w:r>
+        <w:rPr>
+          <w:rFonts w:ascii="Times New Roman" w:hAnsi="Times New Roman" w:cs="Times New Roman"/>
+          <w:sz w:val="26"/>
+          <w:szCs w:val="26"/>
+        </w:rPr>
+        <w:t xml:space="preserve"> A</w:t>
       </w:r>
       <w:r>
         <w:rPr>
@@ -67,6 +126,24 @@
         </w:rPr>
         <w:t xml:space="preserve">: </w:t>
       </w:r>
+      <w:r>
+        <w:rPr>
+          <w:rFonts w:ascii="Times New Roman" w:hAnsi="Times New Roman" w:cs="Times New Roman"/>
+          <w:sz w:val="26"/>
+          <w:szCs w:val="26"/>
+        </w:rPr>
+        <w:t xml:space="preserve"> Phạm Hữu </w:t>
+      </w:r>
+      <w:proofErr w:type="spellStart"/>
+      <w:r>
+        <w:rPr>
+          <w:rFonts w:ascii="Times New Roman" w:hAnsi="Times New Roman" w:cs="Times New Roman"/>
+          <w:sz w:val="26"/>
+          <w:szCs w:val="26"/>
+        </w:rPr>
+        <w:t>Đời</w:t>
+      </w:r>
+      <w:proofErr w:type="spellEnd"/>
     </w:p>
     <w:p>
       <w:pPr>
@@ -80,21 +157,57 @@
           <w:szCs w:val="26"/>
         </w:rPr>
       </w:pPr>
-      <w:r>
-        <w:rPr>
-          <w:rFonts w:ascii="Times New Roman" w:hAnsi="Times New Roman" w:cs="Times New Roman"/>
-          <w:sz w:val="26"/>
-          <w:szCs w:val="26"/>
-        </w:rPr>
-        <w:t>Sinh viên B:</w:t>
-      </w:r>
-      <w:r>
-        <w:rPr>
-          <w:rFonts w:ascii="Times New Roman" w:hAnsi="Times New Roman" w:cs="Times New Roman"/>
-          <w:sz w:val="26"/>
-          <w:szCs w:val="26"/>
-        </w:rPr>
-        <w:t xml:space="preserve"> </w:t>
+      <w:proofErr w:type="spellStart"/>
+      <w:r>
+        <w:rPr>
+          <w:rFonts w:ascii="Times New Roman" w:hAnsi="Times New Roman" w:cs="Times New Roman"/>
+          <w:sz w:val="26"/>
+          <w:szCs w:val="26"/>
+        </w:rPr>
+        <w:t>Sinh</w:t>
+      </w:r>
+      <w:proofErr w:type="spellEnd"/>
+      <w:r>
+        <w:rPr>
+          <w:rFonts w:ascii="Times New Roman" w:hAnsi="Times New Roman" w:cs="Times New Roman"/>
+          <w:sz w:val="26"/>
+          <w:szCs w:val="26"/>
+        </w:rPr>
+        <w:t xml:space="preserve"> </w:t>
+      </w:r>
+      <w:proofErr w:type="spellStart"/>
+      <w:r>
+        <w:rPr>
+          <w:rFonts w:ascii="Times New Roman" w:hAnsi="Times New Roman" w:cs="Times New Roman"/>
+          <w:sz w:val="26"/>
+          <w:szCs w:val="26"/>
+        </w:rPr>
+        <w:t>viên</w:t>
+      </w:r>
+      <w:proofErr w:type="spellEnd"/>
+      <w:r>
+        <w:rPr>
+          <w:rFonts w:ascii="Times New Roman" w:hAnsi="Times New Roman" w:cs="Times New Roman"/>
+          <w:sz w:val="26"/>
+          <w:szCs w:val="26"/>
+        </w:rPr>
+        <w:t xml:space="preserve"> B:</w:t>
+      </w:r>
+      <w:r>
+        <w:rPr>
+          <w:rFonts w:ascii="Times New Roman" w:hAnsi="Times New Roman" w:cs="Times New Roman"/>
+          <w:sz w:val="26"/>
+          <w:szCs w:val="26"/>
+        </w:rPr>
+        <w:t xml:space="preserve"> </w:t>
+      </w:r>
+      <w:r>
+        <w:rPr>
+          <w:rFonts w:ascii="Times New Roman" w:hAnsi="Times New Roman" w:cs="Times New Roman"/>
+          <w:sz w:val="26"/>
+          <w:szCs w:val="26"/>
+        </w:rPr>
+        <w:t>Phạm Duy Khánh</w:t>
       </w:r>
     </w:p>
     <w:p>
@@ -109,21 +222,57 @@
           <w:szCs w:val="26"/>
         </w:rPr>
       </w:pPr>
-      <w:r>
-        <w:rPr>
-          <w:rFonts w:ascii="Times New Roman" w:hAnsi="Times New Roman" w:cs="Times New Roman"/>
-          <w:sz w:val="26"/>
-          <w:szCs w:val="26"/>
-        </w:rPr>
-        <w:t>Sinh viên C:</w:t>
-      </w:r>
-      <w:r>
-        <w:rPr>
-          <w:rFonts w:ascii="Times New Roman" w:hAnsi="Times New Roman" w:cs="Times New Roman"/>
-          <w:sz w:val="26"/>
-          <w:szCs w:val="26"/>
-        </w:rPr>
-        <w:t xml:space="preserve"> </w:t>
+      <w:proofErr w:type="spellStart"/>
+      <w:r>
+        <w:rPr>
+          <w:rFonts w:ascii="Times New Roman" w:hAnsi="Times New Roman" w:cs="Times New Roman"/>
+          <w:sz w:val="26"/>
+          <w:szCs w:val="26"/>
+        </w:rPr>
+        <w:t>Sinh</w:t>
+      </w:r>
+      <w:proofErr w:type="spellEnd"/>
+      <w:r>
+        <w:rPr>
+          <w:rFonts w:ascii="Times New Roman" w:hAnsi="Times New Roman" w:cs="Times New Roman"/>
+          <w:sz w:val="26"/>
+          <w:szCs w:val="26"/>
+        </w:rPr>
+        <w:t xml:space="preserve"> </w:t>
+      </w:r>
+      <w:proofErr w:type="spellStart"/>
+      <w:r>
+        <w:rPr>
+          <w:rFonts w:ascii="Times New Roman" w:hAnsi="Times New Roman" w:cs="Times New Roman"/>
+          <w:sz w:val="26"/>
+          <w:szCs w:val="26"/>
+        </w:rPr>
+        <w:t>viên</w:t>
+      </w:r>
+      <w:proofErr w:type="spellEnd"/>
+      <w:r>
+        <w:rPr>
+          <w:rFonts w:ascii="Times New Roman" w:hAnsi="Times New Roman" w:cs="Times New Roman"/>
+          <w:sz w:val="26"/>
+          <w:szCs w:val="26"/>
+        </w:rPr>
+        <w:t xml:space="preserve"> C:</w:t>
+      </w:r>
+      <w:r>
+        <w:rPr>
+          <w:rFonts w:ascii="Times New Roman" w:hAnsi="Times New Roman" w:cs="Times New Roman"/>
+          <w:sz w:val="26"/>
+          <w:szCs w:val="26"/>
+        </w:rPr>
+        <w:t xml:space="preserve"> </w:t>
+      </w:r>
+      <w:r>
+        <w:rPr>
+          <w:rFonts w:ascii="Times New Roman" w:hAnsi="Times New Roman" w:cs="Times New Roman"/>
+          <w:sz w:val="26"/>
+          <w:szCs w:val="26"/>
+        </w:rPr>
+        <w:t>Lâm Huỳnh Ngọc Khánh</w:t>
       </w:r>
     </w:p>
     <w:p>
@@ -163,6 +312,7 @@
           <w:szCs w:val="26"/>
         </w:rPr>
       </w:pPr>
+      <w:proofErr w:type="spellStart"/>
       <w:r>
         <w:rPr>
           <w:rFonts w:ascii="Times New Roman" w:hAnsi="Times New Roman" w:cs="Times New Roman"/>
@@ -171,21 +321,40 @@
         </w:rPr>
         <w:t>Hãy</w:t>
       </w:r>
-      <w:r>
-        <w:rPr>
-          <w:rFonts w:ascii="Times New Roman" w:hAnsi="Times New Roman" w:cs="Times New Roman"/>
-          <w:sz w:val="26"/>
-          <w:szCs w:val="26"/>
-        </w:rPr>
-        <w:t xml:space="preserve"> t</w:t>
-      </w:r>
-      <w:r>
-        <w:rPr>
-          <w:rFonts w:ascii="Times New Roman" w:hAnsi="Times New Roman" w:cs="Times New Roman"/>
-          <w:sz w:val="26"/>
-          <w:szCs w:val="26"/>
-        </w:rPr>
-        <w:t xml:space="preserve">ạo 1 </w:t>
+      <w:proofErr w:type="spellEnd"/>
+      <w:r>
+        <w:rPr>
+          <w:rFonts w:ascii="Times New Roman" w:hAnsi="Times New Roman" w:cs="Times New Roman"/>
+          <w:sz w:val="26"/>
+          <w:szCs w:val="26"/>
+        </w:rPr>
+        <w:t xml:space="preserve"> </w:t>
+      </w:r>
+      <w:proofErr w:type="spellStart"/>
+      <w:r>
+        <w:rPr>
+          <w:rFonts w:ascii="Times New Roman" w:hAnsi="Times New Roman" w:cs="Times New Roman"/>
+          <w:sz w:val="26"/>
+          <w:szCs w:val="26"/>
+        </w:rPr>
+        <w:t>t</w:t>
+      </w:r>
+      <w:r>
+        <w:rPr>
+          <w:rFonts w:ascii="Times New Roman" w:hAnsi="Times New Roman" w:cs="Times New Roman"/>
+          <w:sz w:val="26"/>
+          <w:szCs w:val="26"/>
+        </w:rPr>
+        <w:t>ạo</w:t>
+      </w:r>
+      <w:proofErr w:type="spellEnd"/>
+      <w:r>
+        <w:rPr>
+          <w:rFonts w:ascii="Times New Roman" w:hAnsi="Times New Roman" w:cs="Times New Roman"/>
+          <w:sz w:val="26"/>
+          <w:szCs w:val="26"/>
+        </w:rPr>
+        <w:t xml:space="preserve"> 1 </w:t>
       </w:r>
       <w:r>
         <w:rPr>
@@ -249,7 +418,25 @@
           <w:sz w:val="26"/>
           <w:szCs w:val="26"/>
         </w:rPr>
-        <w:t>(sv A)</w:t>
+        <w:t>(</w:t>
+      </w:r>
+      <w:proofErr w:type="spellStart"/>
+      <w:r>
+        <w:rPr>
+          <w:rFonts w:ascii="Times New Roman" w:hAnsi="Times New Roman" w:cs="Times New Roman"/>
+          <w:sz w:val="26"/>
+          <w:szCs w:val="26"/>
+        </w:rPr>
+        <w:t>sv</w:t>
+      </w:r>
+      <w:proofErr w:type="spellEnd"/>
+      <w:r>
+        <w:rPr>
+          <w:rFonts w:ascii="Times New Roman" w:hAnsi="Times New Roman" w:cs="Times New Roman"/>
+          <w:sz w:val="26"/>
+          <w:szCs w:val="26"/>
+        </w:rPr>
+        <w:t xml:space="preserve"> A)</w:t>
       </w:r>
       <w:r>
         <w:rPr>
@@ -279,32 +466,178 @@
           <w:sz w:val="26"/>
           <w:szCs w:val="26"/>
         </w:rPr>
-        <w:t>SV A</w:t>
-      </w:r>
-      <w:r>
-        <w:rPr>
-          <w:rFonts w:ascii="Times New Roman" w:hAnsi="Times New Roman" w:cs="Times New Roman"/>
-          <w:sz w:val="26"/>
-          <w:szCs w:val="26"/>
-        </w:rPr>
-        <w:t>,B,C</w:t>
-      </w:r>
-      <w:r>
-        <w:rPr>
-          <w:rFonts w:ascii="Times New Roman" w:hAnsi="Times New Roman" w:cs="Times New Roman"/>
-          <w:sz w:val="26"/>
-          <w:szCs w:val="26"/>
-        </w:rPr>
-        <w:t xml:space="preserve"> </w:t>
-      </w:r>
-      <w:r>
-        <w:rPr>
-          <w:rFonts w:ascii="Times New Roman" w:hAnsi="Times New Roman" w:cs="Times New Roman"/>
-          <w:sz w:val="26"/>
-          <w:szCs w:val="26"/>
-        </w:rPr>
-        <w:t>lấy kho vừa tạo về máy của mình</w:t>
-      </w:r>
+        <w:t xml:space="preserve">SV </w:t>
+      </w:r>
+      <w:proofErr w:type="gramStart"/>
+      <w:r>
+        <w:rPr>
+          <w:rFonts w:ascii="Times New Roman" w:hAnsi="Times New Roman" w:cs="Times New Roman"/>
+          <w:sz w:val="26"/>
+          <w:szCs w:val="26"/>
+        </w:rPr>
+        <w:t>A</w:t>
+      </w:r>
+      <w:r>
+        <w:rPr>
+          <w:rFonts w:ascii="Times New Roman" w:hAnsi="Times New Roman" w:cs="Times New Roman"/>
+          <w:sz w:val="26"/>
+          <w:szCs w:val="26"/>
+        </w:rPr>
+        <w:t>,B</w:t>
+      </w:r>
+      <w:proofErr w:type="gramEnd"/>
+      <w:r>
+        <w:rPr>
+          <w:rFonts w:ascii="Times New Roman" w:hAnsi="Times New Roman" w:cs="Times New Roman"/>
+          <w:sz w:val="26"/>
+          <w:szCs w:val="26"/>
+        </w:rPr>
+        <w:t>,C</w:t>
+      </w:r>
+      <w:r>
+        <w:rPr>
+          <w:rFonts w:ascii="Times New Roman" w:hAnsi="Times New Roman" w:cs="Times New Roman"/>
+          <w:sz w:val="26"/>
+          <w:szCs w:val="26"/>
+        </w:rPr>
+        <w:t xml:space="preserve"> </w:t>
+      </w:r>
+      <w:proofErr w:type="spellStart"/>
+      <w:r>
+        <w:rPr>
+          <w:rFonts w:ascii="Times New Roman" w:hAnsi="Times New Roman" w:cs="Times New Roman"/>
+          <w:sz w:val="26"/>
+          <w:szCs w:val="26"/>
+        </w:rPr>
+        <w:t>lấy</w:t>
+      </w:r>
+      <w:proofErr w:type="spellEnd"/>
+      <w:r>
+        <w:rPr>
+          <w:rFonts w:ascii="Times New Roman" w:hAnsi="Times New Roman" w:cs="Times New Roman"/>
+          <w:sz w:val="26"/>
+          <w:szCs w:val="26"/>
+        </w:rPr>
+        <w:t xml:space="preserve"> </w:t>
+      </w:r>
+      <w:proofErr w:type="spellStart"/>
+      <w:r>
+        <w:rPr>
+          <w:rFonts w:ascii="Times New Roman" w:hAnsi="Times New Roman" w:cs="Times New Roman"/>
+          <w:sz w:val="26"/>
+          <w:szCs w:val="26"/>
+        </w:rPr>
+        <w:t>kho</w:t>
+      </w:r>
+      <w:proofErr w:type="spellEnd"/>
+      <w:r>
+        <w:rPr>
+          <w:rFonts w:ascii="Times New Roman" w:hAnsi="Times New Roman" w:cs="Times New Roman"/>
+          <w:sz w:val="26"/>
+          <w:szCs w:val="26"/>
+        </w:rPr>
+        <w:t xml:space="preserve"> </w:t>
+      </w:r>
+      <w:proofErr w:type="spellStart"/>
+      <w:r>
+        <w:rPr>
+          <w:rFonts w:ascii="Times New Roman" w:hAnsi="Times New Roman" w:cs="Times New Roman"/>
+          <w:sz w:val="26"/>
+          <w:szCs w:val="26"/>
+        </w:rPr>
+        <w:t>vừa</w:t>
+      </w:r>
+      <w:proofErr w:type="spellEnd"/>
+      <w:r>
+        <w:rPr>
+          <w:rFonts w:ascii="Times New Roman" w:hAnsi="Times New Roman" w:cs="Times New Roman"/>
+          <w:sz w:val="26"/>
+          <w:szCs w:val="26"/>
+        </w:rPr>
+        <w:t xml:space="preserve"> </w:t>
+      </w:r>
+      <w:proofErr w:type="spellStart"/>
+      <w:r>
+        <w:rPr>
+          <w:rFonts w:ascii="Times New Roman" w:hAnsi="Times New Roman" w:cs="Times New Roman"/>
+          <w:sz w:val="26"/>
+          <w:szCs w:val="26"/>
+        </w:rPr>
+        <w:t>tạo</w:t>
+      </w:r>
+      <w:proofErr w:type="spellEnd"/>
+      <w:r>
+        <w:rPr>
+          <w:rFonts w:ascii="Times New Roman" w:hAnsi="Times New Roman" w:cs="Times New Roman"/>
+          <w:sz w:val="26"/>
+          <w:szCs w:val="26"/>
+        </w:rPr>
+        <w:t xml:space="preserve"> </w:t>
+      </w:r>
+      <w:proofErr w:type="spellStart"/>
+      <w:r>
+        <w:rPr>
+          <w:rFonts w:ascii="Times New Roman" w:hAnsi="Times New Roman" w:cs="Times New Roman"/>
+          <w:sz w:val="26"/>
+          <w:szCs w:val="26"/>
+        </w:rPr>
+        <w:t>về</w:t>
+      </w:r>
+      <w:proofErr w:type="spellEnd"/>
+      <w:r>
+        <w:rPr>
+          <w:rFonts w:ascii="Times New Roman" w:hAnsi="Times New Roman" w:cs="Times New Roman"/>
+          <w:sz w:val="26"/>
+          <w:szCs w:val="26"/>
+        </w:rPr>
+        <w:t xml:space="preserve"> </w:t>
+      </w:r>
+      <w:proofErr w:type="spellStart"/>
+      <w:r>
+        <w:rPr>
+          <w:rFonts w:ascii="Times New Roman" w:hAnsi="Times New Roman" w:cs="Times New Roman"/>
+          <w:sz w:val="26"/>
+          <w:szCs w:val="26"/>
+        </w:rPr>
+        <w:t>máy</w:t>
+      </w:r>
+      <w:proofErr w:type="spellEnd"/>
+      <w:r>
+        <w:rPr>
+          <w:rFonts w:ascii="Times New Roman" w:hAnsi="Times New Roman" w:cs="Times New Roman"/>
+          <w:sz w:val="26"/>
+          <w:szCs w:val="26"/>
+        </w:rPr>
+        <w:t xml:space="preserve"> </w:t>
+      </w:r>
+      <w:proofErr w:type="spellStart"/>
+      <w:r>
+        <w:rPr>
+          <w:rFonts w:ascii="Times New Roman" w:hAnsi="Times New Roman" w:cs="Times New Roman"/>
+          <w:sz w:val="26"/>
+          <w:szCs w:val="26"/>
+        </w:rPr>
+        <w:t>của</w:t>
+      </w:r>
+      <w:proofErr w:type="spellEnd"/>
+      <w:r>
+        <w:rPr>
+          <w:rFonts w:ascii="Times New Roman" w:hAnsi="Times New Roman" w:cs="Times New Roman"/>
+          <w:sz w:val="26"/>
+          <w:szCs w:val="26"/>
+        </w:rPr>
+        <w:t xml:space="preserve"> </w:t>
+      </w:r>
+      <w:proofErr w:type="spellStart"/>
+      <w:r>
+        <w:rPr>
+          <w:rFonts w:ascii="Times New Roman" w:hAnsi="Times New Roman" w:cs="Times New Roman"/>
+          <w:sz w:val="26"/>
+          <w:szCs w:val="26"/>
+        </w:rPr>
+        <w:t>mình</w:t>
+      </w:r>
+      <w:proofErr w:type="spellEnd"/>
     </w:p>
     <w:p>
       <w:pPr>
@@ -315,13 +648,57 @@
           <w:szCs w:val="26"/>
         </w:rPr>
       </w:pPr>
-      <w:r>
-        <w:rPr>
-          <w:rFonts w:ascii="Times New Roman" w:hAnsi="Times New Roman" w:cs="Times New Roman"/>
-          <w:sz w:val="26"/>
-          <w:szCs w:val="26"/>
-        </w:rPr>
-        <w:t xml:space="preserve">Trả lời: </w:t>
+      <w:proofErr w:type="spellStart"/>
+      <w:r>
+        <w:rPr>
+          <w:rFonts w:ascii="Times New Roman" w:hAnsi="Times New Roman" w:cs="Times New Roman"/>
+          <w:sz w:val="26"/>
+          <w:szCs w:val="26"/>
+        </w:rPr>
+        <w:t>Trả</w:t>
+      </w:r>
+      <w:proofErr w:type="spellEnd"/>
+      <w:r>
+        <w:rPr>
+          <w:rFonts w:ascii="Times New Roman" w:hAnsi="Times New Roman" w:cs="Times New Roman"/>
+          <w:sz w:val="26"/>
+          <w:szCs w:val="26"/>
+        </w:rPr>
+        <w:t xml:space="preserve"> </w:t>
+      </w:r>
+      <w:proofErr w:type="spellStart"/>
+      <w:r>
+        <w:rPr>
+          <w:rFonts w:ascii="Times New Roman" w:hAnsi="Times New Roman" w:cs="Times New Roman"/>
+          <w:sz w:val="26"/>
+          <w:szCs w:val="26"/>
+        </w:rPr>
+        <w:t>lời</w:t>
+      </w:r>
+      <w:proofErr w:type="spellEnd"/>
+      <w:r>
+        <w:rPr>
+          <w:rFonts w:ascii="Times New Roman" w:hAnsi="Times New Roman" w:cs="Times New Roman"/>
+          <w:sz w:val="26"/>
+          <w:szCs w:val="26"/>
+        </w:rPr>
+        <w:t xml:space="preserve">: </w:t>
+      </w:r>
+      <w:r>
+        <w:rPr>
+          <w:rFonts w:ascii="Times New Roman" w:hAnsi="Times New Roman" w:cs="Times New Roman"/>
+          <w:sz w:val="26"/>
+          <w:szCs w:val="26"/>
+        </w:rPr>
+        <w:t xml:space="preserve"> git clone </w:t>
+      </w:r>
+      <w:r>
+        <w:rPr>
+          <w:rFonts w:ascii="Times New Roman" w:hAnsi="Times New Roman" w:cs="Times New Roman"/>
+          <w:sz w:val="26"/>
+          <w:szCs w:val="26"/>
+        </w:rPr>
+        <w:t>https://github.com/PhamHuuDoi/Nhom8.git</w:t>
       </w:r>
     </w:p>
     <w:p>
@@ -361,7 +738,25 @@
           <w:sz w:val="26"/>
           <w:szCs w:val="26"/>
         </w:rPr>
-        <w:t xml:space="preserve"> chép </w:t>
+        <w:t xml:space="preserve"> </w:t>
+      </w:r>
+      <w:proofErr w:type="spellStart"/>
+      <w:r>
+        <w:rPr>
+          <w:rFonts w:ascii="Times New Roman" w:hAnsi="Times New Roman" w:cs="Times New Roman"/>
+          <w:sz w:val="26"/>
+          <w:szCs w:val="26"/>
+        </w:rPr>
+        <w:t>chép</w:t>
+      </w:r>
+      <w:proofErr w:type="spellEnd"/>
+      <w:r>
+        <w:rPr>
+          <w:rFonts w:ascii="Times New Roman" w:hAnsi="Times New Roman" w:cs="Times New Roman"/>
+          <w:sz w:val="26"/>
+          <w:szCs w:val="26"/>
+        </w:rPr>
+        <w:t xml:space="preserve"> </w:t>
       </w:r>
       <w:r>
         <w:rPr>
@@ -387,30 +782,150 @@
         </w:rPr>
         <w:t xml:space="preserve">source.cpp </w:t>
       </w:r>
-      <w:r>
-        <w:rPr>
-          <w:rFonts w:ascii="Times New Roman" w:hAnsi="Times New Roman" w:cs="Times New Roman"/>
-          <w:sz w:val="26"/>
-          <w:szCs w:val="26"/>
-        </w:rPr>
-        <w:t xml:space="preserve">được cung cấp vào </w:t>
-      </w:r>
-      <w:r>
-        <w:rPr>
-          <w:rFonts w:ascii="Times New Roman" w:hAnsi="Times New Roman" w:cs="Times New Roman"/>
-          <w:sz w:val="26"/>
-          <w:szCs w:val="26"/>
-        </w:rPr>
-        <w:t>LR của mình</w:t>
-      </w:r>
-      <w:r>
-        <w:rPr>
-          <w:rFonts w:ascii="Times New Roman" w:hAnsi="Times New Roman" w:cs="Times New Roman"/>
-          <w:sz w:val="26"/>
-          <w:szCs w:val="26"/>
-        </w:rPr>
-        <w:t xml:space="preserve"> vừa tạo</w:t>
-      </w:r>
+      <w:proofErr w:type="spellStart"/>
+      <w:r>
+        <w:rPr>
+          <w:rFonts w:ascii="Times New Roman" w:hAnsi="Times New Roman" w:cs="Times New Roman"/>
+          <w:sz w:val="26"/>
+          <w:szCs w:val="26"/>
+        </w:rPr>
+        <w:t>được</w:t>
+      </w:r>
+      <w:proofErr w:type="spellEnd"/>
+      <w:r>
+        <w:rPr>
+          <w:rFonts w:ascii="Times New Roman" w:hAnsi="Times New Roman" w:cs="Times New Roman"/>
+          <w:sz w:val="26"/>
+          <w:szCs w:val="26"/>
+        </w:rPr>
+        <w:t xml:space="preserve"> </w:t>
+      </w:r>
+      <w:proofErr w:type="spellStart"/>
+      <w:r>
+        <w:rPr>
+          <w:rFonts w:ascii="Times New Roman" w:hAnsi="Times New Roman" w:cs="Times New Roman"/>
+          <w:sz w:val="26"/>
+          <w:szCs w:val="26"/>
+        </w:rPr>
+        <w:t>cung</w:t>
+      </w:r>
+      <w:proofErr w:type="spellEnd"/>
+      <w:r>
+        <w:rPr>
+          <w:rFonts w:ascii="Times New Roman" w:hAnsi="Times New Roman" w:cs="Times New Roman"/>
+          <w:sz w:val="26"/>
+          <w:szCs w:val="26"/>
+        </w:rPr>
+        <w:t xml:space="preserve"> </w:t>
+      </w:r>
+      <w:proofErr w:type="spellStart"/>
+      <w:r>
+        <w:rPr>
+          <w:rFonts w:ascii="Times New Roman" w:hAnsi="Times New Roman" w:cs="Times New Roman"/>
+          <w:sz w:val="26"/>
+          <w:szCs w:val="26"/>
+        </w:rPr>
+        <w:t>cấp</w:t>
+      </w:r>
+      <w:proofErr w:type="spellEnd"/>
+      <w:r>
+        <w:rPr>
+          <w:rFonts w:ascii="Times New Roman" w:hAnsi="Times New Roman" w:cs="Times New Roman"/>
+          <w:sz w:val="26"/>
+          <w:szCs w:val="26"/>
+        </w:rPr>
+        <w:t xml:space="preserve"> </w:t>
+      </w:r>
+      <w:proofErr w:type="spellStart"/>
+      <w:r>
+        <w:rPr>
+          <w:rFonts w:ascii="Times New Roman" w:hAnsi="Times New Roman" w:cs="Times New Roman"/>
+          <w:sz w:val="26"/>
+          <w:szCs w:val="26"/>
+        </w:rPr>
+        <w:t>vào</w:t>
+      </w:r>
+      <w:proofErr w:type="spellEnd"/>
+      <w:r>
+        <w:rPr>
+          <w:rFonts w:ascii="Times New Roman" w:hAnsi="Times New Roman" w:cs="Times New Roman"/>
+          <w:sz w:val="26"/>
+          <w:szCs w:val="26"/>
+        </w:rPr>
+        <w:t xml:space="preserve"> </w:t>
+      </w:r>
+      <w:r>
+        <w:rPr>
+          <w:rFonts w:ascii="Times New Roman" w:hAnsi="Times New Roman" w:cs="Times New Roman"/>
+          <w:sz w:val="26"/>
+          <w:szCs w:val="26"/>
+        </w:rPr>
+        <w:t xml:space="preserve">LR </w:t>
+      </w:r>
+      <w:proofErr w:type="spellStart"/>
+      <w:r>
+        <w:rPr>
+          <w:rFonts w:ascii="Times New Roman" w:hAnsi="Times New Roman" w:cs="Times New Roman"/>
+          <w:sz w:val="26"/>
+          <w:szCs w:val="26"/>
+        </w:rPr>
+        <w:t>của</w:t>
+      </w:r>
+      <w:proofErr w:type="spellEnd"/>
+      <w:r>
+        <w:rPr>
+          <w:rFonts w:ascii="Times New Roman" w:hAnsi="Times New Roman" w:cs="Times New Roman"/>
+          <w:sz w:val="26"/>
+          <w:szCs w:val="26"/>
+        </w:rPr>
+        <w:t xml:space="preserve"> </w:t>
+      </w:r>
+      <w:proofErr w:type="spellStart"/>
+      <w:r>
+        <w:rPr>
+          <w:rFonts w:ascii="Times New Roman" w:hAnsi="Times New Roman" w:cs="Times New Roman"/>
+          <w:sz w:val="26"/>
+          <w:szCs w:val="26"/>
+        </w:rPr>
+        <w:t>mình</w:t>
+      </w:r>
+      <w:proofErr w:type="spellEnd"/>
+      <w:r>
+        <w:rPr>
+          <w:rFonts w:ascii="Times New Roman" w:hAnsi="Times New Roman" w:cs="Times New Roman"/>
+          <w:sz w:val="26"/>
+          <w:szCs w:val="26"/>
+        </w:rPr>
+        <w:t xml:space="preserve"> </w:t>
+      </w:r>
+      <w:proofErr w:type="spellStart"/>
+      <w:r>
+        <w:rPr>
+          <w:rFonts w:ascii="Times New Roman" w:hAnsi="Times New Roman" w:cs="Times New Roman"/>
+          <w:sz w:val="26"/>
+          <w:szCs w:val="26"/>
+        </w:rPr>
+        <w:t>vừa</w:t>
+      </w:r>
+      <w:proofErr w:type="spellEnd"/>
+      <w:r>
+        <w:rPr>
+          <w:rFonts w:ascii="Times New Roman" w:hAnsi="Times New Roman" w:cs="Times New Roman"/>
+          <w:sz w:val="26"/>
+          <w:szCs w:val="26"/>
+        </w:rPr>
+        <w:t xml:space="preserve"> </w:t>
+      </w:r>
+      <w:proofErr w:type="spellStart"/>
+      <w:r>
+        <w:rPr>
+          <w:rFonts w:ascii="Times New Roman" w:hAnsi="Times New Roman" w:cs="Times New Roman"/>
+          <w:sz w:val="26"/>
+          <w:szCs w:val="26"/>
+        </w:rPr>
+        <w:t>tạo</w:t>
+      </w:r>
+      <w:proofErr w:type="spellEnd"/>
       <w:r>
         <w:rPr>
           <w:rFonts w:ascii="Times New Roman" w:hAnsi="Times New Roman" w:cs="Times New Roman"/>
@@ -443,22 +958,186 @@
           <w:szCs w:val="26"/>
         </w:rPr>
       </w:pPr>
-      <w:r>
-        <w:rPr>
-          <w:rFonts w:ascii="Times New Roman" w:hAnsi="Times New Roman" w:cs="Times New Roman"/>
-          <w:sz w:val="26"/>
-          <w:szCs w:val="26"/>
-        </w:rPr>
-        <w:t>Nhóm c</w:t>
-      </w:r>
-      <w:r>
-        <w:rPr>
-          <w:rFonts w:ascii="Times New Roman" w:hAnsi="Times New Roman" w:cs="Times New Roman"/>
-          <w:sz w:val="26"/>
-          <w:szCs w:val="26"/>
-        </w:rPr>
-        <w:t>ho biết trạng thái (status) của các file vừa chép vào</w:t>
-      </w:r>
+      <w:proofErr w:type="spellStart"/>
+      <w:r>
+        <w:rPr>
+          <w:rFonts w:ascii="Times New Roman" w:hAnsi="Times New Roman" w:cs="Times New Roman"/>
+          <w:sz w:val="26"/>
+          <w:szCs w:val="26"/>
+        </w:rPr>
+        <w:t>Nhóm</w:t>
+      </w:r>
+      <w:proofErr w:type="spellEnd"/>
+      <w:r>
+        <w:rPr>
+          <w:rFonts w:ascii="Times New Roman" w:hAnsi="Times New Roman" w:cs="Times New Roman"/>
+          <w:sz w:val="26"/>
+          <w:szCs w:val="26"/>
+        </w:rPr>
+        <w:t xml:space="preserve"> </w:t>
+      </w:r>
+      <w:proofErr w:type="spellStart"/>
+      <w:r>
+        <w:rPr>
+          <w:rFonts w:ascii="Times New Roman" w:hAnsi="Times New Roman" w:cs="Times New Roman"/>
+          <w:sz w:val="26"/>
+          <w:szCs w:val="26"/>
+        </w:rPr>
+        <w:t>c</w:t>
+      </w:r>
+      <w:r>
+        <w:rPr>
+          <w:rFonts w:ascii="Times New Roman" w:hAnsi="Times New Roman" w:cs="Times New Roman"/>
+          <w:sz w:val="26"/>
+          <w:szCs w:val="26"/>
+        </w:rPr>
+        <w:t>ho</w:t>
+      </w:r>
+      <w:proofErr w:type="spellEnd"/>
+      <w:r>
+        <w:rPr>
+          <w:rFonts w:ascii="Times New Roman" w:hAnsi="Times New Roman" w:cs="Times New Roman"/>
+          <w:sz w:val="26"/>
+          <w:szCs w:val="26"/>
+        </w:rPr>
+        <w:t xml:space="preserve"> </w:t>
+      </w:r>
+      <w:proofErr w:type="spellStart"/>
+      <w:r>
+        <w:rPr>
+          <w:rFonts w:ascii="Times New Roman" w:hAnsi="Times New Roman" w:cs="Times New Roman"/>
+          <w:sz w:val="26"/>
+          <w:szCs w:val="26"/>
+        </w:rPr>
+        <w:t>biết</w:t>
+      </w:r>
+      <w:proofErr w:type="spellEnd"/>
+      <w:r>
+        <w:rPr>
+          <w:rFonts w:ascii="Times New Roman" w:hAnsi="Times New Roman" w:cs="Times New Roman"/>
+          <w:sz w:val="26"/>
+          <w:szCs w:val="26"/>
+        </w:rPr>
+        <w:t xml:space="preserve"> </w:t>
+      </w:r>
+      <w:proofErr w:type="spellStart"/>
+      <w:r>
+        <w:rPr>
+          <w:rFonts w:ascii="Times New Roman" w:hAnsi="Times New Roman" w:cs="Times New Roman"/>
+          <w:sz w:val="26"/>
+          <w:szCs w:val="26"/>
+        </w:rPr>
+        <w:t>trạng</w:t>
+      </w:r>
+      <w:proofErr w:type="spellEnd"/>
+      <w:r>
+        <w:rPr>
+          <w:rFonts w:ascii="Times New Roman" w:hAnsi="Times New Roman" w:cs="Times New Roman"/>
+          <w:sz w:val="26"/>
+          <w:szCs w:val="26"/>
+        </w:rPr>
+        <w:t xml:space="preserve"> </w:t>
+      </w:r>
+      <w:proofErr w:type="spellStart"/>
+      <w:r>
+        <w:rPr>
+          <w:rFonts w:ascii="Times New Roman" w:hAnsi="Times New Roman" w:cs="Times New Roman"/>
+          <w:sz w:val="26"/>
+          <w:szCs w:val="26"/>
+        </w:rPr>
+        <w:t>thái</w:t>
+      </w:r>
+      <w:proofErr w:type="spellEnd"/>
+      <w:r>
+        <w:rPr>
+          <w:rFonts w:ascii="Times New Roman" w:hAnsi="Times New Roman" w:cs="Times New Roman"/>
+          <w:sz w:val="26"/>
+          <w:szCs w:val="26"/>
+        </w:rPr>
+        <w:t xml:space="preserve"> (status) </w:t>
+      </w:r>
+      <w:proofErr w:type="spellStart"/>
+      <w:r>
+        <w:rPr>
+          <w:rFonts w:ascii="Times New Roman" w:hAnsi="Times New Roman" w:cs="Times New Roman"/>
+          <w:sz w:val="26"/>
+          <w:szCs w:val="26"/>
+        </w:rPr>
+        <w:t>của</w:t>
+      </w:r>
+      <w:proofErr w:type="spellEnd"/>
+      <w:r>
+        <w:rPr>
+          <w:rFonts w:ascii="Times New Roman" w:hAnsi="Times New Roman" w:cs="Times New Roman"/>
+          <w:sz w:val="26"/>
+          <w:szCs w:val="26"/>
+        </w:rPr>
+        <w:t xml:space="preserve"> </w:t>
+      </w:r>
+      <w:proofErr w:type="spellStart"/>
+      <w:r>
+        <w:rPr>
+          <w:rFonts w:ascii="Times New Roman" w:hAnsi="Times New Roman" w:cs="Times New Roman"/>
+          <w:sz w:val="26"/>
+          <w:szCs w:val="26"/>
+        </w:rPr>
+        <w:t>các</w:t>
+      </w:r>
+      <w:proofErr w:type="spellEnd"/>
+      <w:r>
+        <w:rPr>
+          <w:rFonts w:ascii="Times New Roman" w:hAnsi="Times New Roman" w:cs="Times New Roman"/>
+          <w:sz w:val="26"/>
+          <w:szCs w:val="26"/>
+        </w:rPr>
+        <w:t xml:space="preserve"> file </w:t>
+      </w:r>
+      <w:proofErr w:type="spellStart"/>
+      <w:r>
+        <w:rPr>
+          <w:rFonts w:ascii="Times New Roman" w:hAnsi="Times New Roman" w:cs="Times New Roman"/>
+          <w:sz w:val="26"/>
+          <w:szCs w:val="26"/>
+        </w:rPr>
+        <w:t>vừa</w:t>
+      </w:r>
+      <w:proofErr w:type="spellEnd"/>
+      <w:r>
+        <w:rPr>
+          <w:rFonts w:ascii="Times New Roman" w:hAnsi="Times New Roman" w:cs="Times New Roman"/>
+          <w:sz w:val="26"/>
+          <w:szCs w:val="26"/>
+        </w:rPr>
+        <w:t xml:space="preserve"> </w:t>
+      </w:r>
+      <w:proofErr w:type="spellStart"/>
+      <w:r>
+        <w:rPr>
+          <w:rFonts w:ascii="Times New Roman" w:hAnsi="Times New Roman" w:cs="Times New Roman"/>
+          <w:sz w:val="26"/>
+          <w:szCs w:val="26"/>
+        </w:rPr>
+        <w:t>chép</w:t>
+      </w:r>
+      <w:proofErr w:type="spellEnd"/>
+      <w:r>
+        <w:rPr>
+          <w:rFonts w:ascii="Times New Roman" w:hAnsi="Times New Roman" w:cs="Times New Roman"/>
+          <w:sz w:val="26"/>
+          <w:szCs w:val="26"/>
+        </w:rPr>
+        <w:t xml:space="preserve"> </w:t>
+      </w:r>
+      <w:proofErr w:type="spellStart"/>
+      <w:r>
+        <w:rPr>
+          <w:rFonts w:ascii="Times New Roman" w:hAnsi="Times New Roman" w:cs="Times New Roman"/>
+          <w:sz w:val="26"/>
+          <w:szCs w:val="26"/>
+        </w:rPr>
+        <w:t>vào</w:t>
+      </w:r>
+      <w:proofErr w:type="spellEnd"/>
       <w:r>
         <w:rPr>
           <w:rFonts w:ascii="Times New Roman" w:hAnsi="Times New Roman" w:cs="Times New Roman"/>
@@ -481,7 +1160,97 @@
           <w:sz w:val="26"/>
           <w:szCs w:val="26"/>
         </w:rPr>
-        <w:t>Xem trại thái bằng cách nào?</w:t>
+        <w:t xml:space="preserve">Xem </w:t>
+      </w:r>
+      <w:proofErr w:type="spellStart"/>
+      <w:r>
+        <w:rPr>
+          <w:rFonts w:ascii="Times New Roman" w:hAnsi="Times New Roman" w:cs="Times New Roman"/>
+          <w:sz w:val="26"/>
+          <w:szCs w:val="26"/>
+        </w:rPr>
+        <w:t>trại</w:t>
+      </w:r>
+      <w:proofErr w:type="spellEnd"/>
+      <w:r>
+        <w:rPr>
+          <w:rFonts w:ascii="Times New Roman" w:hAnsi="Times New Roman" w:cs="Times New Roman"/>
+          <w:sz w:val="26"/>
+          <w:szCs w:val="26"/>
+        </w:rPr>
+        <w:t xml:space="preserve"> </w:t>
+      </w:r>
+      <w:proofErr w:type="spellStart"/>
+      <w:r>
+        <w:rPr>
+          <w:rFonts w:ascii="Times New Roman" w:hAnsi="Times New Roman" w:cs="Times New Roman"/>
+          <w:sz w:val="26"/>
+          <w:szCs w:val="26"/>
+        </w:rPr>
+        <w:t>thái</w:t>
+      </w:r>
+      <w:proofErr w:type="spellEnd"/>
+      <w:r>
+        <w:rPr>
+          <w:rFonts w:ascii="Times New Roman" w:hAnsi="Times New Roman" w:cs="Times New Roman"/>
+          <w:sz w:val="26"/>
+          <w:szCs w:val="26"/>
+        </w:rPr>
+        <w:t xml:space="preserve"> </w:t>
+      </w:r>
+      <w:proofErr w:type="spellStart"/>
+      <w:r>
+        <w:rPr>
+          <w:rFonts w:ascii="Times New Roman" w:hAnsi="Times New Roman" w:cs="Times New Roman"/>
+          <w:sz w:val="26"/>
+          <w:szCs w:val="26"/>
+        </w:rPr>
+        <w:t>bằng</w:t>
+      </w:r>
+      <w:proofErr w:type="spellEnd"/>
+      <w:r>
+        <w:rPr>
+          <w:rFonts w:ascii="Times New Roman" w:hAnsi="Times New Roman" w:cs="Times New Roman"/>
+          <w:sz w:val="26"/>
+          <w:szCs w:val="26"/>
+        </w:rPr>
+        <w:t xml:space="preserve"> </w:t>
+      </w:r>
+      <w:proofErr w:type="spellStart"/>
+      <w:r>
+        <w:rPr>
+          <w:rFonts w:ascii="Times New Roman" w:hAnsi="Times New Roman" w:cs="Times New Roman"/>
+          <w:sz w:val="26"/>
+          <w:szCs w:val="26"/>
+        </w:rPr>
+        <w:t>cách</w:t>
+      </w:r>
+      <w:proofErr w:type="spellEnd"/>
+      <w:r>
+        <w:rPr>
+          <w:rFonts w:ascii="Times New Roman" w:hAnsi="Times New Roman" w:cs="Times New Roman"/>
+          <w:sz w:val="26"/>
+          <w:szCs w:val="26"/>
+        </w:rPr>
+        <w:t xml:space="preserve"> </w:t>
+      </w:r>
+      <w:proofErr w:type="spellStart"/>
+      <w:r>
+        <w:rPr>
+          <w:rFonts w:ascii="Times New Roman" w:hAnsi="Times New Roman" w:cs="Times New Roman"/>
+          <w:sz w:val="26"/>
+          <w:szCs w:val="26"/>
+        </w:rPr>
+        <w:t>nào</w:t>
+      </w:r>
+      <w:proofErr w:type="spellEnd"/>
+      <w:r>
+        <w:rPr>
+          <w:rFonts w:ascii="Times New Roman" w:hAnsi="Times New Roman" w:cs="Times New Roman"/>
+          <w:sz w:val="26"/>
+          <w:szCs w:val="26"/>
+        </w:rPr>
+        <w:t>?</w:t>
       </w:r>
     </w:p>
     <w:p>
@@ -496,22 +1265,204 @@
           <w:szCs w:val="26"/>
         </w:rPr>
       </w:pPr>
-      <w:r>
-        <w:rPr>
-          <w:rFonts w:ascii="Times New Roman" w:hAnsi="Times New Roman" w:cs="Times New Roman"/>
-          <w:sz w:val="26"/>
-          <w:szCs w:val="26"/>
-        </w:rPr>
-        <w:t>Trả lời:</w:t>
-      </w:r>
-      <w:r>
-        <w:rPr>
-          <w:rFonts w:ascii="Times New Roman" w:hAnsi="Times New Roman" w:cs="Times New Roman"/>
-          <w:sz w:val="26"/>
-          <w:szCs w:val="26"/>
-        </w:rPr>
-        <w:t xml:space="preserve"> </w:t>
-      </w:r>
+      <w:proofErr w:type="spellStart"/>
+      <w:r>
+        <w:rPr>
+          <w:rFonts w:ascii="Times New Roman" w:hAnsi="Times New Roman" w:cs="Times New Roman"/>
+          <w:sz w:val="26"/>
+          <w:szCs w:val="26"/>
+        </w:rPr>
+        <w:t>Trả</w:t>
+      </w:r>
+      <w:proofErr w:type="spellEnd"/>
+      <w:r>
+        <w:rPr>
+          <w:rFonts w:ascii="Times New Roman" w:hAnsi="Times New Roman" w:cs="Times New Roman"/>
+          <w:sz w:val="26"/>
+          <w:szCs w:val="26"/>
+        </w:rPr>
+        <w:t xml:space="preserve"> </w:t>
+      </w:r>
+      <w:proofErr w:type="spellStart"/>
+      <w:r>
+        <w:rPr>
+          <w:rFonts w:ascii="Times New Roman" w:hAnsi="Times New Roman" w:cs="Times New Roman"/>
+          <w:sz w:val="26"/>
+          <w:szCs w:val="26"/>
+        </w:rPr>
+        <w:t>lời</w:t>
+      </w:r>
+      <w:proofErr w:type="spellEnd"/>
+      <w:r>
+        <w:rPr>
+          <w:rFonts w:ascii="Times New Roman" w:hAnsi="Times New Roman" w:cs="Times New Roman"/>
+          <w:sz w:val="26"/>
+          <w:szCs w:val="26"/>
+        </w:rPr>
+        <w:t>:</w:t>
+      </w:r>
+      <w:r>
+        <w:rPr>
+          <w:rFonts w:ascii="Times New Roman" w:hAnsi="Times New Roman" w:cs="Times New Roman"/>
+          <w:sz w:val="26"/>
+          <w:szCs w:val="26"/>
+        </w:rPr>
+        <w:t xml:space="preserve">  </w:t>
+      </w:r>
+      <w:proofErr w:type="spellStart"/>
+      <w:r>
+        <w:rPr>
+          <w:rFonts w:ascii="Times New Roman" w:hAnsi="Times New Roman" w:cs="Times New Roman"/>
+          <w:sz w:val="26"/>
+          <w:szCs w:val="26"/>
+        </w:rPr>
+        <w:t>Trạng</w:t>
+      </w:r>
+      <w:proofErr w:type="spellEnd"/>
+      <w:r>
+        <w:rPr>
+          <w:rFonts w:ascii="Times New Roman" w:hAnsi="Times New Roman" w:cs="Times New Roman"/>
+          <w:sz w:val="26"/>
+          <w:szCs w:val="26"/>
+        </w:rPr>
+        <w:t xml:space="preserve"> </w:t>
+      </w:r>
+      <w:proofErr w:type="spellStart"/>
+      <w:r>
+        <w:rPr>
+          <w:rFonts w:ascii="Times New Roman" w:hAnsi="Times New Roman" w:cs="Times New Roman"/>
+          <w:sz w:val="26"/>
+          <w:szCs w:val="26"/>
+        </w:rPr>
+        <w:t>thái</w:t>
+      </w:r>
+      <w:proofErr w:type="spellEnd"/>
+      <w:r>
+        <w:rPr>
+          <w:rFonts w:ascii="Times New Roman" w:hAnsi="Times New Roman" w:cs="Times New Roman"/>
+          <w:sz w:val="26"/>
+          <w:szCs w:val="26"/>
+        </w:rPr>
+        <w:t xml:space="preserve"> </w:t>
+      </w:r>
+      <w:proofErr w:type="spellStart"/>
+      <w:r>
+        <w:rPr>
+          <w:rFonts w:ascii="Times New Roman" w:hAnsi="Times New Roman" w:cs="Times New Roman"/>
+          <w:sz w:val="26"/>
+          <w:szCs w:val="26"/>
+        </w:rPr>
+        <w:t>là</w:t>
+      </w:r>
+      <w:proofErr w:type="spellEnd"/>
+      <w:r>
+        <w:rPr>
+          <w:rFonts w:ascii="Times New Roman" w:hAnsi="Times New Roman" w:cs="Times New Roman"/>
+          <w:sz w:val="26"/>
+          <w:szCs w:val="26"/>
+        </w:rPr>
+        <w:t xml:space="preserve"> </w:t>
+      </w:r>
+      <w:proofErr w:type="spellStart"/>
+      <w:r>
+        <w:rPr>
+          <w:rFonts w:ascii="Times New Roman" w:hAnsi="Times New Roman" w:cs="Times New Roman"/>
+          <w:sz w:val="26"/>
+          <w:szCs w:val="26"/>
+        </w:rPr>
+        <w:t>của</w:t>
+      </w:r>
+      <w:proofErr w:type="spellEnd"/>
+      <w:r>
+        <w:rPr>
+          <w:rFonts w:ascii="Times New Roman" w:hAnsi="Times New Roman" w:cs="Times New Roman"/>
+          <w:sz w:val="26"/>
+          <w:szCs w:val="26"/>
+        </w:rPr>
+        <w:t xml:space="preserve"> file </w:t>
+      </w:r>
+      <w:proofErr w:type="spellStart"/>
+      <w:r>
+        <w:rPr>
+          <w:rFonts w:ascii="Times New Roman" w:hAnsi="Times New Roman" w:cs="Times New Roman"/>
+          <w:sz w:val="26"/>
+          <w:szCs w:val="26"/>
+        </w:rPr>
+        <w:t>vừa</w:t>
+      </w:r>
+      <w:proofErr w:type="spellEnd"/>
+      <w:r>
+        <w:rPr>
+          <w:rFonts w:ascii="Times New Roman" w:hAnsi="Times New Roman" w:cs="Times New Roman"/>
+          <w:sz w:val="26"/>
+          <w:szCs w:val="26"/>
+        </w:rPr>
+        <w:t xml:space="preserve"> </w:t>
+      </w:r>
+      <w:proofErr w:type="spellStart"/>
+      <w:r>
+        <w:rPr>
+          <w:rFonts w:ascii="Times New Roman" w:hAnsi="Times New Roman" w:cs="Times New Roman"/>
+          <w:sz w:val="26"/>
+          <w:szCs w:val="26"/>
+        </w:rPr>
+        <w:t>chép</w:t>
+      </w:r>
+      <w:proofErr w:type="spellEnd"/>
+      <w:r>
+        <w:rPr>
+          <w:rFonts w:ascii="Times New Roman" w:hAnsi="Times New Roman" w:cs="Times New Roman"/>
+          <w:sz w:val="26"/>
+          <w:szCs w:val="26"/>
+        </w:rPr>
+        <w:t xml:space="preserve"> </w:t>
+      </w:r>
+      <w:proofErr w:type="spellStart"/>
+      <w:r>
+        <w:rPr>
+          <w:rFonts w:ascii="Times New Roman" w:hAnsi="Times New Roman" w:cs="Times New Roman"/>
+          <w:sz w:val="26"/>
+          <w:szCs w:val="26"/>
+        </w:rPr>
+        <w:t>vào</w:t>
+      </w:r>
+      <w:proofErr w:type="spellEnd"/>
+      <w:r>
+        <w:rPr>
+          <w:rFonts w:ascii="Times New Roman" w:hAnsi="Times New Roman" w:cs="Times New Roman"/>
+          <w:sz w:val="26"/>
+          <w:szCs w:val="26"/>
+        </w:rPr>
+        <w:t xml:space="preserve"> </w:t>
+      </w:r>
+      <w:proofErr w:type="spellStart"/>
+      <w:r>
+        <w:rPr>
+          <w:rFonts w:ascii="Times New Roman" w:hAnsi="Times New Roman" w:cs="Times New Roman"/>
+          <w:sz w:val="26"/>
+          <w:szCs w:val="26"/>
+        </w:rPr>
+        <w:t>là</w:t>
+      </w:r>
+      <w:proofErr w:type="spellEnd"/>
+      <w:r>
+        <w:rPr>
+          <w:rFonts w:ascii="Times New Roman" w:hAnsi="Times New Roman" w:cs="Times New Roman"/>
+          <w:sz w:val="26"/>
+          <w:szCs w:val="26"/>
+        </w:rPr>
+        <w:t xml:space="preserve"> </w:t>
+      </w:r>
+      <w:proofErr w:type="gramStart"/>
+      <w:r>
+        <w:rPr>
+          <w:rFonts w:ascii="Times New Roman" w:hAnsi="Times New Roman" w:cs="Times New Roman"/>
+          <w:sz w:val="26"/>
+          <w:szCs w:val="26"/>
+        </w:rPr>
+        <w:t>Untracked</w:t>
+      </w:r>
+      <w:proofErr w:type="gramEnd"/>
     </w:p>
     <w:p>
       <w:pPr>
@@ -521,11 +1472,90 @@
         </w:tabs>
         <w:rPr>
           <w:rFonts w:ascii="Times New Roman" w:hAnsi="Times New Roman" w:cs="Times New Roman"/>
-          <w:color w:val="FF0000"/>
-          <w:sz w:val="26"/>
-          <w:szCs w:val="26"/>
-        </w:rPr>
-      </w:pPr>
+          <w:sz w:val="26"/>
+          <w:szCs w:val="26"/>
+        </w:rPr>
+      </w:pPr>
+      <w:r>
+        <w:rPr>
+          <w:rFonts w:ascii="Times New Roman" w:hAnsi="Times New Roman" w:cs="Times New Roman"/>
+          <w:sz w:val="26"/>
+          <w:szCs w:val="26"/>
+        </w:rPr>
+        <w:t xml:space="preserve"> Xem </w:t>
+      </w:r>
+      <w:proofErr w:type="spellStart"/>
+      <w:r>
+        <w:rPr>
+          <w:rFonts w:ascii="Times New Roman" w:hAnsi="Times New Roman" w:cs="Times New Roman"/>
+          <w:sz w:val="26"/>
+          <w:szCs w:val="26"/>
+        </w:rPr>
+        <w:t>trạng</w:t>
+      </w:r>
+      <w:proofErr w:type="spellEnd"/>
+      <w:r>
+        <w:rPr>
+          <w:rFonts w:ascii="Times New Roman" w:hAnsi="Times New Roman" w:cs="Times New Roman"/>
+          <w:sz w:val="26"/>
+          <w:szCs w:val="26"/>
+        </w:rPr>
+        <w:t xml:space="preserve"> </w:t>
+      </w:r>
+      <w:proofErr w:type="spellStart"/>
+      <w:r>
+        <w:rPr>
+          <w:rFonts w:ascii="Times New Roman" w:hAnsi="Times New Roman" w:cs="Times New Roman"/>
+          <w:sz w:val="26"/>
+          <w:szCs w:val="26"/>
+        </w:rPr>
+        <w:t>thái</w:t>
+      </w:r>
+      <w:proofErr w:type="spellEnd"/>
+      <w:r>
+        <w:rPr>
+          <w:rFonts w:ascii="Times New Roman" w:hAnsi="Times New Roman" w:cs="Times New Roman"/>
+          <w:sz w:val="26"/>
+          <w:szCs w:val="26"/>
+        </w:rPr>
+        <w:t xml:space="preserve"> </w:t>
+      </w:r>
+      <w:proofErr w:type="spellStart"/>
+      <w:r>
+        <w:rPr>
+          <w:rFonts w:ascii="Times New Roman" w:hAnsi="Times New Roman" w:cs="Times New Roman"/>
+          <w:sz w:val="26"/>
+          <w:szCs w:val="26"/>
+        </w:rPr>
+        <w:t>bằng</w:t>
+      </w:r>
+      <w:proofErr w:type="spellEnd"/>
+      <w:r>
+        <w:rPr>
+          <w:rFonts w:ascii="Times New Roman" w:hAnsi="Times New Roman" w:cs="Times New Roman"/>
+          <w:sz w:val="26"/>
+          <w:szCs w:val="26"/>
+        </w:rPr>
+        <w:t xml:space="preserve"> </w:t>
+      </w:r>
+      <w:proofErr w:type="spellStart"/>
+      <w:r>
+        <w:rPr>
+          <w:rFonts w:ascii="Times New Roman" w:hAnsi="Times New Roman" w:cs="Times New Roman"/>
+          <w:sz w:val="26"/>
+          <w:szCs w:val="26"/>
+        </w:rPr>
+        <w:t>lệnh</w:t>
+      </w:r>
+      <w:proofErr w:type="spellEnd"/>
+      <w:r>
+        <w:rPr>
+          <w:rFonts w:ascii="Times New Roman" w:hAnsi="Times New Roman" w:cs="Times New Roman"/>
+          <w:sz w:val="26"/>
+          <w:szCs w:val="26"/>
+        </w:rPr>
+        <w:t xml:space="preserve"> git status</w:t>
+      </w:r>
     </w:p>
     <w:p>
       <w:pPr>
@@ -540,15 +1570,6 @@
           <w:szCs w:val="26"/>
         </w:rPr>
       </w:pPr>
-      <w:r>
-        <w:rPr>
-          <w:rFonts w:ascii="Times New Roman" w:hAnsi="Times New Roman" w:cs="Times New Roman"/>
-          <w:color w:val="FF0000"/>
-          <w:sz w:val="26"/>
-          <w:szCs w:val="26"/>
-        </w:rPr>
-        <w:t>Hình minh họa</w:t>
-      </w:r>
     </w:p>
     <w:p>
       <w:pPr>
@@ -563,6 +1584,114 @@
           <w:szCs w:val="26"/>
         </w:rPr>
       </w:pPr>
+      <w:proofErr w:type="spellStart"/>
+      <w:r>
+        <w:rPr>
+          <w:rFonts w:ascii="Times New Roman" w:hAnsi="Times New Roman" w:cs="Times New Roman"/>
+          <w:color w:val="FF0000"/>
+          <w:sz w:val="26"/>
+          <w:szCs w:val="26"/>
+        </w:rPr>
+        <w:t>Hình</w:t>
+      </w:r>
+      <w:proofErr w:type="spellEnd"/>
+      <w:r>
+        <w:rPr>
+          <w:rFonts w:ascii="Times New Roman" w:hAnsi="Times New Roman" w:cs="Times New Roman"/>
+          <w:color w:val="FF0000"/>
+          <w:sz w:val="26"/>
+          <w:szCs w:val="26"/>
+        </w:rPr>
+        <w:t xml:space="preserve"> </w:t>
+      </w:r>
+      <w:proofErr w:type="spellStart"/>
+      <w:r>
+        <w:rPr>
+          <w:rFonts w:ascii="Times New Roman" w:hAnsi="Times New Roman" w:cs="Times New Roman"/>
+          <w:color w:val="FF0000"/>
+          <w:sz w:val="26"/>
+          <w:szCs w:val="26"/>
+        </w:rPr>
+        <w:t>minh</w:t>
+      </w:r>
+      <w:proofErr w:type="spellEnd"/>
+      <w:r>
+        <w:rPr>
+          <w:rFonts w:ascii="Times New Roman" w:hAnsi="Times New Roman" w:cs="Times New Roman"/>
+          <w:color w:val="FF0000"/>
+          <w:sz w:val="26"/>
+          <w:szCs w:val="26"/>
+        </w:rPr>
+        <w:t xml:space="preserve"> </w:t>
+      </w:r>
+      <w:proofErr w:type="spellStart"/>
+      <w:r>
+        <w:rPr>
+          <w:rFonts w:ascii="Times New Roman" w:hAnsi="Times New Roman" w:cs="Times New Roman"/>
+          <w:color w:val="FF0000"/>
+          <w:sz w:val="26"/>
+          <w:szCs w:val="26"/>
+        </w:rPr>
+        <w:t>họa</w:t>
+      </w:r>
+      <w:proofErr w:type="spellEnd"/>
+    </w:p>
+    <w:p>
+      <w:pPr>
+        <w:pStyle w:val="ListParagraph"/>
+        <w:tabs>
+          <w:tab w:val="left" w:leader="dot" w:pos="9072"/>
+        </w:tabs>
+        <w:rPr>
+          <w:rFonts w:ascii="Times New Roman" w:hAnsi="Times New Roman" w:cs="Times New Roman"/>
+          <w:color w:val="FF0000"/>
+          <w:sz w:val="26"/>
+          <w:szCs w:val="26"/>
+        </w:rPr>
+      </w:pPr>
+      <w:r>
+        <w:rPr>
+          <w:rFonts w:ascii="Times New Roman" w:hAnsi="Times New Roman" w:cs="Times New Roman"/>
+          <w:color w:val="FF0000"/>
+          <w:sz w:val="26"/>
+          <w:szCs w:val="26"/>
+        </w:rPr>
+        <w:drawing>
+          <wp:inline distT="0" distB="0" distL="0" distR="0" wp14:anchorId="105ABAE0" wp14:editId="69FDCA3A">
+            <wp:extent cx="5943600" cy="3683635"/>
+            <wp:effectExtent l="0" t="0" r="0" b="0"/>
+            <wp:docPr id="2004691169" name="Picture 1" descr="A screenshot of a computer screen&#10;&#10;Description automatically generated"/>
+            <wp:cNvGraphicFramePr>
+              <a:graphicFrameLocks xmlns:a="http://schemas.openxmlformats.org/drawingml/2006/main" noChangeAspect="1"/>
+            </wp:cNvGraphicFramePr>
+            <a:graphic xmlns:a="http://schemas.openxmlformats.org/drawingml/2006/main">
+              <a:graphicData uri="http://schemas.openxmlformats.org/drawingml/2006/picture">
+                <pic:pic xmlns:pic="http://schemas.openxmlformats.org/drawingml/2006/picture">
+                  <pic:nvPicPr>
+                    <pic:cNvPr id="2004691169" name="Picture 1" descr="A screenshot of a computer screen&#10;&#10;Description automatically generated"/>
+                    <pic:cNvPicPr/>
+                  </pic:nvPicPr>
+                  <pic:blipFill>
+                    <a:blip r:embed="rId6"/>
+                    <a:stretch>
+                      <a:fillRect/>
+                    </a:stretch>
+                  </pic:blipFill>
+                  <pic:spPr>
+                    <a:xfrm>
+                      <a:off x="0" y="0"/>
+                      <a:ext cx="5943600" cy="3683635"/>
+                    </a:xfrm>
+                    <a:prstGeom prst="rect">
+                      <a:avLst/>
+                    </a:prstGeom>
+                  </pic:spPr>
+                </pic:pic>
+              </a:graphicData>
+            </a:graphic>
+          </wp:inline>
+        </w:drawing>
+      </w:r>
       <w:r>
         <w:rPr>
           <w:rFonts w:ascii="Times New Roman" w:hAnsi="Times New Roman" w:cs="Times New Roman"/>
@@ -592,16 +1721,36 @@
           <w:sz w:val="26"/>
           <w:szCs w:val="26"/>
         </w:rPr>
-        <w:t>SV A h</w:t>
-      </w:r>
-      <w:r>
-        <w:rPr>
-          <w:rFonts w:ascii="Times New Roman" w:hAnsi="Times New Roman" w:cs="Times New Roman"/>
-          <w:sz w:val="26"/>
-          <w:szCs w:val="26"/>
-        </w:rPr>
-        <w:t xml:space="preserve">ãy </w:t>
-      </w:r>
+        <w:lastRenderedPageBreak/>
+        <w:t xml:space="preserve">SV A </w:t>
+      </w:r>
+      <w:proofErr w:type="spellStart"/>
+      <w:r>
+        <w:rPr>
+          <w:rFonts w:ascii="Times New Roman" w:hAnsi="Times New Roman" w:cs="Times New Roman"/>
+          <w:sz w:val="26"/>
+          <w:szCs w:val="26"/>
+        </w:rPr>
+        <w:t>h</w:t>
+      </w:r>
+      <w:r>
+        <w:rPr>
+          <w:rFonts w:ascii="Times New Roman" w:hAnsi="Times New Roman" w:cs="Times New Roman"/>
+          <w:sz w:val="26"/>
+          <w:szCs w:val="26"/>
+        </w:rPr>
+        <w:t>ãy</w:t>
+      </w:r>
+      <w:proofErr w:type="spellEnd"/>
+      <w:r>
+        <w:rPr>
+          <w:rFonts w:ascii="Times New Roman" w:hAnsi="Times New Roman" w:cs="Times New Roman"/>
+          <w:sz w:val="26"/>
+          <w:szCs w:val="26"/>
+        </w:rPr>
+        <w:t xml:space="preserve"> </w:t>
+      </w:r>
+      <w:proofErr w:type="spellStart"/>
       <w:r>
         <w:rPr>
           <w:rFonts w:ascii="Times New Roman" w:hAnsi="Times New Roman" w:cs="Times New Roman"/>
@@ -611,13 +1760,50 @@
         </w:rPr>
         <w:t>thêm</w:t>
       </w:r>
-      <w:r>
-        <w:rPr>
-          <w:rFonts w:ascii="Times New Roman" w:hAnsi="Times New Roman" w:cs="Times New Roman"/>
-          <w:sz w:val="26"/>
-          <w:szCs w:val="26"/>
-        </w:rPr>
-        <w:t xml:space="preserve"> file đó vào LR</w:t>
+      <w:proofErr w:type="spellEnd"/>
+      <w:r>
+        <w:rPr>
+          <w:rFonts w:ascii="Times New Roman" w:hAnsi="Times New Roman" w:cs="Times New Roman"/>
+          <w:sz w:val="26"/>
+          <w:szCs w:val="26"/>
+        </w:rPr>
+        <w:t xml:space="preserve"> file </w:t>
+      </w:r>
+      <w:proofErr w:type="spellStart"/>
+      <w:r>
+        <w:rPr>
+          <w:rFonts w:ascii="Times New Roman" w:hAnsi="Times New Roman" w:cs="Times New Roman"/>
+          <w:sz w:val="26"/>
+          <w:szCs w:val="26"/>
+        </w:rPr>
+        <w:t>đó</w:t>
+      </w:r>
+      <w:proofErr w:type="spellEnd"/>
+      <w:r>
+        <w:rPr>
+          <w:rFonts w:ascii="Times New Roman" w:hAnsi="Times New Roman" w:cs="Times New Roman"/>
+          <w:sz w:val="26"/>
+          <w:szCs w:val="26"/>
+        </w:rPr>
+        <w:t xml:space="preserve"> </w:t>
+      </w:r>
+      <w:proofErr w:type="spellStart"/>
+      <w:r>
+        <w:rPr>
+          <w:rFonts w:ascii="Times New Roman" w:hAnsi="Times New Roman" w:cs="Times New Roman"/>
+          <w:sz w:val="26"/>
+          <w:szCs w:val="26"/>
+        </w:rPr>
+        <w:t>vào</w:t>
+      </w:r>
+      <w:proofErr w:type="spellEnd"/>
+      <w:r>
+        <w:rPr>
+          <w:rFonts w:ascii="Times New Roman" w:hAnsi="Times New Roman" w:cs="Times New Roman"/>
+          <w:sz w:val="26"/>
+          <w:szCs w:val="26"/>
+        </w:rPr>
+        <w:t xml:space="preserve"> LR</w:t>
       </w:r>
     </w:p>
     <w:p>
@@ -629,13 +1815,85 @@
           <w:szCs w:val="26"/>
         </w:rPr>
       </w:pPr>
-      <w:r>
-        <w:rPr>
-          <w:rFonts w:ascii="Times New Roman" w:hAnsi="Times New Roman" w:cs="Times New Roman"/>
-          <w:sz w:val="26"/>
-          <w:szCs w:val="26"/>
-        </w:rPr>
-        <w:t xml:space="preserve">Trả lời: </w:t>
+      <w:proofErr w:type="spellStart"/>
+      <w:r>
+        <w:rPr>
+          <w:rFonts w:ascii="Times New Roman" w:hAnsi="Times New Roman" w:cs="Times New Roman"/>
+          <w:sz w:val="26"/>
+          <w:szCs w:val="26"/>
+        </w:rPr>
+        <w:t>Trả</w:t>
+      </w:r>
+      <w:proofErr w:type="spellEnd"/>
+      <w:r>
+        <w:rPr>
+          <w:rFonts w:ascii="Times New Roman" w:hAnsi="Times New Roman" w:cs="Times New Roman"/>
+          <w:sz w:val="26"/>
+          <w:szCs w:val="26"/>
+        </w:rPr>
+        <w:t xml:space="preserve"> </w:t>
+      </w:r>
+      <w:proofErr w:type="spellStart"/>
+      <w:r>
+        <w:rPr>
+          <w:rFonts w:ascii="Times New Roman" w:hAnsi="Times New Roman" w:cs="Times New Roman"/>
+          <w:sz w:val="26"/>
+          <w:szCs w:val="26"/>
+        </w:rPr>
+        <w:t>lời</w:t>
+      </w:r>
+      <w:proofErr w:type="spellEnd"/>
+      <w:r>
+        <w:rPr>
+          <w:rFonts w:ascii="Times New Roman" w:hAnsi="Times New Roman" w:cs="Times New Roman"/>
+          <w:sz w:val="26"/>
+          <w:szCs w:val="26"/>
+        </w:rPr>
+        <w:t xml:space="preserve">: </w:t>
+      </w:r>
+      <w:r>
+        <w:rPr>
+          <w:rFonts w:ascii="Times New Roman" w:hAnsi="Times New Roman" w:cs="Times New Roman"/>
+          <w:sz w:val="26"/>
+          <w:szCs w:val="26"/>
+        </w:rPr>
+        <w:t xml:space="preserve"> git </w:t>
+      </w:r>
+      <w:proofErr w:type="gramStart"/>
+      <w:r>
+        <w:rPr>
+          <w:rFonts w:ascii="Times New Roman" w:hAnsi="Times New Roman" w:cs="Times New Roman"/>
+          <w:sz w:val="26"/>
+          <w:szCs w:val="26"/>
+        </w:rPr>
+        <w:t>add .</w:t>
+      </w:r>
+      <w:proofErr w:type="gramEnd"/>
+      <w:r>
+        <w:rPr>
+          <w:rFonts w:ascii="Times New Roman" w:hAnsi="Times New Roman" w:cs="Times New Roman"/>
+          <w:sz w:val="26"/>
+          <w:szCs w:val="26"/>
+        </w:rPr>
+        <w:t xml:space="preserve"> </w:t>
+      </w:r>
+    </w:p>
+    <w:p>
+      <w:pPr>
+        <w:pStyle w:val="ListParagraph"/>
+        <w:rPr>
+          <w:rFonts w:ascii="Times New Roman" w:hAnsi="Times New Roman" w:cs="Times New Roman"/>
+          <w:sz w:val="26"/>
+          <w:szCs w:val="26"/>
+        </w:rPr>
+      </w:pPr>
+      <w:r>
+        <w:rPr>
+          <w:rFonts w:ascii="Times New Roman" w:hAnsi="Times New Roman" w:cs="Times New Roman"/>
+          <w:sz w:val="26"/>
+          <w:szCs w:val="26"/>
+        </w:rPr>
+        <w:tab/>
       </w:r>
     </w:p>
     <w:p>
@@ -669,14 +1927,124 @@
           <w:szCs w:val="26"/>
         </w:rPr>
       </w:pPr>
-      <w:r>
-        <w:rPr>
-          <w:rFonts w:ascii="Times New Roman" w:hAnsi="Times New Roman" w:cs="Times New Roman"/>
-          <w:sz w:val="26"/>
-          <w:szCs w:val="26"/>
-        </w:rPr>
-        <w:t>Kiểm tra lại trạng thái các file đó</w:t>
-      </w:r>
+      <w:proofErr w:type="spellStart"/>
+      <w:r>
+        <w:rPr>
+          <w:rFonts w:ascii="Times New Roman" w:hAnsi="Times New Roman" w:cs="Times New Roman"/>
+          <w:sz w:val="26"/>
+          <w:szCs w:val="26"/>
+        </w:rPr>
+        <w:t>Kiểm</w:t>
+      </w:r>
+      <w:proofErr w:type="spellEnd"/>
+      <w:r>
+        <w:rPr>
+          <w:rFonts w:ascii="Times New Roman" w:hAnsi="Times New Roman" w:cs="Times New Roman"/>
+          <w:sz w:val="26"/>
+          <w:szCs w:val="26"/>
+        </w:rPr>
+        <w:t xml:space="preserve"> </w:t>
+      </w:r>
+      <w:proofErr w:type="spellStart"/>
+      <w:r>
+        <w:rPr>
+          <w:rFonts w:ascii="Times New Roman" w:hAnsi="Times New Roman" w:cs="Times New Roman"/>
+          <w:sz w:val="26"/>
+          <w:szCs w:val="26"/>
+        </w:rPr>
+        <w:t>tra</w:t>
+      </w:r>
+      <w:proofErr w:type="spellEnd"/>
+      <w:r>
+        <w:rPr>
+          <w:rFonts w:ascii="Times New Roman" w:hAnsi="Times New Roman" w:cs="Times New Roman"/>
+          <w:sz w:val="26"/>
+          <w:szCs w:val="26"/>
+        </w:rPr>
+        <w:t xml:space="preserve"> </w:t>
+      </w:r>
+      <w:proofErr w:type="spellStart"/>
+      <w:r>
+        <w:rPr>
+          <w:rFonts w:ascii="Times New Roman" w:hAnsi="Times New Roman" w:cs="Times New Roman"/>
+          <w:sz w:val="26"/>
+          <w:szCs w:val="26"/>
+        </w:rPr>
+        <w:t>lại</w:t>
+      </w:r>
+      <w:proofErr w:type="spellEnd"/>
+      <w:r>
+        <w:rPr>
+          <w:rFonts w:ascii="Times New Roman" w:hAnsi="Times New Roman" w:cs="Times New Roman"/>
+          <w:sz w:val="26"/>
+          <w:szCs w:val="26"/>
+        </w:rPr>
+        <w:t xml:space="preserve"> </w:t>
+      </w:r>
+      <w:proofErr w:type="spellStart"/>
+      <w:r>
+        <w:rPr>
+          <w:rFonts w:ascii="Times New Roman" w:hAnsi="Times New Roman" w:cs="Times New Roman"/>
+          <w:sz w:val="26"/>
+          <w:szCs w:val="26"/>
+        </w:rPr>
+        <w:t>trạng</w:t>
+      </w:r>
+      <w:proofErr w:type="spellEnd"/>
+      <w:r>
+        <w:rPr>
+          <w:rFonts w:ascii="Times New Roman" w:hAnsi="Times New Roman" w:cs="Times New Roman"/>
+          <w:sz w:val="26"/>
+          <w:szCs w:val="26"/>
+        </w:rPr>
+        <w:t xml:space="preserve"> </w:t>
+      </w:r>
+      <w:proofErr w:type="spellStart"/>
+      <w:r>
+        <w:rPr>
+          <w:rFonts w:ascii="Times New Roman" w:hAnsi="Times New Roman" w:cs="Times New Roman"/>
+          <w:sz w:val="26"/>
+          <w:szCs w:val="26"/>
+        </w:rPr>
+        <w:t>thái</w:t>
+      </w:r>
+      <w:proofErr w:type="spellEnd"/>
+      <w:r>
+        <w:rPr>
+          <w:rFonts w:ascii="Times New Roman" w:hAnsi="Times New Roman" w:cs="Times New Roman"/>
+          <w:sz w:val="26"/>
+          <w:szCs w:val="26"/>
+        </w:rPr>
+        <w:t xml:space="preserve"> </w:t>
+      </w:r>
+      <w:proofErr w:type="spellStart"/>
+      <w:r>
+        <w:rPr>
+          <w:rFonts w:ascii="Times New Roman" w:hAnsi="Times New Roman" w:cs="Times New Roman"/>
+          <w:sz w:val="26"/>
+          <w:szCs w:val="26"/>
+        </w:rPr>
+        <w:t>các</w:t>
+      </w:r>
+      <w:proofErr w:type="spellEnd"/>
+      <w:r>
+        <w:rPr>
+          <w:rFonts w:ascii="Times New Roman" w:hAnsi="Times New Roman" w:cs="Times New Roman"/>
+          <w:sz w:val="26"/>
+          <w:szCs w:val="26"/>
+        </w:rPr>
+        <w:t xml:space="preserve"> file </w:t>
+      </w:r>
+      <w:proofErr w:type="spellStart"/>
+      <w:r>
+        <w:rPr>
+          <w:rFonts w:ascii="Times New Roman" w:hAnsi="Times New Roman" w:cs="Times New Roman"/>
+          <w:sz w:val="26"/>
+          <w:szCs w:val="26"/>
+        </w:rPr>
+        <w:t>đó</w:t>
+      </w:r>
+      <w:proofErr w:type="spellEnd"/>
     </w:p>
     <w:p>
       <w:pPr>
@@ -693,47 +2061,212 @@
           <w:sz w:val="26"/>
           <w:szCs w:val="26"/>
         </w:rPr>
-        <w:t>File source.cpp có trạng thái là gì?</w:t>
-      </w:r>
-      <w:r>
+        <w:t xml:space="preserve">File source.cpp </w:t>
+      </w:r>
+      <w:proofErr w:type="spellStart"/>
+      <w:r>
+        <w:rPr>
+          <w:rFonts w:ascii="Times New Roman" w:hAnsi="Times New Roman" w:cs="Times New Roman"/>
+          <w:sz w:val="26"/>
+          <w:szCs w:val="26"/>
+        </w:rPr>
+        <w:t>có</w:t>
+      </w:r>
+      <w:proofErr w:type="spellEnd"/>
+      <w:r>
+        <w:rPr>
+          <w:rFonts w:ascii="Times New Roman" w:hAnsi="Times New Roman" w:cs="Times New Roman"/>
+          <w:sz w:val="26"/>
+          <w:szCs w:val="26"/>
+        </w:rPr>
+        <w:t xml:space="preserve"> </w:t>
+      </w:r>
+      <w:proofErr w:type="spellStart"/>
+      <w:r>
+        <w:rPr>
+          <w:rFonts w:ascii="Times New Roman" w:hAnsi="Times New Roman" w:cs="Times New Roman"/>
+          <w:sz w:val="26"/>
+          <w:szCs w:val="26"/>
+        </w:rPr>
+        <w:t>trạng</w:t>
+      </w:r>
+      <w:proofErr w:type="spellEnd"/>
+      <w:r>
+        <w:rPr>
+          <w:rFonts w:ascii="Times New Roman" w:hAnsi="Times New Roman" w:cs="Times New Roman"/>
+          <w:sz w:val="26"/>
+          <w:szCs w:val="26"/>
+        </w:rPr>
+        <w:t xml:space="preserve"> </w:t>
+      </w:r>
+      <w:proofErr w:type="spellStart"/>
+      <w:r>
+        <w:rPr>
+          <w:rFonts w:ascii="Times New Roman" w:hAnsi="Times New Roman" w:cs="Times New Roman"/>
+          <w:sz w:val="26"/>
+          <w:szCs w:val="26"/>
+        </w:rPr>
+        <w:t>thái</w:t>
+      </w:r>
+      <w:proofErr w:type="spellEnd"/>
+      <w:r>
+        <w:rPr>
+          <w:rFonts w:ascii="Times New Roman" w:hAnsi="Times New Roman" w:cs="Times New Roman"/>
+          <w:sz w:val="26"/>
+          <w:szCs w:val="26"/>
+        </w:rPr>
+        <w:t xml:space="preserve"> </w:t>
+      </w:r>
+      <w:proofErr w:type="spellStart"/>
+      <w:r>
+        <w:rPr>
+          <w:rFonts w:ascii="Times New Roman" w:hAnsi="Times New Roman" w:cs="Times New Roman"/>
+          <w:sz w:val="26"/>
+          <w:szCs w:val="26"/>
+        </w:rPr>
+        <w:t>là</w:t>
+      </w:r>
+      <w:proofErr w:type="spellEnd"/>
+      <w:r>
+        <w:rPr>
+          <w:rFonts w:ascii="Times New Roman" w:hAnsi="Times New Roman" w:cs="Times New Roman"/>
+          <w:sz w:val="26"/>
+          <w:szCs w:val="26"/>
+        </w:rPr>
+        <w:t xml:space="preserve"> </w:t>
+      </w:r>
+      <w:proofErr w:type="spellStart"/>
+      <w:r>
+        <w:rPr>
+          <w:rFonts w:ascii="Times New Roman" w:hAnsi="Times New Roman" w:cs="Times New Roman"/>
+          <w:sz w:val="26"/>
+          <w:szCs w:val="26"/>
+        </w:rPr>
+        <w:t>gì</w:t>
+      </w:r>
+      <w:proofErr w:type="spellEnd"/>
+      <w:r>
+        <w:rPr>
+          <w:rFonts w:ascii="Times New Roman" w:hAnsi="Times New Roman" w:cs="Times New Roman"/>
+          <w:sz w:val="26"/>
+          <w:szCs w:val="26"/>
+        </w:rPr>
+        <w:t>?</w:t>
+      </w:r>
+    </w:p>
+    <w:p>
+      <w:pPr>
+        <w:pStyle w:val="ListParagraph"/>
         <w:rPr>
           <w:rFonts w:ascii="Times New Roman" w:hAnsi="Times New Roman" w:cs="Times New Roman"/>
           <w:color w:val="FF0000"/>
           <w:sz w:val="26"/>
           <w:szCs w:val="26"/>
         </w:rPr>
-        <w:br/>
-      </w:r>
+      </w:pPr>
+      <w:proofErr w:type="spellStart"/>
+      <w:r>
+        <w:rPr>
+          <w:rFonts w:ascii="Times New Roman" w:hAnsi="Times New Roman" w:cs="Times New Roman"/>
+          <w:color w:val="FF0000"/>
+          <w:sz w:val="26"/>
+          <w:szCs w:val="26"/>
+        </w:rPr>
+        <w:t>Hình</w:t>
+      </w:r>
+      <w:proofErr w:type="spellEnd"/>
+      <w:r>
+        <w:rPr>
+          <w:rFonts w:ascii="Times New Roman" w:hAnsi="Times New Roman" w:cs="Times New Roman"/>
+          <w:color w:val="FF0000"/>
+          <w:sz w:val="26"/>
+          <w:szCs w:val="26"/>
+        </w:rPr>
+        <w:t xml:space="preserve"> </w:t>
+      </w:r>
+      <w:proofErr w:type="spellStart"/>
+      <w:r>
+        <w:rPr>
+          <w:rFonts w:ascii="Times New Roman" w:hAnsi="Times New Roman" w:cs="Times New Roman"/>
+          <w:color w:val="FF0000"/>
+          <w:sz w:val="26"/>
+          <w:szCs w:val="26"/>
+        </w:rPr>
+        <w:t>minh</w:t>
+      </w:r>
+      <w:proofErr w:type="spellEnd"/>
+      <w:r>
+        <w:rPr>
+          <w:rFonts w:ascii="Times New Roman" w:hAnsi="Times New Roman" w:cs="Times New Roman"/>
+          <w:color w:val="FF0000"/>
+          <w:sz w:val="26"/>
+          <w:szCs w:val="26"/>
+        </w:rPr>
+        <w:t xml:space="preserve"> </w:t>
+      </w:r>
+      <w:proofErr w:type="spellStart"/>
+      <w:r>
+        <w:rPr>
+          <w:rFonts w:ascii="Times New Roman" w:hAnsi="Times New Roman" w:cs="Times New Roman"/>
+          <w:color w:val="FF0000"/>
+          <w:sz w:val="26"/>
+          <w:szCs w:val="26"/>
+        </w:rPr>
+        <w:t>họa</w:t>
+      </w:r>
+      <w:proofErr w:type="spellEnd"/>
     </w:p>
     <w:p>
       <w:pPr>
         <w:pStyle w:val="ListParagraph"/>
         <w:rPr>
           <w:rFonts w:ascii="Times New Roman" w:hAnsi="Times New Roman" w:cs="Times New Roman"/>
-          <w:color w:val="FF0000"/>
-          <w:sz w:val="26"/>
-          <w:szCs w:val="26"/>
-        </w:rPr>
-      </w:pPr>
-      <w:r>
-        <w:rPr>
-          <w:rFonts w:ascii="Times New Roman" w:hAnsi="Times New Roman" w:cs="Times New Roman"/>
-          <w:color w:val="FF0000"/>
-          <w:sz w:val="26"/>
-          <w:szCs w:val="26"/>
-        </w:rPr>
-        <w:t>Hình minh họa</w:t>
-      </w:r>
-    </w:p>
-    <w:p>
-      <w:pPr>
-        <w:pStyle w:val="ListParagraph"/>
-        <w:rPr>
-          <w:rFonts w:ascii="Times New Roman" w:hAnsi="Times New Roman" w:cs="Times New Roman"/>
-          <w:sz w:val="26"/>
-          <w:szCs w:val="26"/>
-        </w:rPr>
-      </w:pPr>
+          <w:sz w:val="26"/>
+          <w:szCs w:val="26"/>
+        </w:rPr>
+      </w:pPr>
+      <w:r>
+        <w:rPr>
+          <w:rFonts w:ascii="Times New Roman" w:hAnsi="Times New Roman" w:cs="Times New Roman"/>
+          <w:sz w:val="26"/>
+          <w:szCs w:val="26"/>
+        </w:rPr>
+        <w:drawing>
+          <wp:inline distT="0" distB="0" distL="0" distR="0" wp14:anchorId="3DC30A98" wp14:editId="7E7A48C0">
+            <wp:extent cx="5077534" cy="1848108"/>
+            <wp:effectExtent l="0" t="0" r="8890" b="0"/>
+            <wp:docPr id="338593261" name="Picture 1" descr="A screen shot of a computer&#10;&#10;Description automatically generated"/>
+            <wp:cNvGraphicFramePr>
+              <a:graphicFrameLocks xmlns:a="http://schemas.openxmlformats.org/drawingml/2006/main" noChangeAspect="1"/>
+            </wp:cNvGraphicFramePr>
+            <a:graphic xmlns:a="http://schemas.openxmlformats.org/drawingml/2006/main">
+              <a:graphicData uri="http://schemas.openxmlformats.org/drawingml/2006/picture">
+                <pic:pic xmlns:pic="http://schemas.openxmlformats.org/drawingml/2006/picture">
+                  <pic:nvPicPr>
+                    <pic:cNvPr id="338593261" name="Picture 1" descr="A screen shot of a computer&#10;&#10;Description automatically generated"/>
+                    <pic:cNvPicPr/>
+                  </pic:nvPicPr>
+                  <pic:blipFill>
+                    <a:blip r:embed="rId7"/>
+                    <a:stretch>
+                      <a:fillRect/>
+                    </a:stretch>
+                  </pic:blipFill>
+                  <pic:spPr>
+                    <a:xfrm>
+                      <a:off x="0" y="0"/>
+                      <a:ext cx="5077534" cy="1848108"/>
+                    </a:xfrm>
+                    <a:prstGeom prst="rect">
+                      <a:avLst/>
+                    </a:prstGeom>
+                  </pic:spPr>
+                </pic:pic>
+              </a:graphicData>
+            </a:graphic>
+          </wp:inline>
+        </w:drawing>
+      </w:r>
     </w:p>
     <w:p>
       <w:pPr>
@@ -764,8 +2297,74 @@
           <w:sz w:val="26"/>
           <w:szCs w:val="26"/>
         </w:rPr>
-        <w:t xml:space="preserve"> những thay đổi đó</w:t>
-      </w:r>
+        <w:t xml:space="preserve"> </w:t>
+      </w:r>
+      <w:proofErr w:type="spellStart"/>
+      <w:r>
+        <w:rPr>
+          <w:rFonts w:ascii="Times New Roman" w:hAnsi="Times New Roman" w:cs="Times New Roman"/>
+          <w:sz w:val="26"/>
+          <w:szCs w:val="26"/>
+        </w:rPr>
+        <w:t>những</w:t>
+      </w:r>
+      <w:proofErr w:type="spellEnd"/>
+      <w:r>
+        <w:rPr>
+          <w:rFonts w:ascii="Times New Roman" w:hAnsi="Times New Roman" w:cs="Times New Roman"/>
+          <w:sz w:val="26"/>
+          <w:szCs w:val="26"/>
+        </w:rPr>
+        <w:t xml:space="preserve"> </w:t>
+      </w:r>
+      <w:proofErr w:type="spellStart"/>
+      <w:r>
+        <w:rPr>
+          <w:rFonts w:ascii="Times New Roman" w:hAnsi="Times New Roman" w:cs="Times New Roman"/>
+          <w:sz w:val="26"/>
+          <w:szCs w:val="26"/>
+        </w:rPr>
+        <w:t>thay</w:t>
+      </w:r>
+      <w:proofErr w:type="spellEnd"/>
+      <w:r>
+        <w:rPr>
+          <w:rFonts w:ascii="Times New Roman" w:hAnsi="Times New Roman" w:cs="Times New Roman"/>
+          <w:sz w:val="26"/>
+          <w:szCs w:val="26"/>
+        </w:rPr>
+        <w:t xml:space="preserve"> </w:t>
+      </w:r>
+      <w:proofErr w:type="spellStart"/>
+      <w:r>
+        <w:rPr>
+          <w:rFonts w:ascii="Times New Roman" w:hAnsi="Times New Roman" w:cs="Times New Roman"/>
+          <w:sz w:val="26"/>
+          <w:szCs w:val="26"/>
+        </w:rPr>
+        <w:t>đổi</w:t>
+      </w:r>
+      <w:proofErr w:type="spellEnd"/>
+      <w:r>
+        <w:rPr>
+          <w:rFonts w:ascii="Times New Roman" w:hAnsi="Times New Roman" w:cs="Times New Roman"/>
+          <w:sz w:val="26"/>
+          <w:szCs w:val="26"/>
+        </w:rPr>
+        <w:t xml:space="preserve"> </w:t>
+      </w:r>
+      <w:proofErr w:type="spellStart"/>
+      <w:proofErr w:type="gramStart"/>
+      <w:r>
+        <w:rPr>
+          <w:rFonts w:ascii="Times New Roman" w:hAnsi="Times New Roman" w:cs="Times New Roman"/>
+          <w:sz w:val="26"/>
+          <w:szCs w:val="26"/>
+        </w:rPr>
+        <w:t>đó</w:t>
+      </w:r>
+      <w:proofErr w:type="spellEnd"/>
+      <w:proofErr w:type="gramEnd"/>
     </w:p>
     <w:p>
       <w:pPr>
@@ -774,14 +2373,34 @@
           <w:noProof/>
         </w:rPr>
       </w:pPr>
-      <w:r>
-        <w:rPr>
-          <w:rFonts w:ascii="Times New Roman" w:hAnsi="Times New Roman" w:cs="Times New Roman"/>
-          <w:sz w:val="26"/>
-          <w:szCs w:val="26"/>
-        </w:rPr>
-        <w:t>Trả lời</w:t>
-      </w:r>
+      <w:proofErr w:type="spellStart"/>
+      <w:r>
+        <w:rPr>
+          <w:rFonts w:ascii="Times New Roman" w:hAnsi="Times New Roman" w:cs="Times New Roman"/>
+          <w:sz w:val="26"/>
+          <w:szCs w:val="26"/>
+        </w:rPr>
+        <w:t>Trả</w:t>
+      </w:r>
+      <w:proofErr w:type="spellEnd"/>
+      <w:r>
+        <w:rPr>
+          <w:rFonts w:ascii="Times New Roman" w:hAnsi="Times New Roman" w:cs="Times New Roman"/>
+          <w:sz w:val="26"/>
+          <w:szCs w:val="26"/>
+        </w:rPr>
+        <w:t xml:space="preserve"> </w:t>
+      </w:r>
+      <w:proofErr w:type="spellStart"/>
+      <w:r>
+        <w:rPr>
+          <w:rFonts w:ascii="Times New Roman" w:hAnsi="Times New Roman" w:cs="Times New Roman"/>
+          <w:sz w:val="26"/>
+          <w:szCs w:val="26"/>
+        </w:rPr>
+        <w:t>lời</w:t>
+      </w:r>
+      <w:proofErr w:type="spellEnd"/>
       <w:r>
         <w:rPr>
           <w:rFonts w:ascii="Times New Roman" w:hAnsi="Times New Roman" w:cs="Times New Roman"/>
@@ -795,6 +2414,12 @@
           <w:noProof/>
         </w:rPr>
         <w:t xml:space="preserve"> </w:t>
+      </w:r>
+      <w:r>
+        <w:rPr>
+          <w:noProof/>
+        </w:rPr>
+        <w:t>git commit -m “init”</w:t>
       </w:r>
     </w:p>
     <w:p>
@@ -820,29 +2445,113 @@
           <w:szCs w:val="26"/>
         </w:rPr>
       </w:pPr>
-      <w:r>
-        <w:rPr>
-          <w:rFonts w:ascii="Times New Roman" w:hAnsi="Times New Roman" w:cs="Times New Roman"/>
-          <w:sz w:val="26"/>
-          <w:szCs w:val="26"/>
-        </w:rPr>
-        <w:t>Đẩy các thay</w:t>
-      </w:r>
-      <w:r>
-        <w:rPr>
-          <w:rFonts w:ascii="Times New Roman" w:hAnsi="Times New Roman" w:cs="Times New Roman"/>
-          <w:sz w:val="26"/>
-          <w:szCs w:val="26"/>
-        </w:rPr>
-        <w:t xml:space="preserve"> </w:t>
-      </w:r>
-      <w:r>
-        <w:rPr>
-          <w:rFonts w:ascii="Times New Roman" w:hAnsi="Times New Roman" w:cs="Times New Roman"/>
-          <w:sz w:val="26"/>
-          <w:szCs w:val="26"/>
-        </w:rPr>
-        <w:t xml:space="preserve">đổi đó lên </w:t>
+      <w:proofErr w:type="spellStart"/>
+      <w:r>
+        <w:rPr>
+          <w:rFonts w:ascii="Times New Roman" w:hAnsi="Times New Roman" w:cs="Times New Roman"/>
+          <w:sz w:val="26"/>
+          <w:szCs w:val="26"/>
+        </w:rPr>
+        <w:t>Đẩy</w:t>
+      </w:r>
+      <w:proofErr w:type="spellEnd"/>
+      <w:r>
+        <w:rPr>
+          <w:rFonts w:ascii="Times New Roman" w:hAnsi="Times New Roman" w:cs="Times New Roman"/>
+          <w:sz w:val="26"/>
+          <w:szCs w:val="26"/>
+        </w:rPr>
+        <w:t xml:space="preserve"> </w:t>
+      </w:r>
+      <w:proofErr w:type="spellStart"/>
+      <w:r>
+        <w:rPr>
+          <w:rFonts w:ascii="Times New Roman" w:hAnsi="Times New Roman" w:cs="Times New Roman"/>
+          <w:sz w:val="26"/>
+          <w:szCs w:val="26"/>
+        </w:rPr>
+        <w:t>các</w:t>
+      </w:r>
+      <w:proofErr w:type="spellEnd"/>
+      <w:r>
+        <w:rPr>
+          <w:rFonts w:ascii="Times New Roman" w:hAnsi="Times New Roman" w:cs="Times New Roman"/>
+          <w:sz w:val="26"/>
+          <w:szCs w:val="26"/>
+        </w:rPr>
+        <w:t xml:space="preserve"> </w:t>
+      </w:r>
+      <w:proofErr w:type="spellStart"/>
+      <w:r>
+        <w:rPr>
+          <w:rFonts w:ascii="Times New Roman" w:hAnsi="Times New Roman" w:cs="Times New Roman"/>
+          <w:sz w:val="26"/>
+          <w:szCs w:val="26"/>
+        </w:rPr>
+        <w:t>thay</w:t>
+      </w:r>
+      <w:proofErr w:type="spellEnd"/>
+      <w:r>
+        <w:rPr>
+          <w:rFonts w:ascii="Times New Roman" w:hAnsi="Times New Roman" w:cs="Times New Roman"/>
+          <w:sz w:val="26"/>
+          <w:szCs w:val="26"/>
+        </w:rPr>
+        <w:t xml:space="preserve"> </w:t>
+      </w:r>
+      <w:proofErr w:type="spellStart"/>
+      <w:r>
+        <w:rPr>
+          <w:rFonts w:ascii="Times New Roman" w:hAnsi="Times New Roman" w:cs="Times New Roman"/>
+          <w:sz w:val="26"/>
+          <w:szCs w:val="26"/>
+        </w:rPr>
+        <w:t>đổi</w:t>
+      </w:r>
+      <w:proofErr w:type="spellEnd"/>
+      <w:r>
+        <w:rPr>
+          <w:rFonts w:ascii="Times New Roman" w:hAnsi="Times New Roman" w:cs="Times New Roman"/>
+          <w:sz w:val="26"/>
+          <w:szCs w:val="26"/>
+        </w:rPr>
+        <w:t xml:space="preserve"> </w:t>
+      </w:r>
+      <w:proofErr w:type="spellStart"/>
+      <w:r>
+        <w:rPr>
+          <w:rFonts w:ascii="Times New Roman" w:hAnsi="Times New Roman" w:cs="Times New Roman"/>
+          <w:sz w:val="26"/>
+          <w:szCs w:val="26"/>
+        </w:rPr>
+        <w:t>đó</w:t>
+      </w:r>
+      <w:proofErr w:type="spellEnd"/>
+      <w:r>
+        <w:rPr>
+          <w:rFonts w:ascii="Times New Roman" w:hAnsi="Times New Roman" w:cs="Times New Roman"/>
+          <w:sz w:val="26"/>
+          <w:szCs w:val="26"/>
+        </w:rPr>
+        <w:t xml:space="preserve"> </w:t>
+      </w:r>
+      <w:proofErr w:type="spellStart"/>
+      <w:r>
+        <w:rPr>
+          <w:rFonts w:ascii="Times New Roman" w:hAnsi="Times New Roman" w:cs="Times New Roman"/>
+          <w:sz w:val="26"/>
+          <w:szCs w:val="26"/>
+        </w:rPr>
+        <w:t>lên</w:t>
+      </w:r>
+      <w:proofErr w:type="spellEnd"/>
+      <w:r>
+        <w:rPr>
+          <w:rFonts w:ascii="Times New Roman" w:hAnsi="Times New Roman" w:cs="Times New Roman"/>
+          <w:sz w:val="26"/>
+          <w:szCs w:val="26"/>
+        </w:rPr>
+        <w:t xml:space="preserve"> </w:t>
       </w:r>
       <w:r>
         <w:rPr>
@@ -866,8 +2575,36 @@
           <w:sz w:val="26"/>
           <w:szCs w:val="26"/>
         </w:rPr>
-        <w:t xml:space="preserve"> của nhóm</w:t>
-      </w:r>
+        <w:t xml:space="preserve"> </w:t>
+      </w:r>
+      <w:proofErr w:type="spellStart"/>
+      <w:r>
+        <w:rPr>
+          <w:rFonts w:ascii="Times New Roman" w:hAnsi="Times New Roman" w:cs="Times New Roman"/>
+          <w:sz w:val="26"/>
+          <w:szCs w:val="26"/>
+        </w:rPr>
+        <w:t>của</w:t>
+      </w:r>
+      <w:proofErr w:type="spellEnd"/>
+      <w:r>
+        <w:rPr>
+          <w:rFonts w:ascii="Times New Roman" w:hAnsi="Times New Roman" w:cs="Times New Roman"/>
+          <w:sz w:val="26"/>
+          <w:szCs w:val="26"/>
+        </w:rPr>
+        <w:t xml:space="preserve"> </w:t>
+      </w:r>
+      <w:proofErr w:type="spellStart"/>
+      <w:r>
+        <w:rPr>
+          <w:rFonts w:ascii="Times New Roman" w:hAnsi="Times New Roman" w:cs="Times New Roman"/>
+          <w:sz w:val="26"/>
+          <w:szCs w:val="26"/>
+        </w:rPr>
+        <w:t>nhóm</w:t>
+      </w:r>
+      <w:proofErr w:type="spellEnd"/>
     </w:p>
     <w:p>
       <w:pPr>
@@ -878,29 +2615,65 @@
           <w:szCs w:val="26"/>
         </w:rPr>
       </w:pPr>
-      <w:r>
-        <w:rPr>
-          <w:rFonts w:ascii="Times New Roman" w:hAnsi="Times New Roman" w:cs="Times New Roman"/>
-          <w:sz w:val="26"/>
-          <w:szCs w:val="26"/>
-        </w:rPr>
-        <w:t>Trả lời:</w:t>
-      </w:r>
-      <w:r>
-        <w:rPr>
-          <w:rFonts w:ascii="Times New Roman" w:hAnsi="Times New Roman" w:cs="Times New Roman"/>
-          <w:sz w:val="26"/>
-          <w:szCs w:val="26"/>
-        </w:rPr>
-        <w:t xml:space="preserve"> </w:t>
-      </w:r>
-      <w:r>
-        <w:rPr>
-          <w:rFonts w:ascii="Times New Roman" w:hAnsi="Times New Roman" w:cs="Times New Roman"/>
-          <w:sz w:val="26"/>
-          <w:szCs w:val="26"/>
-        </w:rPr>
-        <w:t xml:space="preserve"> </w:t>
+      <w:proofErr w:type="spellStart"/>
+      <w:r>
+        <w:rPr>
+          <w:rFonts w:ascii="Times New Roman" w:hAnsi="Times New Roman" w:cs="Times New Roman"/>
+          <w:sz w:val="26"/>
+          <w:szCs w:val="26"/>
+        </w:rPr>
+        <w:t>Trả</w:t>
+      </w:r>
+      <w:proofErr w:type="spellEnd"/>
+      <w:r>
+        <w:rPr>
+          <w:rFonts w:ascii="Times New Roman" w:hAnsi="Times New Roman" w:cs="Times New Roman"/>
+          <w:sz w:val="26"/>
+          <w:szCs w:val="26"/>
+        </w:rPr>
+        <w:t xml:space="preserve"> </w:t>
+      </w:r>
+      <w:proofErr w:type="spellStart"/>
+      <w:r>
+        <w:rPr>
+          <w:rFonts w:ascii="Times New Roman" w:hAnsi="Times New Roman" w:cs="Times New Roman"/>
+          <w:sz w:val="26"/>
+          <w:szCs w:val="26"/>
+        </w:rPr>
+        <w:t>lời</w:t>
+      </w:r>
+      <w:proofErr w:type="spellEnd"/>
+      <w:r>
+        <w:rPr>
+          <w:rFonts w:ascii="Times New Roman" w:hAnsi="Times New Roman" w:cs="Times New Roman"/>
+          <w:sz w:val="26"/>
+          <w:szCs w:val="26"/>
+        </w:rPr>
+        <w:t>:</w:t>
+      </w:r>
+      <w:r>
+        <w:rPr>
+          <w:rFonts w:ascii="Times New Roman" w:hAnsi="Times New Roman" w:cs="Times New Roman"/>
+          <w:sz w:val="26"/>
+          <w:szCs w:val="26"/>
+        </w:rPr>
+        <w:t xml:space="preserve"> </w:t>
+      </w:r>
+      <w:r>
+        <w:rPr>
+          <w:rFonts w:ascii="Times New Roman" w:hAnsi="Times New Roman" w:cs="Times New Roman"/>
+          <w:sz w:val="26"/>
+          <w:szCs w:val="26"/>
+        </w:rPr>
+        <w:t xml:space="preserve"> </w:t>
+      </w:r>
+      <w:r>
+        <w:rPr>
+          <w:rFonts w:ascii="Times New Roman" w:hAnsi="Times New Roman" w:cs="Times New Roman"/>
+          <w:sz w:val="26"/>
+          <w:szCs w:val="26"/>
+        </w:rPr>
+        <w:t>git push</w:t>
       </w:r>
     </w:p>
     <w:p>
@@ -971,16 +2744,144 @@
           <w:sz w:val="26"/>
           <w:szCs w:val="26"/>
         </w:rPr>
-        <w:t>SV B,C</w:t>
-      </w:r>
-      <w:r>
-        <w:rPr>
-          <w:rFonts w:ascii="Times New Roman" w:hAnsi="Times New Roman" w:cs="Times New Roman"/>
-          <w:sz w:val="26"/>
-          <w:szCs w:val="26"/>
-        </w:rPr>
-        <w:t xml:space="preserve"> lấy kho của nhóm mình về máy</w:t>
-      </w:r>
+        <w:t xml:space="preserve">SV </w:t>
+      </w:r>
+      <w:proofErr w:type="gramStart"/>
+      <w:r>
+        <w:rPr>
+          <w:rFonts w:ascii="Times New Roman" w:hAnsi="Times New Roman" w:cs="Times New Roman"/>
+          <w:sz w:val="26"/>
+          <w:szCs w:val="26"/>
+        </w:rPr>
+        <w:t>B,C</w:t>
+      </w:r>
+      <w:proofErr w:type="gramEnd"/>
+      <w:r>
+        <w:rPr>
+          <w:rFonts w:ascii="Times New Roman" w:hAnsi="Times New Roman" w:cs="Times New Roman"/>
+          <w:sz w:val="26"/>
+          <w:szCs w:val="26"/>
+        </w:rPr>
+        <w:t xml:space="preserve"> </w:t>
+      </w:r>
+      <w:proofErr w:type="spellStart"/>
+      <w:r>
+        <w:rPr>
+          <w:rFonts w:ascii="Times New Roman" w:hAnsi="Times New Roman" w:cs="Times New Roman"/>
+          <w:sz w:val="26"/>
+          <w:szCs w:val="26"/>
+        </w:rPr>
+        <w:t>lấy</w:t>
+      </w:r>
+      <w:proofErr w:type="spellEnd"/>
+      <w:r>
+        <w:rPr>
+          <w:rFonts w:ascii="Times New Roman" w:hAnsi="Times New Roman" w:cs="Times New Roman"/>
+          <w:sz w:val="26"/>
+          <w:szCs w:val="26"/>
+        </w:rPr>
+        <w:t xml:space="preserve"> </w:t>
+      </w:r>
+      <w:proofErr w:type="spellStart"/>
+      <w:r>
+        <w:rPr>
+          <w:rFonts w:ascii="Times New Roman" w:hAnsi="Times New Roman" w:cs="Times New Roman"/>
+          <w:sz w:val="26"/>
+          <w:szCs w:val="26"/>
+        </w:rPr>
+        <w:t>kho</w:t>
+      </w:r>
+      <w:proofErr w:type="spellEnd"/>
+      <w:r>
+        <w:rPr>
+          <w:rFonts w:ascii="Times New Roman" w:hAnsi="Times New Roman" w:cs="Times New Roman"/>
+          <w:sz w:val="26"/>
+          <w:szCs w:val="26"/>
+        </w:rPr>
+        <w:t xml:space="preserve"> </w:t>
+      </w:r>
+      <w:proofErr w:type="spellStart"/>
+      <w:r>
+        <w:rPr>
+          <w:rFonts w:ascii="Times New Roman" w:hAnsi="Times New Roman" w:cs="Times New Roman"/>
+          <w:sz w:val="26"/>
+          <w:szCs w:val="26"/>
+        </w:rPr>
+        <w:t>của</w:t>
+      </w:r>
+      <w:proofErr w:type="spellEnd"/>
+      <w:r>
+        <w:rPr>
+          <w:rFonts w:ascii="Times New Roman" w:hAnsi="Times New Roman" w:cs="Times New Roman"/>
+          <w:sz w:val="26"/>
+          <w:szCs w:val="26"/>
+        </w:rPr>
+        <w:t xml:space="preserve"> </w:t>
+      </w:r>
+      <w:proofErr w:type="spellStart"/>
+      <w:r>
+        <w:rPr>
+          <w:rFonts w:ascii="Times New Roman" w:hAnsi="Times New Roman" w:cs="Times New Roman"/>
+          <w:sz w:val="26"/>
+          <w:szCs w:val="26"/>
+        </w:rPr>
+        <w:t>nhóm</w:t>
+      </w:r>
+      <w:proofErr w:type="spellEnd"/>
+      <w:r>
+        <w:rPr>
+          <w:rFonts w:ascii="Times New Roman" w:hAnsi="Times New Roman" w:cs="Times New Roman"/>
+          <w:sz w:val="26"/>
+          <w:szCs w:val="26"/>
+        </w:rPr>
+        <w:t xml:space="preserve"> </w:t>
+      </w:r>
+      <w:proofErr w:type="spellStart"/>
+      <w:r>
+        <w:rPr>
+          <w:rFonts w:ascii="Times New Roman" w:hAnsi="Times New Roman" w:cs="Times New Roman"/>
+          <w:sz w:val="26"/>
+          <w:szCs w:val="26"/>
+        </w:rPr>
+        <w:t>mình</w:t>
+      </w:r>
+      <w:proofErr w:type="spellEnd"/>
+      <w:r>
+        <w:rPr>
+          <w:rFonts w:ascii="Times New Roman" w:hAnsi="Times New Roman" w:cs="Times New Roman"/>
+          <w:sz w:val="26"/>
+          <w:szCs w:val="26"/>
+        </w:rPr>
+        <w:t xml:space="preserve"> </w:t>
+      </w:r>
+      <w:proofErr w:type="spellStart"/>
+      <w:r>
+        <w:rPr>
+          <w:rFonts w:ascii="Times New Roman" w:hAnsi="Times New Roman" w:cs="Times New Roman"/>
+          <w:sz w:val="26"/>
+          <w:szCs w:val="26"/>
+        </w:rPr>
+        <w:t>về</w:t>
+      </w:r>
+      <w:proofErr w:type="spellEnd"/>
+      <w:r>
+        <w:rPr>
+          <w:rFonts w:ascii="Times New Roman" w:hAnsi="Times New Roman" w:cs="Times New Roman"/>
+          <w:sz w:val="26"/>
+          <w:szCs w:val="26"/>
+        </w:rPr>
+        <w:t xml:space="preserve"> </w:t>
+      </w:r>
+      <w:proofErr w:type="spellStart"/>
+      <w:r>
+        <w:rPr>
+          <w:rFonts w:ascii="Times New Roman" w:hAnsi="Times New Roman" w:cs="Times New Roman"/>
+          <w:sz w:val="26"/>
+          <w:szCs w:val="26"/>
+        </w:rPr>
+        <w:t>máy</w:t>
+      </w:r>
+      <w:proofErr w:type="spellEnd"/>
     </w:p>
     <w:p>
       <w:pPr>
@@ -1000,14 +2901,34 @@
         </w:rPr>
         <w:tab/>
       </w:r>
-      <w:r>
-        <w:rPr>
-          <w:rFonts w:ascii="Times New Roman" w:hAnsi="Times New Roman" w:cs="Times New Roman"/>
-          <w:sz w:val="26"/>
-          <w:szCs w:val="26"/>
-        </w:rPr>
-        <w:t>Trả lời</w:t>
-      </w:r>
+      <w:proofErr w:type="spellStart"/>
+      <w:r>
+        <w:rPr>
+          <w:rFonts w:ascii="Times New Roman" w:hAnsi="Times New Roman" w:cs="Times New Roman"/>
+          <w:sz w:val="26"/>
+          <w:szCs w:val="26"/>
+        </w:rPr>
+        <w:t>Trả</w:t>
+      </w:r>
+      <w:proofErr w:type="spellEnd"/>
+      <w:r>
+        <w:rPr>
+          <w:rFonts w:ascii="Times New Roman" w:hAnsi="Times New Roman" w:cs="Times New Roman"/>
+          <w:sz w:val="26"/>
+          <w:szCs w:val="26"/>
+        </w:rPr>
+        <w:t xml:space="preserve"> </w:t>
+      </w:r>
+      <w:proofErr w:type="spellStart"/>
+      <w:r>
+        <w:rPr>
+          <w:rFonts w:ascii="Times New Roman" w:hAnsi="Times New Roman" w:cs="Times New Roman"/>
+          <w:sz w:val="26"/>
+          <w:szCs w:val="26"/>
+        </w:rPr>
+        <w:t>lời</w:t>
+      </w:r>
+      <w:proofErr w:type="spellEnd"/>
       <w:r>
         <w:rPr>
           <w:rFonts w:ascii="Times New Roman" w:hAnsi="Times New Roman" w:cs="Times New Roman"/>
@@ -1074,6 +2995,7 @@
         </w:rPr>
         <w:t xml:space="preserve">A, </w:t>
       </w:r>
+      <w:proofErr w:type="gramStart"/>
       <w:r>
         <w:rPr>
           <w:rFonts w:ascii="Times New Roman" w:hAnsi="Times New Roman" w:cs="Times New Roman"/>
@@ -1090,30 +3012,97 @@
         </w:rPr>
         <w:t>,C</w:t>
       </w:r>
-      <w:r>
-        <w:rPr>
-          <w:rFonts w:ascii="Times New Roman" w:hAnsi="Times New Roman" w:cs="Times New Roman"/>
-          <w:sz w:val="26"/>
-          <w:szCs w:val="26"/>
-        </w:rPr>
-        <w:t xml:space="preserve"> </w:t>
-      </w:r>
-      <w:r>
-        <w:rPr>
-          <w:rFonts w:ascii="Times New Roman" w:hAnsi="Times New Roman" w:cs="Times New Roman"/>
-          <w:sz w:val="26"/>
-          <w:szCs w:val="26"/>
-        </w:rPr>
-        <w:t xml:space="preserve">hoàn thành file source.cpp theo </w:t>
-      </w:r>
-      <w:r>
-        <w:rPr>
-          <w:rFonts w:ascii="Times New Roman" w:hAnsi="Times New Roman" w:cs="Times New Roman"/>
-          <w:sz w:val="26"/>
-          <w:szCs w:val="26"/>
-        </w:rPr>
-        <w:t>phân công</w:t>
-      </w:r>
+      <w:proofErr w:type="gramEnd"/>
+      <w:r>
+        <w:rPr>
+          <w:rFonts w:ascii="Times New Roman" w:hAnsi="Times New Roman" w:cs="Times New Roman"/>
+          <w:sz w:val="26"/>
+          <w:szCs w:val="26"/>
+        </w:rPr>
+        <w:t xml:space="preserve"> </w:t>
+      </w:r>
+      <w:proofErr w:type="spellStart"/>
+      <w:r>
+        <w:rPr>
+          <w:rFonts w:ascii="Times New Roman" w:hAnsi="Times New Roman" w:cs="Times New Roman"/>
+          <w:sz w:val="26"/>
+          <w:szCs w:val="26"/>
+        </w:rPr>
+        <w:t>hoàn</w:t>
+      </w:r>
+      <w:proofErr w:type="spellEnd"/>
+      <w:r>
+        <w:rPr>
+          <w:rFonts w:ascii="Times New Roman" w:hAnsi="Times New Roman" w:cs="Times New Roman"/>
+          <w:sz w:val="26"/>
+          <w:szCs w:val="26"/>
+        </w:rPr>
+        <w:t xml:space="preserve"> </w:t>
+      </w:r>
+      <w:proofErr w:type="spellStart"/>
+      <w:r>
+        <w:rPr>
+          <w:rFonts w:ascii="Times New Roman" w:hAnsi="Times New Roman" w:cs="Times New Roman"/>
+          <w:sz w:val="26"/>
+          <w:szCs w:val="26"/>
+        </w:rPr>
+        <w:t>thành</w:t>
+      </w:r>
+      <w:proofErr w:type="spellEnd"/>
+      <w:r>
+        <w:rPr>
+          <w:rFonts w:ascii="Times New Roman" w:hAnsi="Times New Roman" w:cs="Times New Roman"/>
+          <w:sz w:val="26"/>
+          <w:szCs w:val="26"/>
+        </w:rPr>
+        <w:t xml:space="preserve"> file source.cpp </w:t>
+      </w:r>
+      <w:proofErr w:type="spellStart"/>
+      <w:r>
+        <w:rPr>
+          <w:rFonts w:ascii="Times New Roman" w:hAnsi="Times New Roman" w:cs="Times New Roman"/>
+          <w:sz w:val="26"/>
+          <w:szCs w:val="26"/>
+        </w:rPr>
+        <w:t>theo</w:t>
+      </w:r>
+      <w:proofErr w:type="spellEnd"/>
+      <w:r>
+        <w:rPr>
+          <w:rFonts w:ascii="Times New Roman" w:hAnsi="Times New Roman" w:cs="Times New Roman"/>
+          <w:sz w:val="26"/>
+          <w:szCs w:val="26"/>
+        </w:rPr>
+        <w:t xml:space="preserve"> </w:t>
+      </w:r>
+      <w:proofErr w:type="spellStart"/>
+      <w:r>
+        <w:rPr>
+          <w:rFonts w:ascii="Times New Roman" w:hAnsi="Times New Roman" w:cs="Times New Roman"/>
+          <w:sz w:val="26"/>
+          <w:szCs w:val="26"/>
+        </w:rPr>
+        <w:t>phân</w:t>
+      </w:r>
+      <w:proofErr w:type="spellEnd"/>
+      <w:r>
+        <w:rPr>
+          <w:rFonts w:ascii="Times New Roman" w:hAnsi="Times New Roman" w:cs="Times New Roman"/>
+          <w:sz w:val="26"/>
+          <w:szCs w:val="26"/>
+        </w:rPr>
+        <w:t xml:space="preserve"> </w:t>
+      </w:r>
+      <w:proofErr w:type="spellStart"/>
+      <w:r>
+        <w:rPr>
+          <w:rFonts w:ascii="Times New Roman" w:hAnsi="Times New Roman" w:cs="Times New Roman"/>
+          <w:sz w:val="26"/>
+          <w:szCs w:val="26"/>
+        </w:rPr>
+        <w:t>công</w:t>
+      </w:r>
+      <w:proofErr w:type="spellEnd"/>
     </w:p>
     <w:p>
       <w:pPr>
@@ -1138,8 +3127,36 @@
           <w:sz w:val="26"/>
           <w:szCs w:val="26"/>
         </w:rPr>
-        <w:t xml:space="preserve"> hàm tổng</w:t>
-      </w:r>
+        <w:t xml:space="preserve"> </w:t>
+      </w:r>
+      <w:proofErr w:type="spellStart"/>
+      <w:r>
+        <w:rPr>
+          <w:rFonts w:ascii="Times New Roman" w:hAnsi="Times New Roman" w:cs="Times New Roman"/>
+          <w:sz w:val="26"/>
+          <w:szCs w:val="26"/>
+        </w:rPr>
+        <w:t>hàm</w:t>
+      </w:r>
+      <w:proofErr w:type="spellEnd"/>
+      <w:r>
+        <w:rPr>
+          <w:rFonts w:ascii="Times New Roman" w:hAnsi="Times New Roman" w:cs="Times New Roman"/>
+          <w:sz w:val="26"/>
+          <w:szCs w:val="26"/>
+        </w:rPr>
+        <w:t xml:space="preserve"> </w:t>
+      </w:r>
+      <w:proofErr w:type="spellStart"/>
+      <w:r>
+        <w:rPr>
+          <w:rFonts w:ascii="Times New Roman" w:hAnsi="Times New Roman" w:cs="Times New Roman"/>
+          <w:sz w:val="26"/>
+          <w:szCs w:val="26"/>
+        </w:rPr>
+        <w:t>tổng</w:t>
+      </w:r>
+      <w:proofErr w:type="spellEnd"/>
     </w:p>
     <w:p>
       <w:pPr>
@@ -1158,14 +3175,34 @@
         </w:rPr>
         <w:t xml:space="preserve">SV B: </w:t>
       </w:r>
-      <w:r>
-        <w:rPr>
-          <w:rFonts w:ascii="Times New Roman" w:hAnsi="Times New Roman" w:cs="Times New Roman"/>
-          <w:sz w:val="26"/>
-          <w:szCs w:val="26"/>
-        </w:rPr>
-        <w:t>hàm hiệu</w:t>
-      </w:r>
+      <w:proofErr w:type="spellStart"/>
+      <w:r>
+        <w:rPr>
+          <w:rFonts w:ascii="Times New Roman" w:hAnsi="Times New Roman" w:cs="Times New Roman"/>
+          <w:sz w:val="26"/>
+          <w:szCs w:val="26"/>
+        </w:rPr>
+        <w:t>hàm</w:t>
+      </w:r>
+      <w:proofErr w:type="spellEnd"/>
+      <w:r>
+        <w:rPr>
+          <w:rFonts w:ascii="Times New Roman" w:hAnsi="Times New Roman" w:cs="Times New Roman"/>
+          <w:sz w:val="26"/>
+          <w:szCs w:val="26"/>
+        </w:rPr>
+        <w:t xml:space="preserve"> </w:t>
+      </w:r>
+      <w:proofErr w:type="spellStart"/>
+      <w:r>
+        <w:rPr>
+          <w:rFonts w:ascii="Times New Roman" w:hAnsi="Times New Roman" w:cs="Times New Roman"/>
+          <w:sz w:val="26"/>
+          <w:szCs w:val="26"/>
+        </w:rPr>
+        <w:t>hiệu</w:t>
+      </w:r>
+      <w:proofErr w:type="spellEnd"/>
     </w:p>
     <w:p>
       <w:pPr>
@@ -1206,8 +3243,36 @@
           <w:sz w:val="26"/>
           <w:szCs w:val="26"/>
         </w:rPr>
-        <w:t xml:space="preserve"> hàm tích</w:t>
-      </w:r>
+        <w:t xml:space="preserve"> </w:t>
+      </w:r>
+      <w:proofErr w:type="spellStart"/>
+      <w:r>
+        <w:rPr>
+          <w:rFonts w:ascii="Times New Roman" w:hAnsi="Times New Roman" w:cs="Times New Roman"/>
+          <w:sz w:val="26"/>
+          <w:szCs w:val="26"/>
+        </w:rPr>
+        <w:t>hàm</w:t>
+      </w:r>
+      <w:proofErr w:type="spellEnd"/>
+      <w:r>
+        <w:rPr>
+          <w:rFonts w:ascii="Times New Roman" w:hAnsi="Times New Roman" w:cs="Times New Roman"/>
+          <w:sz w:val="26"/>
+          <w:szCs w:val="26"/>
+        </w:rPr>
+        <w:t xml:space="preserve"> </w:t>
+      </w:r>
+      <w:proofErr w:type="spellStart"/>
+      <w:r>
+        <w:rPr>
+          <w:rFonts w:ascii="Times New Roman" w:hAnsi="Times New Roman" w:cs="Times New Roman"/>
+          <w:sz w:val="26"/>
+          <w:szCs w:val="26"/>
+        </w:rPr>
+        <w:t>tích</w:t>
+      </w:r>
+      <w:proofErr w:type="spellEnd"/>
     </w:p>
     <w:p>
       <w:pPr>
@@ -1218,13 +3283,41 @@
           <w:szCs w:val="26"/>
         </w:rPr>
       </w:pPr>
-      <w:r>
-        <w:rPr>
-          <w:rFonts w:ascii="Times New Roman" w:hAnsi="Times New Roman" w:cs="Times New Roman"/>
-          <w:sz w:val="26"/>
-          <w:szCs w:val="26"/>
-        </w:rPr>
-        <w:t>Và hàm main</w:t>
+      <w:proofErr w:type="spellStart"/>
+      <w:r>
+        <w:rPr>
+          <w:rFonts w:ascii="Times New Roman" w:hAnsi="Times New Roman" w:cs="Times New Roman"/>
+          <w:sz w:val="26"/>
+          <w:szCs w:val="26"/>
+        </w:rPr>
+        <w:t>Và</w:t>
+      </w:r>
+      <w:proofErr w:type="spellEnd"/>
+      <w:r>
+        <w:rPr>
+          <w:rFonts w:ascii="Times New Roman" w:hAnsi="Times New Roman" w:cs="Times New Roman"/>
+          <w:sz w:val="26"/>
+          <w:szCs w:val="26"/>
+        </w:rPr>
+        <w:t xml:space="preserve"> </w:t>
+      </w:r>
+      <w:proofErr w:type="spellStart"/>
+      <w:r>
+        <w:rPr>
+          <w:rFonts w:ascii="Times New Roman" w:hAnsi="Times New Roman" w:cs="Times New Roman"/>
+          <w:sz w:val="26"/>
+          <w:szCs w:val="26"/>
+        </w:rPr>
+        <w:t>hàm</w:t>
+      </w:r>
+      <w:proofErr w:type="spellEnd"/>
+      <w:r>
+        <w:rPr>
+          <w:rFonts w:ascii="Times New Roman" w:hAnsi="Times New Roman" w:cs="Times New Roman"/>
+          <w:sz w:val="26"/>
+          <w:szCs w:val="26"/>
+        </w:rPr>
+        <w:t xml:space="preserve"> main</w:t>
       </w:r>
     </w:p>
     <w:p>
@@ -1246,7 +3339,169 @@
           <w:sz w:val="26"/>
           <w:szCs w:val="26"/>
         </w:rPr>
-        <w:t xml:space="preserve">SV A, B,C đẩy các phần thay đổi của mình lên </w:t>
+        <w:t xml:space="preserve">SV A, </w:t>
+      </w:r>
+      <w:proofErr w:type="gramStart"/>
+      <w:r>
+        <w:rPr>
+          <w:rFonts w:ascii="Times New Roman" w:hAnsi="Times New Roman" w:cs="Times New Roman"/>
+          <w:sz w:val="26"/>
+          <w:szCs w:val="26"/>
+        </w:rPr>
+        <w:t>B,C</w:t>
+      </w:r>
+      <w:proofErr w:type="gramEnd"/>
+      <w:r>
+        <w:rPr>
+          <w:rFonts w:ascii="Times New Roman" w:hAnsi="Times New Roman" w:cs="Times New Roman"/>
+          <w:sz w:val="26"/>
+          <w:szCs w:val="26"/>
+        </w:rPr>
+        <w:t xml:space="preserve"> </w:t>
+      </w:r>
+      <w:proofErr w:type="spellStart"/>
+      <w:r>
+        <w:rPr>
+          <w:rFonts w:ascii="Times New Roman" w:hAnsi="Times New Roman" w:cs="Times New Roman"/>
+          <w:sz w:val="26"/>
+          <w:szCs w:val="26"/>
+        </w:rPr>
+        <w:t>đẩy</w:t>
+      </w:r>
+      <w:proofErr w:type="spellEnd"/>
+      <w:r>
+        <w:rPr>
+          <w:rFonts w:ascii="Times New Roman" w:hAnsi="Times New Roman" w:cs="Times New Roman"/>
+          <w:sz w:val="26"/>
+          <w:szCs w:val="26"/>
+        </w:rPr>
+        <w:t xml:space="preserve"> </w:t>
+      </w:r>
+      <w:proofErr w:type="spellStart"/>
+      <w:r>
+        <w:rPr>
+          <w:rFonts w:ascii="Times New Roman" w:hAnsi="Times New Roman" w:cs="Times New Roman"/>
+          <w:sz w:val="26"/>
+          <w:szCs w:val="26"/>
+        </w:rPr>
+        <w:t>các</w:t>
+      </w:r>
+      <w:proofErr w:type="spellEnd"/>
+      <w:r>
+        <w:rPr>
+          <w:rFonts w:ascii="Times New Roman" w:hAnsi="Times New Roman" w:cs="Times New Roman"/>
+          <w:sz w:val="26"/>
+          <w:szCs w:val="26"/>
+        </w:rPr>
+        <w:t xml:space="preserve"> </w:t>
+      </w:r>
+      <w:proofErr w:type="spellStart"/>
+      <w:r>
+        <w:rPr>
+          <w:rFonts w:ascii="Times New Roman" w:hAnsi="Times New Roman" w:cs="Times New Roman"/>
+          <w:sz w:val="26"/>
+          <w:szCs w:val="26"/>
+        </w:rPr>
+        <w:t>phần</w:t>
+      </w:r>
+      <w:proofErr w:type="spellEnd"/>
+      <w:r>
+        <w:rPr>
+          <w:rFonts w:ascii="Times New Roman" w:hAnsi="Times New Roman" w:cs="Times New Roman"/>
+          <w:sz w:val="26"/>
+          <w:szCs w:val="26"/>
+        </w:rPr>
+        <w:t xml:space="preserve"> </w:t>
+      </w:r>
+      <w:proofErr w:type="spellStart"/>
+      <w:r>
+        <w:rPr>
+          <w:rFonts w:ascii="Times New Roman" w:hAnsi="Times New Roman" w:cs="Times New Roman"/>
+          <w:sz w:val="26"/>
+          <w:szCs w:val="26"/>
+        </w:rPr>
+        <w:t>thay</w:t>
+      </w:r>
+      <w:proofErr w:type="spellEnd"/>
+      <w:r>
+        <w:rPr>
+          <w:rFonts w:ascii="Times New Roman" w:hAnsi="Times New Roman" w:cs="Times New Roman"/>
+          <w:sz w:val="26"/>
+          <w:szCs w:val="26"/>
+        </w:rPr>
+        <w:t xml:space="preserve"> </w:t>
+      </w:r>
+      <w:proofErr w:type="spellStart"/>
+      <w:r>
+        <w:rPr>
+          <w:rFonts w:ascii="Times New Roman" w:hAnsi="Times New Roman" w:cs="Times New Roman"/>
+          <w:sz w:val="26"/>
+          <w:szCs w:val="26"/>
+        </w:rPr>
+        <w:t>đổi</w:t>
+      </w:r>
+      <w:proofErr w:type="spellEnd"/>
+      <w:r>
+        <w:rPr>
+          <w:rFonts w:ascii="Times New Roman" w:hAnsi="Times New Roman" w:cs="Times New Roman"/>
+          <w:sz w:val="26"/>
+          <w:szCs w:val="26"/>
+        </w:rPr>
+        <w:t xml:space="preserve"> </w:t>
+      </w:r>
+      <w:proofErr w:type="spellStart"/>
+      <w:r>
+        <w:rPr>
+          <w:rFonts w:ascii="Times New Roman" w:hAnsi="Times New Roman" w:cs="Times New Roman"/>
+          <w:sz w:val="26"/>
+          <w:szCs w:val="26"/>
+        </w:rPr>
+        <w:t>của</w:t>
+      </w:r>
+      <w:proofErr w:type="spellEnd"/>
+      <w:r>
+        <w:rPr>
+          <w:rFonts w:ascii="Times New Roman" w:hAnsi="Times New Roman" w:cs="Times New Roman"/>
+          <w:sz w:val="26"/>
+          <w:szCs w:val="26"/>
+        </w:rPr>
+        <w:t xml:space="preserve"> </w:t>
+      </w:r>
+      <w:proofErr w:type="spellStart"/>
+      <w:r>
+        <w:rPr>
+          <w:rFonts w:ascii="Times New Roman" w:hAnsi="Times New Roman" w:cs="Times New Roman"/>
+          <w:sz w:val="26"/>
+          <w:szCs w:val="26"/>
+        </w:rPr>
+        <w:t>mình</w:t>
+      </w:r>
+      <w:proofErr w:type="spellEnd"/>
+      <w:r>
+        <w:rPr>
+          <w:rFonts w:ascii="Times New Roman" w:hAnsi="Times New Roman" w:cs="Times New Roman"/>
+          <w:sz w:val="26"/>
+          <w:szCs w:val="26"/>
+        </w:rPr>
+        <w:t xml:space="preserve"> </w:t>
+      </w:r>
+      <w:proofErr w:type="spellStart"/>
+      <w:r>
+        <w:rPr>
+          <w:rFonts w:ascii="Times New Roman" w:hAnsi="Times New Roman" w:cs="Times New Roman"/>
+          <w:sz w:val="26"/>
+          <w:szCs w:val="26"/>
+        </w:rPr>
+        <w:t>lên</w:t>
+      </w:r>
+      <w:proofErr w:type="spellEnd"/>
+      <w:r>
+        <w:rPr>
+          <w:rFonts w:ascii="Times New Roman" w:hAnsi="Times New Roman" w:cs="Times New Roman"/>
+          <w:sz w:val="26"/>
+          <w:szCs w:val="26"/>
+        </w:rPr>
+        <w:t xml:space="preserve"> </w:t>
       </w:r>
       <w:r>
         <w:rPr>
@@ -1298,14 +3553,196 @@
           <w:szCs w:val="26"/>
         </w:rPr>
       </w:pPr>
-      <w:r>
-        <w:rPr>
-          <w:rFonts w:ascii="Times New Roman" w:hAnsi="Times New Roman" w:cs="Times New Roman"/>
-          <w:sz w:val="26"/>
-          <w:szCs w:val="26"/>
-        </w:rPr>
-        <w:t>Mỗi SV phát triển 1 chức năng mới tự chọn trên 1 nhánh mới</w:t>
-      </w:r>
+      <w:proofErr w:type="spellStart"/>
+      <w:r>
+        <w:rPr>
+          <w:rFonts w:ascii="Times New Roman" w:hAnsi="Times New Roman" w:cs="Times New Roman"/>
+          <w:sz w:val="26"/>
+          <w:szCs w:val="26"/>
+        </w:rPr>
+        <w:t>Mỗi</w:t>
+      </w:r>
+      <w:proofErr w:type="spellEnd"/>
+      <w:r>
+        <w:rPr>
+          <w:rFonts w:ascii="Times New Roman" w:hAnsi="Times New Roman" w:cs="Times New Roman"/>
+          <w:sz w:val="26"/>
+          <w:szCs w:val="26"/>
+        </w:rPr>
+        <w:t xml:space="preserve"> SV </w:t>
+      </w:r>
+      <w:proofErr w:type="spellStart"/>
+      <w:r>
+        <w:rPr>
+          <w:rFonts w:ascii="Times New Roman" w:hAnsi="Times New Roman" w:cs="Times New Roman"/>
+          <w:sz w:val="26"/>
+          <w:szCs w:val="26"/>
+        </w:rPr>
+        <w:t>phát</w:t>
+      </w:r>
+      <w:proofErr w:type="spellEnd"/>
+      <w:r>
+        <w:rPr>
+          <w:rFonts w:ascii="Times New Roman" w:hAnsi="Times New Roman" w:cs="Times New Roman"/>
+          <w:sz w:val="26"/>
+          <w:szCs w:val="26"/>
+        </w:rPr>
+        <w:t xml:space="preserve"> </w:t>
+      </w:r>
+      <w:proofErr w:type="spellStart"/>
+      <w:r>
+        <w:rPr>
+          <w:rFonts w:ascii="Times New Roman" w:hAnsi="Times New Roman" w:cs="Times New Roman"/>
+          <w:sz w:val="26"/>
+          <w:szCs w:val="26"/>
+        </w:rPr>
+        <w:t>triển</w:t>
+      </w:r>
+      <w:proofErr w:type="spellEnd"/>
+      <w:r>
+        <w:rPr>
+          <w:rFonts w:ascii="Times New Roman" w:hAnsi="Times New Roman" w:cs="Times New Roman"/>
+          <w:sz w:val="26"/>
+          <w:szCs w:val="26"/>
+        </w:rPr>
+        <w:t xml:space="preserve"> 1 </w:t>
+      </w:r>
+      <w:proofErr w:type="spellStart"/>
+      <w:r>
+        <w:rPr>
+          <w:rFonts w:ascii="Times New Roman" w:hAnsi="Times New Roman" w:cs="Times New Roman"/>
+          <w:sz w:val="26"/>
+          <w:szCs w:val="26"/>
+        </w:rPr>
+        <w:t>chức</w:t>
+      </w:r>
+      <w:proofErr w:type="spellEnd"/>
+      <w:r>
+        <w:rPr>
+          <w:rFonts w:ascii="Times New Roman" w:hAnsi="Times New Roman" w:cs="Times New Roman"/>
+          <w:sz w:val="26"/>
+          <w:szCs w:val="26"/>
+        </w:rPr>
+        <w:t xml:space="preserve"> </w:t>
+      </w:r>
+      <w:proofErr w:type="spellStart"/>
+      <w:r>
+        <w:rPr>
+          <w:rFonts w:ascii="Times New Roman" w:hAnsi="Times New Roman" w:cs="Times New Roman"/>
+          <w:sz w:val="26"/>
+          <w:szCs w:val="26"/>
+        </w:rPr>
+        <w:t>năng</w:t>
+      </w:r>
+      <w:proofErr w:type="spellEnd"/>
+      <w:r>
+        <w:rPr>
+          <w:rFonts w:ascii="Times New Roman" w:hAnsi="Times New Roman" w:cs="Times New Roman"/>
+          <w:sz w:val="26"/>
+          <w:szCs w:val="26"/>
+        </w:rPr>
+        <w:t xml:space="preserve"> </w:t>
+      </w:r>
+      <w:proofErr w:type="spellStart"/>
+      <w:r>
+        <w:rPr>
+          <w:rFonts w:ascii="Times New Roman" w:hAnsi="Times New Roman" w:cs="Times New Roman"/>
+          <w:sz w:val="26"/>
+          <w:szCs w:val="26"/>
+        </w:rPr>
+        <w:t>mới</w:t>
+      </w:r>
+      <w:proofErr w:type="spellEnd"/>
+      <w:r>
+        <w:rPr>
+          <w:rFonts w:ascii="Times New Roman" w:hAnsi="Times New Roman" w:cs="Times New Roman"/>
+          <w:sz w:val="26"/>
+          <w:szCs w:val="26"/>
+        </w:rPr>
+        <w:t xml:space="preserve"> </w:t>
+      </w:r>
+      <w:proofErr w:type="spellStart"/>
+      <w:r>
+        <w:rPr>
+          <w:rFonts w:ascii="Times New Roman" w:hAnsi="Times New Roman" w:cs="Times New Roman"/>
+          <w:sz w:val="26"/>
+          <w:szCs w:val="26"/>
+        </w:rPr>
+        <w:t>tự</w:t>
+      </w:r>
+      <w:proofErr w:type="spellEnd"/>
+      <w:r>
+        <w:rPr>
+          <w:rFonts w:ascii="Times New Roman" w:hAnsi="Times New Roman" w:cs="Times New Roman"/>
+          <w:sz w:val="26"/>
+          <w:szCs w:val="26"/>
+        </w:rPr>
+        <w:t xml:space="preserve"> </w:t>
+      </w:r>
+      <w:proofErr w:type="spellStart"/>
+      <w:r>
+        <w:rPr>
+          <w:rFonts w:ascii="Times New Roman" w:hAnsi="Times New Roman" w:cs="Times New Roman"/>
+          <w:sz w:val="26"/>
+          <w:szCs w:val="26"/>
+        </w:rPr>
+        <w:t>chọn</w:t>
+      </w:r>
+      <w:proofErr w:type="spellEnd"/>
+      <w:r>
+        <w:rPr>
+          <w:rFonts w:ascii="Times New Roman" w:hAnsi="Times New Roman" w:cs="Times New Roman"/>
+          <w:sz w:val="26"/>
+          <w:szCs w:val="26"/>
+        </w:rPr>
+        <w:t xml:space="preserve"> </w:t>
+      </w:r>
+      <w:proofErr w:type="spellStart"/>
+      <w:r>
+        <w:rPr>
+          <w:rFonts w:ascii="Times New Roman" w:hAnsi="Times New Roman" w:cs="Times New Roman"/>
+          <w:sz w:val="26"/>
+          <w:szCs w:val="26"/>
+        </w:rPr>
+        <w:t>trên</w:t>
+      </w:r>
+      <w:proofErr w:type="spellEnd"/>
+      <w:r>
+        <w:rPr>
+          <w:rFonts w:ascii="Times New Roman" w:hAnsi="Times New Roman" w:cs="Times New Roman"/>
+          <w:sz w:val="26"/>
+          <w:szCs w:val="26"/>
+        </w:rPr>
+        <w:t xml:space="preserve"> 1 </w:t>
+      </w:r>
+      <w:proofErr w:type="spellStart"/>
+      <w:r>
+        <w:rPr>
+          <w:rFonts w:ascii="Times New Roman" w:hAnsi="Times New Roman" w:cs="Times New Roman"/>
+          <w:sz w:val="26"/>
+          <w:szCs w:val="26"/>
+        </w:rPr>
+        <w:t>nhánh</w:t>
+      </w:r>
+      <w:proofErr w:type="spellEnd"/>
+      <w:r>
+        <w:rPr>
+          <w:rFonts w:ascii="Times New Roman" w:hAnsi="Times New Roman" w:cs="Times New Roman"/>
+          <w:sz w:val="26"/>
+          <w:szCs w:val="26"/>
+        </w:rPr>
+        <w:t xml:space="preserve"> </w:t>
+      </w:r>
+      <w:proofErr w:type="spellStart"/>
+      <w:r>
+        <w:rPr>
+          <w:rFonts w:ascii="Times New Roman" w:hAnsi="Times New Roman" w:cs="Times New Roman"/>
+          <w:sz w:val="26"/>
+          <w:szCs w:val="26"/>
+        </w:rPr>
+        <w:t>mới</w:t>
+      </w:r>
+      <w:proofErr w:type="spellEnd"/>
     </w:p>
     <w:p>
       <w:pPr>
@@ -1336,7 +3773,169 @@
           <w:sz w:val="26"/>
           <w:szCs w:val="26"/>
         </w:rPr>
-        <w:t xml:space="preserve"> Nhóm trưởng kiểm tra trước khi tích hợp vào main</w:t>
+        <w:t xml:space="preserve"> </w:t>
+      </w:r>
+      <w:proofErr w:type="spellStart"/>
+      <w:r>
+        <w:rPr>
+          <w:rFonts w:ascii="Times New Roman" w:hAnsi="Times New Roman" w:cs="Times New Roman"/>
+          <w:sz w:val="26"/>
+          <w:szCs w:val="26"/>
+        </w:rPr>
+        <w:t>Nhóm</w:t>
+      </w:r>
+      <w:proofErr w:type="spellEnd"/>
+      <w:r>
+        <w:rPr>
+          <w:rFonts w:ascii="Times New Roman" w:hAnsi="Times New Roman" w:cs="Times New Roman"/>
+          <w:sz w:val="26"/>
+          <w:szCs w:val="26"/>
+        </w:rPr>
+        <w:t xml:space="preserve"> </w:t>
+      </w:r>
+      <w:proofErr w:type="spellStart"/>
+      <w:r>
+        <w:rPr>
+          <w:rFonts w:ascii="Times New Roman" w:hAnsi="Times New Roman" w:cs="Times New Roman"/>
+          <w:sz w:val="26"/>
+          <w:szCs w:val="26"/>
+        </w:rPr>
+        <w:t>trưởng</w:t>
+      </w:r>
+      <w:proofErr w:type="spellEnd"/>
+      <w:r>
+        <w:rPr>
+          <w:rFonts w:ascii="Times New Roman" w:hAnsi="Times New Roman" w:cs="Times New Roman"/>
+          <w:sz w:val="26"/>
+          <w:szCs w:val="26"/>
+        </w:rPr>
+        <w:t xml:space="preserve"> </w:t>
+      </w:r>
+      <w:proofErr w:type="spellStart"/>
+      <w:r>
+        <w:rPr>
+          <w:rFonts w:ascii="Times New Roman" w:hAnsi="Times New Roman" w:cs="Times New Roman"/>
+          <w:sz w:val="26"/>
+          <w:szCs w:val="26"/>
+        </w:rPr>
+        <w:t>kiểm</w:t>
+      </w:r>
+      <w:proofErr w:type="spellEnd"/>
+      <w:r>
+        <w:rPr>
+          <w:rFonts w:ascii="Times New Roman" w:hAnsi="Times New Roman" w:cs="Times New Roman"/>
+          <w:sz w:val="26"/>
+          <w:szCs w:val="26"/>
+        </w:rPr>
+        <w:t xml:space="preserve"> </w:t>
+      </w:r>
+      <w:proofErr w:type="spellStart"/>
+      <w:r>
+        <w:rPr>
+          <w:rFonts w:ascii="Times New Roman" w:hAnsi="Times New Roman" w:cs="Times New Roman"/>
+          <w:sz w:val="26"/>
+          <w:szCs w:val="26"/>
+        </w:rPr>
+        <w:t>tra</w:t>
+      </w:r>
+      <w:proofErr w:type="spellEnd"/>
+      <w:r>
+        <w:rPr>
+          <w:rFonts w:ascii="Times New Roman" w:hAnsi="Times New Roman" w:cs="Times New Roman"/>
+          <w:sz w:val="26"/>
+          <w:szCs w:val="26"/>
+        </w:rPr>
+        <w:t xml:space="preserve"> </w:t>
+      </w:r>
+      <w:proofErr w:type="spellStart"/>
+      <w:r>
+        <w:rPr>
+          <w:rFonts w:ascii="Times New Roman" w:hAnsi="Times New Roman" w:cs="Times New Roman"/>
+          <w:sz w:val="26"/>
+          <w:szCs w:val="26"/>
+        </w:rPr>
+        <w:t>trước</w:t>
+      </w:r>
+      <w:proofErr w:type="spellEnd"/>
+      <w:r>
+        <w:rPr>
+          <w:rFonts w:ascii="Times New Roman" w:hAnsi="Times New Roman" w:cs="Times New Roman"/>
+          <w:sz w:val="26"/>
+          <w:szCs w:val="26"/>
+        </w:rPr>
+        <w:t xml:space="preserve"> </w:t>
+      </w:r>
+      <w:proofErr w:type="spellStart"/>
+      <w:r>
+        <w:rPr>
+          <w:rFonts w:ascii="Times New Roman" w:hAnsi="Times New Roman" w:cs="Times New Roman"/>
+          <w:sz w:val="26"/>
+          <w:szCs w:val="26"/>
+        </w:rPr>
+        <w:t>khi</w:t>
+      </w:r>
+      <w:proofErr w:type="spellEnd"/>
+      <w:r>
+        <w:rPr>
+          <w:rFonts w:ascii="Times New Roman" w:hAnsi="Times New Roman" w:cs="Times New Roman"/>
+          <w:sz w:val="26"/>
+          <w:szCs w:val="26"/>
+        </w:rPr>
+        <w:t xml:space="preserve"> </w:t>
+      </w:r>
+      <w:proofErr w:type="spellStart"/>
+      <w:r>
+        <w:rPr>
+          <w:rFonts w:ascii="Times New Roman" w:hAnsi="Times New Roman" w:cs="Times New Roman"/>
+          <w:sz w:val="26"/>
+          <w:szCs w:val="26"/>
+        </w:rPr>
+        <w:t>tích</w:t>
+      </w:r>
+      <w:proofErr w:type="spellEnd"/>
+      <w:r>
+        <w:rPr>
+          <w:rFonts w:ascii="Times New Roman" w:hAnsi="Times New Roman" w:cs="Times New Roman"/>
+          <w:sz w:val="26"/>
+          <w:szCs w:val="26"/>
+        </w:rPr>
+        <w:t xml:space="preserve"> </w:t>
+      </w:r>
+      <w:proofErr w:type="spellStart"/>
+      <w:r>
+        <w:rPr>
+          <w:rFonts w:ascii="Times New Roman" w:hAnsi="Times New Roman" w:cs="Times New Roman"/>
+          <w:sz w:val="26"/>
+          <w:szCs w:val="26"/>
+        </w:rPr>
+        <w:t>hợp</w:t>
+      </w:r>
+      <w:proofErr w:type="spellEnd"/>
+      <w:r>
+        <w:rPr>
+          <w:rFonts w:ascii="Times New Roman" w:hAnsi="Times New Roman" w:cs="Times New Roman"/>
+          <w:sz w:val="26"/>
+          <w:szCs w:val="26"/>
+        </w:rPr>
+        <w:t xml:space="preserve"> </w:t>
+      </w:r>
+      <w:proofErr w:type="spellStart"/>
+      <w:r>
+        <w:rPr>
+          <w:rFonts w:ascii="Times New Roman" w:hAnsi="Times New Roman" w:cs="Times New Roman"/>
+          <w:sz w:val="26"/>
+          <w:szCs w:val="26"/>
+        </w:rPr>
+        <w:t>vào</w:t>
+      </w:r>
+      <w:proofErr w:type="spellEnd"/>
+      <w:r>
+        <w:rPr>
+          <w:rFonts w:ascii="Times New Roman" w:hAnsi="Times New Roman" w:cs="Times New Roman"/>
+          <w:sz w:val="26"/>
+          <w:szCs w:val="26"/>
+        </w:rPr>
+        <w:t xml:space="preserve"> main</w:t>
       </w:r>
     </w:p>
     <w:p>

--- a/Bai tap Git.docx
+++ b/Bai tap Git.docx
@@ -12,6 +12,7 @@
           <w:szCs w:val="26"/>
         </w:rPr>
       </w:pPr>
+      <w:proofErr w:type="spellStart"/>
       <w:r>
         <w:rPr>
           <w:rFonts w:ascii="Times New Roman" w:hAnsi="Times New Roman" w:cs="Times New Roman"/>
@@ -19,7 +20,37 @@
           <w:sz w:val="48"/>
           <w:szCs w:val="26"/>
         </w:rPr>
-        <w:t xml:space="preserve">Bài tập </w:t>
+        <w:t>Bài</w:t>
+      </w:r>
+      <w:proofErr w:type="spellEnd"/>
+      <w:r>
+        <w:rPr>
+          <w:rFonts w:ascii="Times New Roman" w:hAnsi="Times New Roman" w:cs="Times New Roman"/>
+          <w:b/>
+          <w:sz w:val="48"/>
+          <w:szCs w:val="26"/>
+        </w:rPr>
+        <w:t xml:space="preserve"> </w:t>
+      </w:r>
+      <w:proofErr w:type="spellStart"/>
+      <w:r>
+        <w:rPr>
+          <w:rFonts w:ascii="Times New Roman" w:hAnsi="Times New Roman" w:cs="Times New Roman"/>
+          <w:b/>
+          <w:sz w:val="48"/>
+          <w:szCs w:val="26"/>
+        </w:rPr>
+        <w:t>tập</w:t>
+      </w:r>
+      <w:proofErr w:type="spellEnd"/>
+      <w:r>
+        <w:rPr>
+          <w:rFonts w:ascii="Times New Roman" w:hAnsi="Times New Roman" w:cs="Times New Roman"/>
+          <w:b/>
+          <w:sz w:val="48"/>
+          <w:szCs w:val="26"/>
+        </w:rPr>
+        <w:t xml:space="preserve"> </w:t>
       </w:r>
       <w:r>
         <w:rPr>
@@ -43,13 +74,41 @@
           <w:szCs w:val="26"/>
         </w:rPr>
       </w:pPr>
-      <w:r>
-        <w:rPr>
-          <w:rFonts w:ascii="Times New Roman" w:hAnsi="Times New Roman" w:cs="Times New Roman"/>
-          <w:sz w:val="26"/>
-          <w:szCs w:val="26"/>
-        </w:rPr>
-        <w:t>Sinh viên A</w:t>
+      <w:proofErr w:type="spellStart"/>
+      <w:r>
+        <w:rPr>
+          <w:rFonts w:ascii="Times New Roman" w:hAnsi="Times New Roman" w:cs="Times New Roman"/>
+          <w:sz w:val="26"/>
+          <w:szCs w:val="26"/>
+        </w:rPr>
+        <w:t>Sinh</w:t>
+      </w:r>
+      <w:proofErr w:type="spellEnd"/>
+      <w:r>
+        <w:rPr>
+          <w:rFonts w:ascii="Times New Roman" w:hAnsi="Times New Roman" w:cs="Times New Roman"/>
+          <w:sz w:val="26"/>
+          <w:szCs w:val="26"/>
+        </w:rPr>
+        <w:t xml:space="preserve"> </w:t>
+      </w:r>
+      <w:proofErr w:type="spellStart"/>
+      <w:r>
+        <w:rPr>
+          <w:rFonts w:ascii="Times New Roman" w:hAnsi="Times New Roman" w:cs="Times New Roman"/>
+          <w:sz w:val="26"/>
+          <w:szCs w:val="26"/>
+        </w:rPr>
+        <w:t>viên</w:t>
+      </w:r>
+      <w:proofErr w:type="spellEnd"/>
+      <w:r>
+        <w:rPr>
+          <w:rFonts w:ascii="Times New Roman" w:hAnsi="Times New Roman" w:cs="Times New Roman"/>
+          <w:sz w:val="26"/>
+          <w:szCs w:val="26"/>
+        </w:rPr>
+        <w:t xml:space="preserve"> A</w:t>
       </w:r>
       <w:r>
         <w:rPr>
@@ -80,13 +139,41 @@
           <w:szCs w:val="26"/>
         </w:rPr>
       </w:pPr>
-      <w:r>
-        <w:rPr>
-          <w:rFonts w:ascii="Times New Roman" w:hAnsi="Times New Roman" w:cs="Times New Roman"/>
-          <w:sz w:val="26"/>
-          <w:szCs w:val="26"/>
-        </w:rPr>
-        <w:t>Sinh viên B:</w:t>
+      <w:proofErr w:type="spellStart"/>
+      <w:r>
+        <w:rPr>
+          <w:rFonts w:ascii="Times New Roman" w:hAnsi="Times New Roman" w:cs="Times New Roman"/>
+          <w:sz w:val="26"/>
+          <w:szCs w:val="26"/>
+        </w:rPr>
+        <w:t>Sinh</w:t>
+      </w:r>
+      <w:proofErr w:type="spellEnd"/>
+      <w:r>
+        <w:rPr>
+          <w:rFonts w:ascii="Times New Roman" w:hAnsi="Times New Roman" w:cs="Times New Roman"/>
+          <w:sz w:val="26"/>
+          <w:szCs w:val="26"/>
+        </w:rPr>
+        <w:t xml:space="preserve"> </w:t>
+      </w:r>
+      <w:proofErr w:type="spellStart"/>
+      <w:r>
+        <w:rPr>
+          <w:rFonts w:ascii="Times New Roman" w:hAnsi="Times New Roman" w:cs="Times New Roman"/>
+          <w:sz w:val="26"/>
+          <w:szCs w:val="26"/>
+        </w:rPr>
+        <w:t>viên</w:t>
+      </w:r>
+      <w:proofErr w:type="spellEnd"/>
+      <w:r>
+        <w:rPr>
+          <w:rFonts w:ascii="Times New Roman" w:hAnsi="Times New Roman" w:cs="Times New Roman"/>
+          <w:sz w:val="26"/>
+          <w:szCs w:val="26"/>
+        </w:rPr>
+        <w:t xml:space="preserve"> B:</w:t>
       </w:r>
       <w:r>
         <w:rPr>
@@ -109,13 +196,41 @@
           <w:szCs w:val="26"/>
         </w:rPr>
       </w:pPr>
-      <w:r>
-        <w:rPr>
-          <w:rFonts w:ascii="Times New Roman" w:hAnsi="Times New Roman" w:cs="Times New Roman"/>
-          <w:sz w:val="26"/>
-          <w:szCs w:val="26"/>
-        </w:rPr>
-        <w:t>Sinh viên C:</w:t>
+      <w:proofErr w:type="spellStart"/>
+      <w:r>
+        <w:rPr>
+          <w:rFonts w:ascii="Times New Roman" w:hAnsi="Times New Roman" w:cs="Times New Roman"/>
+          <w:sz w:val="26"/>
+          <w:szCs w:val="26"/>
+        </w:rPr>
+        <w:t>Sinh</w:t>
+      </w:r>
+      <w:proofErr w:type="spellEnd"/>
+      <w:r>
+        <w:rPr>
+          <w:rFonts w:ascii="Times New Roman" w:hAnsi="Times New Roman" w:cs="Times New Roman"/>
+          <w:sz w:val="26"/>
+          <w:szCs w:val="26"/>
+        </w:rPr>
+        <w:t xml:space="preserve"> </w:t>
+      </w:r>
+      <w:proofErr w:type="spellStart"/>
+      <w:r>
+        <w:rPr>
+          <w:rFonts w:ascii="Times New Roman" w:hAnsi="Times New Roman" w:cs="Times New Roman"/>
+          <w:sz w:val="26"/>
+          <w:szCs w:val="26"/>
+        </w:rPr>
+        <w:t>viên</w:t>
+      </w:r>
+      <w:proofErr w:type="spellEnd"/>
+      <w:r>
+        <w:rPr>
+          <w:rFonts w:ascii="Times New Roman" w:hAnsi="Times New Roman" w:cs="Times New Roman"/>
+          <w:sz w:val="26"/>
+          <w:szCs w:val="26"/>
+        </w:rPr>
+        <w:t xml:space="preserve"> C:</w:t>
       </w:r>
       <w:r>
         <w:rPr>
@@ -163,6 +278,7 @@
           <w:szCs w:val="26"/>
         </w:rPr>
       </w:pPr>
+      <w:proofErr w:type="spellStart"/>
       <w:r>
         <w:rPr>
           <w:rFonts w:ascii="Times New Roman" w:hAnsi="Times New Roman" w:cs="Times New Roman"/>
@@ -171,21 +287,40 @@
         </w:rPr>
         <w:t>Hãy</w:t>
       </w:r>
-      <w:r>
-        <w:rPr>
-          <w:rFonts w:ascii="Times New Roman" w:hAnsi="Times New Roman" w:cs="Times New Roman"/>
-          <w:sz w:val="26"/>
-          <w:szCs w:val="26"/>
-        </w:rPr>
-        <w:t xml:space="preserve"> t</w:t>
-      </w:r>
-      <w:r>
-        <w:rPr>
-          <w:rFonts w:ascii="Times New Roman" w:hAnsi="Times New Roman" w:cs="Times New Roman"/>
-          <w:sz w:val="26"/>
-          <w:szCs w:val="26"/>
-        </w:rPr>
-        <w:t xml:space="preserve">ạo 1 </w:t>
+      <w:proofErr w:type="spellEnd"/>
+      <w:r>
+        <w:rPr>
+          <w:rFonts w:ascii="Times New Roman" w:hAnsi="Times New Roman" w:cs="Times New Roman"/>
+          <w:sz w:val="26"/>
+          <w:szCs w:val="26"/>
+        </w:rPr>
+        <w:t xml:space="preserve"> </w:t>
+      </w:r>
+      <w:proofErr w:type="spellStart"/>
+      <w:r>
+        <w:rPr>
+          <w:rFonts w:ascii="Times New Roman" w:hAnsi="Times New Roman" w:cs="Times New Roman"/>
+          <w:sz w:val="26"/>
+          <w:szCs w:val="26"/>
+        </w:rPr>
+        <w:t>t</w:t>
+      </w:r>
+      <w:r>
+        <w:rPr>
+          <w:rFonts w:ascii="Times New Roman" w:hAnsi="Times New Roman" w:cs="Times New Roman"/>
+          <w:sz w:val="26"/>
+          <w:szCs w:val="26"/>
+        </w:rPr>
+        <w:t>ạo</w:t>
+      </w:r>
+      <w:proofErr w:type="spellEnd"/>
+      <w:r>
+        <w:rPr>
+          <w:rFonts w:ascii="Times New Roman" w:hAnsi="Times New Roman" w:cs="Times New Roman"/>
+          <w:sz w:val="26"/>
+          <w:szCs w:val="26"/>
+        </w:rPr>
+        <w:t xml:space="preserve"> 1 </w:t>
       </w:r>
       <w:r>
         <w:rPr>
@@ -249,7 +384,25 @@
           <w:sz w:val="26"/>
           <w:szCs w:val="26"/>
         </w:rPr>
-        <w:t>(sv A)</w:t>
+        <w:t>(</w:t>
+      </w:r>
+      <w:proofErr w:type="spellStart"/>
+      <w:r>
+        <w:rPr>
+          <w:rFonts w:ascii="Times New Roman" w:hAnsi="Times New Roman" w:cs="Times New Roman"/>
+          <w:sz w:val="26"/>
+          <w:szCs w:val="26"/>
+        </w:rPr>
+        <w:t>sv</w:t>
+      </w:r>
+      <w:proofErr w:type="spellEnd"/>
+      <w:r>
+        <w:rPr>
+          <w:rFonts w:ascii="Times New Roman" w:hAnsi="Times New Roman" w:cs="Times New Roman"/>
+          <w:sz w:val="26"/>
+          <w:szCs w:val="26"/>
+        </w:rPr>
+        <w:t xml:space="preserve"> A)</w:t>
       </w:r>
       <w:r>
         <w:rPr>
@@ -297,14 +450,142 @@
         </w:rPr>
         <w:t xml:space="preserve"> </w:t>
       </w:r>
-      <w:r>
-        <w:rPr>
-          <w:rFonts w:ascii="Times New Roman" w:hAnsi="Times New Roman" w:cs="Times New Roman"/>
-          <w:sz w:val="26"/>
-          <w:szCs w:val="26"/>
-        </w:rPr>
-        <w:t>lấy kho vừa tạo về máy của mình</w:t>
-      </w:r>
+      <w:proofErr w:type="spellStart"/>
+      <w:r>
+        <w:rPr>
+          <w:rFonts w:ascii="Times New Roman" w:hAnsi="Times New Roman" w:cs="Times New Roman"/>
+          <w:sz w:val="26"/>
+          <w:szCs w:val="26"/>
+        </w:rPr>
+        <w:t>lấy</w:t>
+      </w:r>
+      <w:proofErr w:type="spellEnd"/>
+      <w:r>
+        <w:rPr>
+          <w:rFonts w:ascii="Times New Roman" w:hAnsi="Times New Roman" w:cs="Times New Roman"/>
+          <w:sz w:val="26"/>
+          <w:szCs w:val="26"/>
+        </w:rPr>
+        <w:t xml:space="preserve"> </w:t>
+      </w:r>
+      <w:proofErr w:type="spellStart"/>
+      <w:r>
+        <w:rPr>
+          <w:rFonts w:ascii="Times New Roman" w:hAnsi="Times New Roman" w:cs="Times New Roman"/>
+          <w:sz w:val="26"/>
+          <w:szCs w:val="26"/>
+        </w:rPr>
+        <w:t>kho</w:t>
+      </w:r>
+      <w:proofErr w:type="spellEnd"/>
+      <w:r>
+        <w:rPr>
+          <w:rFonts w:ascii="Times New Roman" w:hAnsi="Times New Roman" w:cs="Times New Roman"/>
+          <w:sz w:val="26"/>
+          <w:szCs w:val="26"/>
+        </w:rPr>
+        <w:t xml:space="preserve"> </w:t>
+      </w:r>
+      <w:proofErr w:type="spellStart"/>
+      <w:r>
+        <w:rPr>
+          <w:rFonts w:ascii="Times New Roman" w:hAnsi="Times New Roman" w:cs="Times New Roman"/>
+          <w:sz w:val="26"/>
+          <w:szCs w:val="26"/>
+        </w:rPr>
+        <w:t>vừa</w:t>
+      </w:r>
+      <w:proofErr w:type="spellEnd"/>
+      <w:r>
+        <w:rPr>
+          <w:rFonts w:ascii="Times New Roman" w:hAnsi="Times New Roman" w:cs="Times New Roman"/>
+          <w:sz w:val="26"/>
+          <w:szCs w:val="26"/>
+        </w:rPr>
+        <w:t xml:space="preserve"> </w:t>
+      </w:r>
+      <w:proofErr w:type="spellStart"/>
+      <w:r>
+        <w:rPr>
+          <w:rFonts w:ascii="Times New Roman" w:hAnsi="Times New Roman" w:cs="Times New Roman"/>
+          <w:sz w:val="26"/>
+          <w:szCs w:val="26"/>
+        </w:rPr>
+        <w:t>tạo</w:t>
+      </w:r>
+      <w:proofErr w:type="spellEnd"/>
+      <w:r>
+        <w:rPr>
+          <w:rFonts w:ascii="Times New Roman" w:hAnsi="Times New Roman" w:cs="Times New Roman"/>
+          <w:sz w:val="26"/>
+          <w:szCs w:val="26"/>
+        </w:rPr>
+        <w:t xml:space="preserve"> </w:t>
+      </w:r>
+      <w:proofErr w:type="spellStart"/>
+      <w:r>
+        <w:rPr>
+          <w:rFonts w:ascii="Times New Roman" w:hAnsi="Times New Roman" w:cs="Times New Roman"/>
+          <w:sz w:val="26"/>
+          <w:szCs w:val="26"/>
+        </w:rPr>
+        <w:t>về</w:t>
+      </w:r>
+      <w:proofErr w:type="spellEnd"/>
+      <w:r>
+        <w:rPr>
+          <w:rFonts w:ascii="Times New Roman" w:hAnsi="Times New Roman" w:cs="Times New Roman"/>
+          <w:sz w:val="26"/>
+          <w:szCs w:val="26"/>
+        </w:rPr>
+        <w:t xml:space="preserve"> </w:t>
+      </w:r>
+      <w:proofErr w:type="spellStart"/>
+      <w:r>
+        <w:rPr>
+          <w:rFonts w:ascii="Times New Roman" w:hAnsi="Times New Roman" w:cs="Times New Roman"/>
+          <w:sz w:val="26"/>
+          <w:szCs w:val="26"/>
+        </w:rPr>
+        <w:t>máy</w:t>
+      </w:r>
+      <w:proofErr w:type="spellEnd"/>
+      <w:r>
+        <w:rPr>
+          <w:rFonts w:ascii="Times New Roman" w:hAnsi="Times New Roman" w:cs="Times New Roman"/>
+          <w:sz w:val="26"/>
+          <w:szCs w:val="26"/>
+        </w:rPr>
+        <w:t xml:space="preserve"> </w:t>
+      </w:r>
+      <w:proofErr w:type="spellStart"/>
+      <w:r>
+        <w:rPr>
+          <w:rFonts w:ascii="Times New Roman" w:hAnsi="Times New Roman" w:cs="Times New Roman"/>
+          <w:sz w:val="26"/>
+          <w:szCs w:val="26"/>
+        </w:rPr>
+        <w:t>của</w:t>
+      </w:r>
+      <w:proofErr w:type="spellEnd"/>
+      <w:r>
+        <w:rPr>
+          <w:rFonts w:ascii="Times New Roman" w:hAnsi="Times New Roman" w:cs="Times New Roman"/>
+          <w:sz w:val="26"/>
+          <w:szCs w:val="26"/>
+        </w:rPr>
+        <w:t xml:space="preserve"> </w:t>
+      </w:r>
+      <w:proofErr w:type="spellStart"/>
+      <w:r>
+        <w:rPr>
+          <w:rFonts w:ascii="Times New Roman" w:hAnsi="Times New Roman" w:cs="Times New Roman"/>
+          <w:sz w:val="26"/>
+          <w:szCs w:val="26"/>
+        </w:rPr>
+        <w:t>mình</w:t>
+      </w:r>
+      <w:proofErr w:type="spellEnd"/>
     </w:p>
     <w:p>
       <w:pPr>
@@ -315,13 +596,41 @@
           <w:szCs w:val="26"/>
         </w:rPr>
       </w:pPr>
-      <w:r>
-        <w:rPr>
-          <w:rFonts w:ascii="Times New Roman" w:hAnsi="Times New Roman" w:cs="Times New Roman"/>
-          <w:sz w:val="26"/>
-          <w:szCs w:val="26"/>
-        </w:rPr>
-        <w:t xml:space="preserve">Trả lời: </w:t>
+      <w:proofErr w:type="spellStart"/>
+      <w:r>
+        <w:rPr>
+          <w:rFonts w:ascii="Times New Roman" w:hAnsi="Times New Roman" w:cs="Times New Roman"/>
+          <w:sz w:val="26"/>
+          <w:szCs w:val="26"/>
+        </w:rPr>
+        <w:t>Trả</w:t>
+      </w:r>
+      <w:proofErr w:type="spellEnd"/>
+      <w:r>
+        <w:rPr>
+          <w:rFonts w:ascii="Times New Roman" w:hAnsi="Times New Roman" w:cs="Times New Roman"/>
+          <w:sz w:val="26"/>
+          <w:szCs w:val="26"/>
+        </w:rPr>
+        <w:t xml:space="preserve"> </w:t>
+      </w:r>
+      <w:proofErr w:type="spellStart"/>
+      <w:r>
+        <w:rPr>
+          <w:rFonts w:ascii="Times New Roman" w:hAnsi="Times New Roman" w:cs="Times New Roman"/>
+          <w:sz w:val="26"/>
+          <w:szCs w:val="26"/>
+        </w:rPr>
+        <w:t>lời</w:t>
+      </w:r>
+      <w:proofErr w:type="spellEnd"/>
+      <w:r>
+        <w:rPr>
+          <w:rFonts w:ascii="Times New Roman" w:hAnsi="Times New Roman" w:cs="Times New Roman"/>
+          <w:sz w:val="26"/>
+          <w:szCs w:val="26"/>
+        </w:rPr>
+        <w:t xml:space="preserve">: </w:t>
       </w:r>
     </w:p>
     <w:p>
@@ -361,7 +670,25 @@
           <w:sz w:val="26"/>
           <w:szCs w:val="26"/>
         </w:rPr>
-        <w:t xml:space="preserve"> chép </w:t>
+        <w:t xml:space="preserve"> </w:t>
+      </w:r>
+      <w:proofErr w:type="spellStart"/>
+      <w:r>
+        <w:rPr>
+          <w:rFonts w:ascii="Times New Roman" w:hAnsi="Times New Roman" w:cs="Times New Roman"/>
+          <w:sz w:val="26"/>
+          <w:szCs w:val="26"/>
+        </w:rPr>
+        <w:t>chép</w:t>
+      </w:r>
+      <w:proofErr w:type="spellEnd"/>
+      <w:r>
+        <w:rPr>
+          <w:rFonts w:ascii="Times New Roman" w:hAnsi="Times New Roman" w:cs="Times New Roman"/>
+          <w:sz w:val="26"/>
+          <w:szCs w:val="26"/>
+        </w:rPr>
+        <w:t xml:space="preserve"> </w:t>
       </w:r>
       <w:r>
         <w:rPr>
@@ -387,30 +714,150 @@
         </w:rPr>
         <w:t xml:space="preserve">source.cpp </w:t>
       </w:r>
-      <w:r>
-        <w:rPr>
-          <w:rFonts w:ascii="Times New Roman" w:hAnsi="Times New Roman" w:cs="Times New Roman"/>
-          <w:sz w:val="26"/>
-          <w:szCs w:val="26"/>
-        </w:rPr>
-        <w:t xml:space="preserve">được cung cấp vào </w:t>
-      </w:r>
-      <w:r>
-        <w:rPr>
-          <w:rFonts w:ascii="Times New Roman" w:hAnsi="Times New Roman" w:cs="Times New Roman"/>
-          <w:sz w:val="26"/>
-          <w:szCs w:val="26"/>
-        </w:rPr>
-        <w:t>LR của mình</w:t>
-      </w:r>
-      <w:r>
-        <w:rPr>
-          <w:rFonts w:ascii="Times New Roman" w:hAnsi="Times New Roman" w:cs="Times New Roman"/>
-          <w:sz w:val="26"/>
-          <w:szCs w:val="26"/>
-        </w:rPr>
-        <w:t xml:space="preserve"> vừa tạo</w:t>
-      </w:r>
+      <w:proofErr w:type="spellStart"/>
+      <w:r>
+        <w:rPr>
+          <w:rFonts w:ascii="Times New Roman" w:hAnsi="Times New Roman" w:cs="Times New Roman"/>
+          <w:sz w:val="26"/>
+          <w:szCs w:val="26"/>
+        </w:rPr>
+        <w:t>được</w:t>
+      </w:r>
+      <w:proofErr w:type="spellEnd"/>
+      <w:r>
+        <w:rPr>
+          <w:rFonts w:ascii="Times New Roman" w:hAnsi="Times New Roman" w:cs="Times New Roman"/>
+          <w:sz w:val="26"/>
+          <w:szCs w:val="26"/>
+        </w:rPr>
+        <w:t xml:space="preserve"> </w:t>
+      </w:r>
+      <w:proofErr w:type="spellStart"/>
+      <w:r>
+        <w:rPr>
+          <w:rFonts w:ascii="Times New Roman" w:hAnsi="Times New Roman" w:cs="Times New Roman"/>
+          <w:sz w:val="26"/>
+          <w:szCs w:val="26"/>
+        </w:rPr>
+        <w:t>cung</w:t>
+      </w:r>
+      <w:proofErr w:type="spellEnd"/>
+      <w:r>
+        <w:rPr>
+          <w:rFonts w:ascii="Times New Roman" w:hAnsi="Times New Roman" w:cs="Times New Roman"/>
+          <w:sz w:val="26"/>
+          <w:szCs w:val="26"/>
+        </w:rPr>
+        <w:t xml:space="preserve"> </w:t>
+      </w:r>
+      <w:proofErr w:type="spellStart"/>
+      <w:r>
+        <w:rPr>
+          <w:rFonts w:ascii="Times New Roman" w:hAnsi="Times New Roman" w:cs="Times New Roman"/>
+          <w:sz w:val="26"/>
+          <w:szCs w:val="26"/>
+        </w:rPr>
+        <w:t>cấp</w:t>
+      </w:r>
+      <w:proofErr w:type="spellEnd"/>
+      <w:r>
+        <w:rPr>
+          <w:rFonts w:ascii="Times New Roman" w:hAnsi="Times New Roman" w:cs="Times New Roman"/>
+          <w:sz w:val="26"/>
+          <w:szCs w:val="26"/>
+        </w:rPr>
+        <w:t xml:space="preserve"> </w:t>
+      </w:r>
+      <w:proofErr w:type="spellStart"/>
+      <w:r>
+        <w:rPr>
+          <w:rFonts w:ascii="Times New Roman" w:hAnsi="Times New Roman" w:cs="Times New Roman"/>
+          <w:sz w:val="26"/>
+          <w:szCs w:val="26"/>
+        </w:rPr>
+        <w:t>vào</w:t>
+      </w:r>
+      <w:proofErr w:type="spellEnd"/>
+      <w:r>
+        <w:rPr>
+          <w:rFonts w:ascii="Times New Roman" w:hAnsi="Times New Roman" w:cs="Times New Roman"/>
+          <w:sz w:val="26"/>
+          <w:szCs w:val="26"/>
+        </w:rPr>
+        <w:t xml:space="preserve"> </w:t>
+      </w:r>
+      <w:r>
+        <w:rPr>
+          <w:rFonts w:ascii="Times New Roman" w:hAnsi="Times New Roman" w:cs="Times New Roman"/>
+          <w:sz w:val="26"/>
+          <w:szCs w:val="26"/>
+        </w:rPr>
+        <w:t xml:space="preserve">LR </w:t>
+      </w:r>
+      <w:proofErr w:type="spellStart"/>
+      <w:r>
+        <w:rPr>
+          <w:rFonts w:ascii="Times New Roman" w:hAnsi="Times New Roman" w:cs="Times New Roman"/>
+          <w:sz w:val="26"/>
+          <w:szCs w:val="26"/>
+        </w:rPr>
+        <w:t>của</w:t>
+      </w:r>
+      <w:proofErr w:type="spellEnd"/>
+      <w:r>
+        <w:rPr>
+          <w:rFonts w:ascii="Times New Roman" w:hAnsi="Times New Roman" w:cs="Times New Roman"/>
+          <w:sz w:val="26"/>
+          <w:szCs w:val="26"/>
+        </w:rPr>
+        <w:t xml:space="preserve"> </w:t>
+      </w:r>
+      <w:proofErr w:type="spellStart"/>
+      <w:r>
+        <w:rPr>
+          <w:rFonts w:ascii="Times New Roman" w:hAnsi="Times New Roman" w:cs="Times New Roman"/>
+          <w:sz w:val="26"/>
+          <w:szCs w:val="26"/>
+        </w:rPr>
+        <w:t>mình</w:t>
+      </w:r>
+      <w:proofErr w:type="spellEnd"/>
+      <w:r>
+        <w:rPr>
+          <w:rFonts w:ascii="Times New Roman" w:hAnsi="Times New Roman" w:cs="Times New Roman"/>
+          <w:sz w:val="26"/>
+          <w:szCs w:val="26"/>
+        </w:rPr>
+        <w:t xml:space="preserve"> </w:t>
+      </w:r>
+      <w:proofErr w:type="spellStart"/>
+      <w:r>
+        <w:rPr>
+          <w:rFonts w:ascii="Times New Roman" w:hAnsi="Times New Roman" w:cs="Times New Roman"/>
+          <w:sz w:val="26"/>
+          <w:szCs w:val="26"/>
+        </w:rPr>
+        <w:t>vừa</w:t>
+      </w:r>
+      <w:proofErr w:type="spellEnd"/>
+      <w:r>
+        <w:rPr>
+          <w:rFonts w:ascii="Times New Roman" w:hAnsi="Times New Roman" w:cs="Times New Roman"/>
+          <w:sz w:val="26"/>
+          <w:szCs w:val="26"/>
+        </w:rPr>
+        <w:t xml:space="preserve"> </w:t>
+      </w:r>
+      <w:proofErr w:type="spellStart"/>
+      <w:r>
+        <w:rPr>
+          <w:rFonts w:ascii="Times New Roman" w:hAnsi="Times New Roman" w:cs="Times New Roman"/>
+          <w:sz w:val="26"/>
+          <w:szCs w:val="26"/>
+        </w:rPr>
+        <w:t>tạo</w:t>
+      </w:r>
+      <w:proofErr w:type="spellEnd"/>
       <w:r>
         <w:rPr>
           <w:rFonts w:ascii="Times New Roman" w:hAnsi="Times New Roman" w:cs="Times New Roman"/>
@@ -443,22 +890,186 @@
           <w:szCs w:val="26"/>
         </w:rPr>
       </w:pPr>
-      <w:r>
-        <w:rPr>
-          <w:rFonts w:ascii="Times New Roman" w:hAnsi="Times New Roman" w:cs="Times New Roman"/>
-          <w:sz w:val="26"/>
-          <w:szCs w:val="26"/>
-        </w:rPr>
-        <w:t>Nhóm c</w:t>
-      </w:r>
-      <w:r>
-        <w:rPr>
-          <w:rFonts w:ascii="Times New Roman" w:hAnsi="Times New Roman" w:cs="Times New Roman"/>
-          <w:sz w:val="26"/>
-          <w:szCs w:val="26"/>
-        </w:rPr>
-        <w:t>ho biết trạng thái (status) của các file vừa chép vào</w:t>
-      </w:r>
+      <w:proofErr w:type="spellStart"/>
+      <w:r>
+        <w:rPr>
+          <w:rFonts w:ascii="Times New Roman" w:hAnsi="Times New Roman" w:cs="Times New Roman"/>
+          <w:sz w:val="26"/>
+          <w:szCs w:val="26"/>
+        </w:rPr>
+        <w:t>Nhóm</w:t>
+      </w:r>
+      <w:proofErr w:type="spellEnd"/>
+      <w:r>
+        <w:rPr>
+          <w:rFonts w:ascii="Times New Roman" w:hAnsi="Times New Roman" w:cs="Times New Roman"/>
+          <w:sz w:val="26"/>
+          <w:szCs w:val="26"/>
+        </w:rPr>
+        <w:t xml:space="preserve"> </w:t>
+      </w:r>
+      <w:proofErr w:type="spellStart"/>
+      <w:r>
+        <w:rPr>
+          <w:rFonts w:ascii="Times New Roman" w:hAnsi="Times New Roman" w:cs="Times New Roman"/>
+          <w:sz w:val="26"/>
+          <w:szCs w:val="26"/>
+        </w:rPr>
+        <w:t>c</w:t>
+      </w:r>
+      <w:r>
+        <w:rPr>
+          <w:rFonts w:ascii="Times New Roman" w:hAnsi="Times New Roman" w:cs="Times New Roman"/>
+          <w:sz w:val="26"/>
+          <w:szCs w:val="26"/>
+        </w:rPr>
+        <w:t>ho</w:t>
+      </w:r>
+      <w:proofErr w:type="spellEnd"/>
+      <w:r>
+        <w:rPr>
+          <w:rFonts w:ascii="Times New Roman" w:hAnsi="Times New Roman" w:cs="Times New Roman"/>
+          <w:sz w:val="26"/>
+          <w:szCs w:val="26"/>
+        </w:rPr>
+        <w:t xml:space="preserve"> </w:t>
+      </w:r>
+      <w:proofErr w:type="spellStart"/>
+      <w:r>
+        <w:rPr>
+          <w:rFonts w:ascii="Times New Roman" w:hAnsi="Times New Roman" w:cs="Times New Roman"/>
+          <w:sz w:val="26"/>
+          <w:szCs w:val="26"/>
+        </w:rPr>
+        <w:t>biết</w:t>
+      </w:r>
+      <w:proofErr w:type="spellEnd"/>
+      <w:r>
+        <w:rPr>
+          <w:rFonts w:ascii="Times New Roman" w:hAnsi="Times New Roman" w:cs="Times New Roman"/>
+          <w:sz w:val="26"/>
+          <w:szCs w:val="26"/>
+        </w:rPr>
+        <w:t xml:space="preserve"> </w:t>
+      </w:r>
+      <w:proofErr w:type="spellStart"/>
+      <w:r>
+        <w:rPr>
+          <w:rFonts w:ascii="Times New Roman" w:hAnsi="Times New Roman" w:cs="Times New Roman"/>
+          <w:sz w:val="26"/>
+          <w:szCs w:val="26"/>
+        </w:rPr>
+        <w:t>trạng</w:t>
+      </w:r>
+      <w:proofErr w:type="spellEnd"/>
+      <w:r>
+        <w:rPr>
+          <w:rFonts w:ascii="Times New Roman" w:hAnsi="Times New Roman" w:cs="Times New Roman"/>
+          <w:sz w:val="26"/>
+          <w:szCs w:val="26"/>
+        </w:rPr>
+        <w:t xml:space="preserve"> </w:t>
+      </w:r>
+      <w:proofErr w:type="spellStart"/>
+      <w:r>
+        <w:rPr>
+          <w:rFonts w:ascii="Times New Roman" w:hAnsi="Times New Roman" w:cs="Times New Roman"/>
+          <w:sz w:val="26"/>
+          <w:szCs w:val="26"/>
+        </w:rPr>
+        <w:t>thái</w:t>
+      </w:r>
+      <w:proofErr w:type="spellEnd"/>
+      <w:r>
+        <w:rPr>
+          <w:rFonts w:ascii="Times New Roman" w:hAnsi="Times New Roman" w:cs="Times New Roman"/>
+          <w:sz w:val="26"/>
+          <w:szCs w:val="26"/>
+        </w:rPr>
+        <w:t xml:space="preserve"> (status) </w:t>
+      </w:r>
+      <w:proofErr w:type="spellStart"/>
+      <w:r>
+        <w:rPr>
+          <w:rFonts w:ascii="Times New Roman" w:hAnsi="Times New Roman" w:cs="Times New Roman"/>
+          <w:sz w:val="26"/>
+          <w:szCs w:val="26"/>
+        </w:rPr>
+        <w:t>của</w:t>
+      </w:r>
+      <w:proofErr w:type="spellEnd"/>
+      <w:r>
+        <w:rPr>
+          <w:rFonts w:ascii="Times New Roman" w:hAnsi="Times New Roman" w:cs="Times New Roman"/>
+          <w:sz w:val="26"/>
+          <w:szCs w:val="26"/>
+        </w:rPr>
+        <w:t xml:space="preserve"> </w:t>
+      </w:r>
+      <w:proofErr w:type="spellStart"/>
+      <w:r>
+        <w:rPr>
+          <w:rFonts w:ascii="Times New Roman" w:hAnsi="Times New Roman" w:cs="Times New Roman"/>
+          <w:sz w:val="26"/>
+          <w:szCs w:val="26"/>
+        </w:rPr>
+        <w:t>các</w:t>
+      </w:r>
+      <w:proofErr w:type="spellEnd"/>
+      <w:r>
+        <w:rPr>
+          <w:rFonts w:ascii="Times New Roman" w:hAnsi="Times New Roman" w:cs="Times New Roman"/>
+          <w:sz w:val="26"/>
+          <w:szCs w:val="26"/>
+        </w:rPr>
+        <w:t xml:space="preserve"> file </w:t>
+      </w:r>
+      <w:proofErr w:type="spellStart"/>
+      <w:r>
+        <w:rPr>
+          <w:rFonts w:ascii="Times New Roman" w:hAnsi="Times New Roman" w:cs="Times New Roman"/>
+          <w:sz w:val="26"/>
+          <w:szCs w:val="26"/>
+        </w:rPr>
+        <w:t>vừa</w:t>
+      </w:r>
+      <w:proofErr w:type="spellEnd"/>
+      <w:r>
+        <w:rPr>
+          <w:rFonts w:ascii="Times New Roman" w:hAnsi="Times New Roman" w:cs="Times New Roman"/>
+          <w:sz w:val="26"/>
+          <w:szCs w:val="26"/>
+        </w:rPr>
+        <w:t xml:space="preserve"> </w:t>
+      </w:r>
+      <w:proofErr w:type="spellStart"/>
+      <w:r>
+        <w:rPr>
+          <w:rFonts w:ascii="Times New Roman" w:hAnsi="Times New Roman" w:cs="Times New Roman"/>
+          <w:sz w:val="26"/>
+          <w:szCs w:val="26"/>
+        </w:rPr>
+        <w:t>chép</w:t>
+      </w:r>
+      <w:proofErr w:type="spellEnd"/>
+      <w:r>
+        <w:rPr>
+          <w:rFonts w:ascii="Times New Roman" w:hAnsi="Times New Roman" w:cs="Times New Roman"/>
+          <w:sz w:val="26"/>
+          <w:szCs w:val="26"/>
+        </w:rPr>
+        <w:t xml:space="preserve"> </w:t>
+      </w:r>
+      <w:proofErr w:type="spellStart"/>
+      <w:r>
+        <w:rPr>
+          <w:rFonts w:ascii="Times New Roman" w:hAnsi="Times New Roman" w:cs="Times New Roman"/>
+          <w:sz w:val="26"/>
+          <w:szCs w:val="26"/>
+        </w:rPr>
+        <w:t>vào</w:t>
+      </w:r>
+      <w:proofErr w:type="spellEnd"/>
       <w:r>
         <w:rPr>
           <w:rFonts w:ascii="Times New Roman" w:hAnsi="Times New Roman" w:cs="Times New Roman"/>
@@ -481,7 +1092,97 @@
           <w:sz w:val="26"/>
           <w:szCs w:val="26"/>
         </w:rPr>
-        <w:t>Xem trại thái bằng cách nào?</w:t>
+        <w:t xml:space="preserve">Xem </w:t>
+      </w:r>
+      <w:proofErr w:type="spellStart"/>
+      <w:r>
+        <w:rPr>
+          <w:rFonts w:ascii="Times New Roman" w:hAnsi="Times New Roman" w:cs="Times New Roman"/>
+          <w:sz w:val="26"/>
+          <w:szCs w:val="26"/>
+        </w:rPr>
+        <w:t>trại</w:t>
+      </w:r>
+      <w:proofErr w:type="spellEnd"/>
+      <w:r>
+        <w:rPr>
+          <w:rFonts w:ascii="Times New Roman" w:hAnsi="Times New Roman" w:cs="Times New Roman"/>
+          <w:sz w:val="26"/>
+          <w:szCs w:val="26"/>
+        </w:rPr>
+        <w:t xml:space="preserve"> </w:t>
+      </w:r>
+      <w:proofErr w:type="spellStart"/>
+      <w:r>
+        <w:rPr>
+          <w:rFonts w:ascii="Times New Roman" w:hAnsi="Times New Roman" w:cs="Times New Roman"/>
+          <w:sz w:val="26"/>
+          <w:szCs w:val="26"/>
+        </w:rPr>
+        <w:t>thái</w:t>
+      </w:r>
+      <w:proofErr w:type="spellEnd"/>
+      <w:r>
+        <w:rPr>
+          <w:rFonts w:ascii="Times New Roman" w:hAnsi="Times New Roman" w:cs="Times New Roman"/>
+          <w:sz w:val="26"/>
+          <w:szCs w:val="26"/>
+        </w:rPr>
+        <w:t xml:space="preserve"> </w:t>
+      </w:r>
+      <w:proofErr w:type="spellStart"/>
+      <w:r>
+        <w:rPr>
+          <w:rFonts w:ascii="Times New Roman" w:hAnsi="Times New Roman" w:cs="Times New Roman"/>
+          <w:sz w:val="26"/>
+          <w:szCs w:val="26"/>
+        </w:rPr>
+        <w:t>bằng</w:t>
+      </w:r>
+      <w:proofErr w:type="spellEnd"/>
+      <w:r>
+        <w:rPr>
+          <w:rFonts w:ascii="Times New Roman" w:hAnsi="Times New Roman" w:cs="Times New Roman"/>
+          <w:sz w:val="26"/>
+          <w:szCs w:val="26"/>
+        </w:rPr>
+        <w:t xml:space="preserve"> </w:t>
+      </w:r>
+      <w:proofErr w:type="spellStart"/>
+      <w:r>
+        <w:rPr>
+          <w:rFonts w:ascii="Times New Roman" w:hAnsi="Times New Roman" w:cs="Times New Roman"/>
+          <w:sz w:val="26"/>
+          <w:szCs w:val="26"/>
+        </w:rPr>
+        <w:t>cách</w:t>
+      </w:r>
+      <w:proofErr w:type="spellEnd"/>
+      <w:r>
+        <w:rPr>
+          <w:rFonts w:ascii="Times New Roman" w:hAnsi="Times New Roman" w:cs="Times New Roman"/>
+          <w:sz w:val="26"/>
+          <w:szCs w:val="26"/>
+        </w:rPr>
+        <w:t xml:space="preserve"> </w:t>
+      </w:r>
+      <w:proofErr w:type="spellStart"/>
+      <w:r>
+        <w:rPr>
+          <w:rFonts w:ascii="Times New Roman" w:hAnsi="Times New Roman" w:cs="Times New Roman"/>
+          <w:sz w:val="26"/>
+          <w:szCs w:val="26"/>
+        </w:rPr>
+        <w:t>nào</w:t>
+      </w:r>
+      <w:proofErr w:type="spellEnd"/>
+      <w:r>
+        <w:rPr>
+          <w:rFonts w:ascii="Times New Roman" w:hAnsi="Times New Roman" w:cs="Times New Roman"/>
+          <w:sz w:val="26"/>
+          <w:szCs w:val="26"/>
+        </w:rPr>
+        <w:t>?</w:t>
       </w:r>
     </w:p>
     <w:p>
@@ -496,13 +1197,41 @@
           <w:szCs w:val="26"/>
         </w:rPr>
       </w:pPr>
-      <w:r>
-        <w:rPr>
-          <w:rFonts w:ascii="Times New Roman" w:hAnsi="Times New Roman" w:cs="Times New Roman"/>
-          <w:sz w:val="26"/>
-          <w:szCs w:val="26"/>
-        </w:rPr>
-        <w:t>Trả lời:</w:t>
+      <w:proofErr w:type="spellStart"/>
+      <w:r>
+        <w:rPr>
+          <w:rFonts w:ascii="Times New Roman" w:hAnsi="Times New Roman" w:cs="Times New Roman"/>
+          <w:sz w:val="26"/>
+          <w:szCs w:val="26"/>
+        </w:rPr>
+        <w:t>Trả</w:t>
+      </w:r>
+      <w:proofErr w:type="spellEnd"/>
+      <w:r>
+        <w:rPr>
+          <w:rFonts w:ascii="Times New Roman" w:hAnsi="Times New Roman" w:cs="Times New Roman"/>
+          <w:sz w:val="26"/>
+          <w:szCs w:val="26"/>
+        </w:rPr>
+        <w:t xml:space="preserve"> </w:t>
+      </w:r>
+      <w:proofErr w:type="spellStart"/>
+      <w:r>
+        <w:rPr>
+          <w:rFonts w:ascii="Times New Roman" w:hAnsi="Times New Roman" w:cs="Times New Roman"/>
+          <w:sz w:val="26"/>
+          <w:szCs w:val="26"/>
+        </w:rPr>
+        <w:t>lời</w:t>
+      </w:r>
+      <w:proofErr w:type="spellEnd"/>
+      <w:r>
+        <w:rPr>
+          <w:rFonts w:ascii="Times New Roman" w:hAnsi="Times New Roman" w:cs="Times New Roman"/>
+          <w:sz w:val="26"/>
+          <w:szCs w:val="26"/>
+        </w:rPr>
+        <w:t>:</w:t>
       </w:r>
       <w:r>
         <w:rPr>
@@ -540,6 +1269,7 @@
           <w:szCs w:val="26"/>
         </w:rPr>
       </w:pPr>
+      <w:proofErr w:type="spellStart"/>
       <w:r>
         <w:rPr>
           <w:rFonts w:ascii="Times New Roman" w:hAnsi="Times New Roman" w:cs="Times New Roman"/>
@@ -547,8 +1277,49 @@
           <w:sz w:val="26"/>
           <w:szCs w:val="26"/>
         </w:rPr>
-        <w:t>Hình minh họa</w:t>
-      </w:r>
+        <w:t>Hình</w:t>
+      </w:r>
+      <w:proofErr w:type="spellEnd"/>
+      <w:r>
+        <w:rPr>
+          <w:rFonts w:ascii="Times New Roman" w:hAnsi="Times New Roman" w:cs="Times New Roman"/>
+          <w:color w:val="FF0000"/>
+          <w:sz w:val="26"/>
+          <w:szCs w:val="26"/>
+        </w:rPr>
+        <w:t xml:space="preserve"> </w:t>
+      </w:r>
+      <w:proofErr w:type="spellStart"/>
+      <w:r>
+        <w:rPr>
+          <w:rFonts w:ascii="Times New Roman" w:hAnsi="Times New Roman" w:cs="Times New Roman"/>
+          <w:color w:val="FF0000"/>
+          <w:sz w:val="26"/>
+          <w:szCs w:val="26"/>
+        </w:rPr>
+        <w:t>minh</w:t>
+      </w:r>
+      <w:proofErr w:type="spellEnd"/>
+      <w:r>
+        <w:rPr>
+          <w:rFonts w:ascii="Times New Roman" w:hAnsi="Times New Roman" w:cs="Times New Roman"/>
+          <w:color w:val="FF0000"/>
+          <w:sz w:val="26"/>
+          <w:szCs w:val="26"/>
+        </w:rPr>
+        <w:t xml:space="preserve"> </w:t>
+      </w:r>
+      <w:proofErr w:type="spellStart"/>
+      <w:r>
+        <w:rPr>
+          <w:rFonts w:ascii="Times New Roman" w:hAnsi="Times New Roman" w:cs="Times New Roman"/>
+          <w:color w:val="FF0000"/>
+          <w:sz w:val="26"/>
+          <w:szCs w:val="26"/>
+        </w:rPr>
+        <w:t>họa</w:t>
+      </w:r>
+      <w:proofErr w:type="spellEnd"/>
     </w:p>
     <w:p>
       <w:pPr>
@@ -592,16 +1363,35 @@
           <w:sz w:val="26"/>
           <w:szCs w:val="26"/>
         </w:rPr>
-        <w:t>SV A h</w:t>
-      </w:r>
-      <w:r>
-        <w:rPr>
-          <w:rFonts w:ascii="Times New Roman" w:hAnsi="Times New Roman" w:cs="Times New Roman"/>
-          <w:sz w:val="26"/>
-          <w:szCs w:val="26"/>
-        </w:rPr>
-        <w:t xml:space="preserve">ãy </w:t>
-      </w:r>
+        <w:t xml:space="preserve">SV A </w:t>
+      </w:r>
+      <w:proofErr w:type="spellStart"/>
+      <w:r>
+        <w:rPr>
+          <w:rFonts w:ascii="Times New Roman" w:hAnsi="Times New Roman" w:cs="Times New Roman"/>
+          <w:sz w:val="26"/>
+          <w:szCs w:val="26"/>
+        </w:rPr>
+        <w:t>h</w:t>
+      </w:r>
+      <w:r>
+        <w:rPr>
+          <w:rFonts w:ascii="Times New Roman" w:hAnsi="Times New Roman" w:cs="Times New Roman"/>
+          <w:sz w:val="26"/>
+          <w:szCs w:val="26"/>
+        </w:rPr>
+        <w:t>ãy</w:t>
+      </w:r>
+      <w:proofErr w:type="spellEnd"/>
+      <w:r>
+        <w:rPr>
+          <w:rFonts w:ascii="Times New Roman" w:hAnsi="Times New Roman" w:cs="Times New Roman"/>
+          <w:sz w:val="26"/>
+          <w:szCs w:val="26"/>
+        </w:rPr>
+        <w:t xml:space="preserve"> </w:t>
+      </w:r>
+      <w:proofErr w:type="spellStart"/>
       <w:r>
         <w:rPr>
           <w:rFonts w:ascii="Times New Roman" w:hAnsi="Times New Roman" w:cs="Times New Roman"/>
@@ -611,13 +1401,50 @@
         </w:rPr>
         <w:t>thêm</w:t>
       </w:r>
-      <w:r>
-        <w:rPr>
-          <w:rFonts w:ascii="Times New Roman" w:hAnsi="Times New Roman" w:cs="Times New Roman"/>
-          <w:sz w:val="26"/>
-          <w:szCs w:val="26"/>
-        </w:rPr>
-        <w:t xml:space="preserve"> file đó vào LR</w:t>
+      <w:proofErr w:type="spellEnd"/>
+      <w:r>
+        <w:rPr>
+          <w:rFonts w:ascii="Times New Roman" w:hAnsi="Times New Roman" w:cs="Times New Roman"/>
+          <w:sz w:val="26"/>
+          <w:szCs w:val="26"/>
+        </w:rPr>
+        <w:t xml:space="preserve"> file </w:t>
+      </w:r>
+      <w:proofErr w:type="spellStart"/>
+      <w:r>
+        <w:rPr>
+          <w:rFonts w:ascii="Times New Roman" w:hAnsi="Times New Roman" w:cs="Times New Roman"/>
+          <w:sz w:val="26"/>
+          <w:szCs w:val="26"/>
+        </w:rPr>
+        <w:t>đó</w:t>
+      </w:r>
+      <w:proofErr w:type="spellEnd"/>
+      <w:r>
+        <w:rPr>
+          <w:rFonts w:ascii="Times New Roman" w:hAnsi="Times New Roman" w:cs="Times New Roman"/>
+          <w:sz w:val="26"/>
+          <w:szCs w:val="26"/>
+        </w:rPr>
+        <w:t xml:space="preserve"> </w:t>
+      </w:r>
+      <w:proofErr w:type="spellStart"/>
+      <w:r>
+        <w:rPr>
+          <w:rFonts w:ascii="Times New Roman" w:hAnsi="Times New Roman" w:cs="Times New Roman"/>
+          <w:sz w:val="26"/>
+          <w:szCs w:val="26"/>
+        </w:rPr>
+        <w:t>vào</w:t>
+      </w:r>
+      <w:proofErr w:type="spellEnd"/>
+      <w:r>
+        <w:rPr>
+          <w:rFonts w:ascii="Times New Roman" w:hAnsi="Times New Roman" w:cs="Times New Roman"/>
+          <w:sz w:val="26"/>
+          <w:szCs w:val="26"/>
+        </w:rPr>
+        <w:t xml:space="preserve"> LR</w:t>
       </w:r>
     </w:p>
     <w:p>
@@ -629,13 +1456,41 @@
           <w:szCs w:val="26"/>
         </w:rPr>
       </w:pPr>
-      <w:r>
-        <w:rPr>
-          <w:rFonts w:ascii="Times New Roman" w:hAnsi="Times New Roman" w:cs="Times New Roman"/>
-          <w:sz w:val="26"/>
-          <w:szCs w:val="26"/>
-        </w:rPr>
-        <w:t xml:space="preserve">Trả lời: </w:t>
+      <w:proofErr w:type="spellStart"/>
+      <w:r>
+        <w:rPr>
+          <w:rFonts w:ascii="Times New Roman" w:hAnsi="Times New Roman" w:cs="Times New Roman"/>
+          <w:sz w:val="26"/>
+          <w:szCs w:val="26"/>
+        </w:rPr>
+        <w:t>Trả</w:t>
+      </w:r>
+      <w:proofErr w:type="spellEnd"/>
+      <w:r>
+        <w:rPr>
+          <w:rFonts w:ascii="Times New Roman" w:hAnsi="Times New Roman" w:cs="Times New Roman"/>
+          <w:sz w:val="26"/>
+          <w:szCs w:val="26"/>
+        </w:rPr>
+        <w:t xml:space="preserve"> </w:t>
+      </w:r>
+      <w:proofErr w:type="spellStart"/>
+      <w:r>
+        <w:rPr>
+          <w:rFonts w:ascii="Times New Roman" w:hAnsi="Times New Roman" w:cs="Times New Roman"/>
+          <w:sz w:val="26"/>
+          <w:szCs w:val="26"/>
+        </w:rPr>
+        <w:t>lời</w:t>
+      </w:r>
+      <w:proofErr w:type="spellEnd"/>
+      <w:r>
+        <w:rPr>
+          <w:rFonts w:ascii="Times New Roman" w:hAnsi="Times New Roman" w:cs="Times New Roman"/>
+          <w:sz w:val="26"/>
+          <w:szCs w:val="26"/>
+        </w:rPr>
+        <w:t xml:space="preserve">: </w:t>
       </w:r>
     </w:p>
     <w:p>
@@ -669,14 +1524,124 @@
           <w:szCs w:val="26"/>
         </w:rPr>
       </w:pPr>
-      <w:r>
-        <w:rPr>
-          <w:rFonts w:ascii="Times New Roman" w:hAnsi="Times New Roman" w:cs="Times New Roman"/>
-          <w:sz w:val="26"/>
-          <w:szCs w:val="26"/>
-        </w:rPr>
-        <w:t>Kiểm tra lại trạng thái các file đó</w:t>
-      </w:r>
+      <w:proofErr w:type="spellStart"/>
+      <w:r>
+        <w:rPr>
+          <w:rFonts w:ascii="Times New Roman" w:hAnsi="Times New Roman" w:cs="Times New Roman"/>
+          <w:sz w:val="26"/>
+          <w:szCs w:val="26"/>
+        </w:rPr>
+        <w:t>Kiểm</w:t>
+      </w:r>
+      <w:proofErr w:type="spellEnd"/>
+      <w:r>
+        <w:rPr>
+          <w:rFonts w:ascii="Times New Roman" w:hAnsi="Times New Roman" w:cs="Times New Roman"/>
+          <w:sz w:val="26"/>
+          <w:szCs w:val="26"/>
+        </w:rPr>
+        <w:t xml:space="preserve"> </w:t>
+      </w:r>
+      <w:proofErr w:type="spellStart"/>
+      <w:r>
+        <w:rPr>
+          <w:rFonts w:ascii="Times New Roman" w:hAnsi="Times New Roman" w:cs="Times New Roman"/>
+          <w:sz w:val="26"/>
+          <w:szCs w:val="26"/>
+        </w:rPr>
+        <w:t>tra</w:t>
+      </w:r>
+      <w:proofErr w:type="spellEnd"/>
+      <w:r>
+        <w:rPr>
+          <w:rFonts w:ascii="Times New Roman" w:hAnsi="Times New Roman" w:cs="Times New Roman"/>
+          <w:sz w:val="26"/>
+          <w:szCs w:val="26"/>
+        </w:rPr>
+        <w:t xml:space="preserve"> </w:t>
+      </w:r>
+      <w:proofErr w:type="spellStart"/>
+      <w:r>
+        <w:rPr>
+          <w:rFonts w:ascii="Times New Roman" w:hAnsi="Times New Roman" w:cs="Times New Roman"/>
+          <w:sz w:val="26"/>
+          <w:szCs w:val="26"/>
+        </w:rPr>
+        <w:t>lại</w:t>
+      </w:r>
+      <w:proofErr w:type="spellEnd"/>
+      <w:r>
+        <w:rPr>
+          <w:rFonts w:ascii="Times New Roman" w:hAnsi="Times New Roman" w:cs="Times New Roman"/>
+          <w:sz w:val="26"/>
+          <w:szCs w:val="26"/>
+        </w:rPr>
+        <w:t xml:space="preserve"> </w:t>
+      </w:r>
+      <w:proofErr w:type="spellStart"/>
+      <w:r>
+        <w:rPr>
+          <w:rFonts w:ascii="Times New Roman" w:hAnsi="Times New Roman" w:cs="Times New Roman"/>
+          <w:sz w:val="26"/>
+          <w:szCs w:val="26"/>
+        </w:rPr>
+        <w:t>trạng</w:t>
+      </w:r>
+      <w:proofErr w:type="spellEnd"/>
+      <w:r>
+        <w:rPr>
+          <w:rFonts w:ascii="Times New Roman" w:hAnsi="Times New Roman" w:cs="Times New Roman"/>
+          <w:sz w:val="26"/>
+          <w:szCs w:val="26"/>
+        </w:rPr>
+        <w:t xml:space="preserve"> </w:t>
+      </w:r>
+      <w:proofErr w:type="spellStart"/>
+      <w:r>
+        <w:rPr>
+          <w:rFonts w:ascii="Times New Roman" w:hAnsi="Times New Roman" w:cs="Times New Roman"/>
+          <w:sz w:val="26"/>
+          <w:szCs w:val="26"/>
+        </w:rPr>
+        <w:t>thái</w:t>
+      </w:r>
+      <w:proofErr w:type="spellEnd"/>
+      <w:r>
+        <w:rPr>
+          <w:rFonts w:ascii="Times New Roman" w:hAnsi="Times New Roman" w:cs="Times New Roman"/>
+          <w:sz w:val="26"/>
+          <w:szCs w:val="26"/>
+        </w:rPr>
+        <w:t xml:space="preserve"> </w:t>
+      </w:r>
+      <w:proofErr w:type="spellStart"/>
+      <w:r>
+        <w:rPr>
+          <w:rFonts w:ascii="Times New Roman" w:hAnsi="Times New Roman" w:cs="Times New Roman"/>
+          <w:sz w:val="26"/>
+          <w:szCs w:val="26"/>
+        </w:rPr>
+        <w:t>các</w:t>
+      </w:r>
+      <w:proofErr w:type="spellEnd"/>
+      <w:r>
+        <w:rPr>
+          <w:rFonts w:ascii="Times New Roman" w:hAnsi="Times New Roman" w:cs="Times New Roman"/>
+          <w:sz w:val="26"/>
+          <w:szCs w:val="26"/>
+        </w:rPr>
+        <w:t xml:space="preserve"> file </w:t>
+      </w:r>
+      <w:proofErr w:type="spellStart"/>
+      <w:r>
+        <w:rPr>
+          <w:rFonts w:ascii="Times New Roman" w:hAnsi="Times New Roman" w:cs="Times New Roman"/>
+          <w:sz w:val="26"/>
+          <w:szCs w:val="26"/>
+        </w:rPr>
+        <w:t>đó</w:t>
+      </w:r>
+      <w:proofErr w:type="spellEnd"/>
     </w:p>
     <w:p>
       <w:pPr>
@@ -693,7 +1658,97 @@
           <w:sz w:val="26"/>
           <w:szCs w:val="26"/>
         </w:rPr>
-        <w:t>File source.cpp có trạng thái là gì?</w:t>
+        <w:t xml:space="preserve">File source.cpp </w:t>
+      </w:r>
+      <w:proofErr w:type="spellStart"/>
+      <w:r>
+        <w:rPr>
+          <w:rFonts w:ascii="Times New Roman" w:hAnsi="Times New Roman" w:cs="Times New Roman"/>
+          <w:sz w:val="26"/>
+          <w:szCs w:val="26"/>
+        </w:rPr>
+        <w:t>có</w:t>
+      </w:r>
+      <w:proofErr w:type="spellEnd"/>
+      <w:r>
+        <w:rPr>
+          <w:rFonts w:ascii="Times New Roman" w:hAnsi="Times New Roman" w:cs="Times New Roman"/>
+          <w:sz w:val="26"/>
+          <w:szCs w:val="26"/>
+        </w:rPr>
+        <w:t xml:space="preserve"> </w:t>
+      </w:r>
+      <w:proofErr w:type="spellStart"/>
+      <w:r>
+        <w:rPr>
+          <w:rFonts w:ascii="Times New Roman" w:hAnsi="Times New Roman" w:cs="Times New Roman"/>
+          <w:sz w:val="26"/>
+          <w:szCs w:val="26"/>
+        </w:rPr>
+        <w:t>trạng</w:t>
+      </w:r>
+      <w:proofErr w:type="spellEnd"/>
+      <w:r>
+        <w:rPr>
+          <w:rFonts w:ascii="Times New Roman" w:hAnsi="Times New Roman" w:cs="Times New Roman"/>
+          <w:sz w:val="26"/>
+          <w:szCs w:val="26"/>
+        </w:rPr>
+        <w:t xml:space="preserve"> </w:t>
+      </w:r>
+      <w:proofErr w:type="spellStart"/>
+      <w:r>
+        <w:rPr>
+          <w:rFonts w:ascii="Times New Roman" w:hAnsi="Times New Roman" w:cs="Times New Roman"/>
+          <w:sz w:val="26"/>
+          <w:szCs w:val="26"/>
+        </w:rPr>
+        <w:t>thái</w:t>
+      </w:r>
+      <w:proofErr w:type="spellEnd"/>
+      <w:r>
+        <w:rPr>
+          <w:rFonts w:ascii="Times New Roman" w:hAnsi="Times New Roman" w:cs="Times New Roman"/>
+          <w:sz w:val="26"/>
+          <w:szCs w:val="26"/>
+        </w:rPr>
+        <w:t xml:space="preserve"> </w:t>
+      </w:r>
+      <w:proofErr w:type="spellStart"/>
+      <w:r>
+        <w:rPr>
+          <w:rFonts w:ascii="Times New Roman" w:hAnsi="Times New Roman" w:cs="Times New Roman"/>
+          <w:sz w:val="26"/>
+          <w:szCs w:val="26"/>
+        </w:rPr>
+        <w:t>là</w:t>
+      </w:r>
+      <w:proofErr w:type="spellEnd"/>
+      <w:r>
+        <w:rPr>
+          <w:rFonts w:ascii="Times New Roman" w:hAnsi="Times New Roman" w:cs="Times New Roman"/>
+          <w:sz w:val="26"/>
+          <w:szCs w:val="26"/>
+        </w:rPr>
+        <w:t xml:space="preserve"> </w:t>
+      </w:r>
+      <w:proofErr w:type="spellStart"/>
+      <w:r>
+        <w:rPr>
+          <w:rFonts w:ascii="Times New Roman" w:hAnsi="Times New Roman" w:cs="Times New Roman"/>
+          <w:sz w:val="26"/>
+          <w:szCs w:val="26"/>
+        </w:rPr>
+        <w:t>gì</w:t>
+      </w:r>
+      <w:proofErr w:type="spellEnd"/>
+      <w:r>
+        <w:rPr>
+          <w:rFonts w:ascii="Times New Roman" w:hAnsi="Times New Roman" w:cs="Times New Roman"/>
+          <w:sz w:val="26"/>
+          <w:szCs w:val="26"/>
+        </w:rPr>
+        <w:t>?</w:t>
       </w:r>
       <w:r>
         <w:rPr>
@@ -715,6 +1770,7 @@
           <w:szCs w:val="26"/>
         </w:rPr>
       </w:pPr>
+      <w:proofErr w:type="spellStart"/>
       <w:r>
         <w:rPr>
           <w:rFonts w:ascii="Times New Roman" w:hAnsi="Times New Roman" w:cs="Times New Roman"/>
@@ -722,8 +1778,49 @@
           <w:sz w:val="26"/>
           <w:szCs w:val="26"/>
         </w:rPr>
-        <w:t>Hình minh họa</w:t>
-      </w:r>
+        <w:t>Hình</w:t>
+      </w:r>
+      <w:proofErr w:type="spellEnd"/>
+      <w:r>
+        <w:rPr>
+          <w:rFonts w:ascii="Times New Roman" w:hAnsi="Times New Roman" w:cs="Times New Roman"/>
+          <w:color w:val="FF0000"/>
+          <w:sz w:val="26"/>
+          <w:szCs w:val="26"/>
+        </w:rPr>
+        <w:t xml:space="preserve"> </w:t>
+      </w:r>
+      <w:proofErr w:type="spellStart"/>
+      <w:r>
+        <w:rPr>
+          <w:rFonts w:ascii="Times New Roman" w:hAnsi="Times New Roman" w:cs="Times New Roman"/>
+          <w:color w:val="FF0000"/>
+          <w:sz w:val="26"/>
+          <w:szCs w:val="26"/>
+        </w:rPr>
+        <w:t>minh</w:t>
+      </w:r>
+      <w:proofErr w:type="spellEnd"/>
+      <w:r>
+        <w:rPr>
+          <w:rFonts w:ascii="Times New Roman" w:hAnsi="Times New Roman" w:cs="Times New Roman"/>
+          <w:color w:val="FF0000"/>
+          <w:sz w:val="26"/>
+          <w:szCs w:val="26"/>
+        </w:rPr>
+        <w:t xml:space="preserve"> </w:t>
+      </w:r>
+      <w:proofErr w:type="spellStart"/>
+      <w:r>
+        <w:rPr>
+          <w:rFonts w:ascii="Times New Roman" w:hAnsi="Times New Roman" w:cs="Times New Roman"/>
+          <w:color w:val="FF0000"/>
+          <w:sz w:val="26"/>
+          <w:szCs w:val="26"/>
+        </w:rPr>
+        <w:t>họa</w:t>
+      </w:r>
+      <w:proofErr w:type="spellEnd"/>
     </w:p>
     <w:p>
       <w:pPr>
@@ -764,8 +1861,72 @@
           <w:sz w:val="26"/>
           <w:szCs w:val="26"/>
         </w:rPr>
-        <w:t xml:space="preserve"> những thay đổi đó</w:t>
-      </w:r>
+        <w:t xml:space="preserve"> </w:t>
+      </w:r>
+      <w:proofErr w:type="spellStart"/>
+      <w:r>
+        <w:rPr>
+          <w:rFonts w:ascii="Times New Roman" w:hAnsi="Times New Roman" w:cs="Times New Roman"/>
+          <w:sz w:val="26"/>
+          <w:szCs w:val="26"/>
+        </w:rPr>
+        <w:t>những</w:t>
+      </w:r>
+      <w:proofErr w:type="spellEnd"/>
+      <w:r>
+        <w:rPr>
+          <w:rFonts w:ascii="Times New Roman" w:hAnsi="Times New Roman" w:cs="Times New Roman"/>
+          <w:sz w:val="26"/>
+          <w:szCs w:val="26"/>
+        </w:rPr>
+        <w:t xml:space="preserve"> </w:t>
+      </w:r>
+      <w:proofErr w:type="spellStart"/>
+      <w:r>
+        <w:rPr>
+          <w:rFonts w:ascii="Times New Roman" w:hAnsi="Times New Roman" w:cs="Times New Roman"/>
+          <w:sz w:val="26"/>
+          <w:szCs w:val="26"/>
+        </w:rPr>
+        <w:t>thay</w:t>
+      </w:r>
+      <w:proofErr w:type="spellEnd"/>
+      <w:r>
+        <w:rPr>
+          <w:rFonts w:ascii="Times New Roman" w:hAnsi="Times New Roman" w:cs="Times New Roman"/>
+          <w:sz w:val="26"/>
+          <w:szCs w:val="26"/>
+        </w:rPr>
+        <w:t xml:space="preserve"> </w:t>
+      </w:r>
+      <w:proofErr w:type="spellStart"/>
+      <w:r>
+        <w:rPr>
+          <w:rFonts w:ascii="Times New Roman" w:hAnsi="Times New Roman" w:cs="Times New Roman"/>
+          <w:sz w:val="26"/>
+          <w:szCs w:val="26"/>
+        </w:rPr>
+        <w:t>đổi</w:t>
+      </w:r>
+      <w:proofErr w:type="spellEnd"/>
+      <w:r>
+        <w:rPr>
+          <w:rFonts w:ascii="Times New Roman" w:hAnsi="Times New Roman" w:cs="Times New Roman"/>
+          <w:sz w:val="26"/>
+          <w:szCs w:val="26"/>
+        </w:rPr>
+        <w:t xml:space="preserve"> </w:t>
+      </w:r>
+      <w:proofErr w:type="spellStart"/>
+      <w:r>
+        <w:rPr>
+          <w:rFonts w:ascii="Times New Roman" w:hAnsi="Times New Roman" w:cs="Times New Roman"/>
+          <w:sz w:val="26"/>
+          <w:szCs w:val="26"/>
+        </w:rPr>
+        <w:t>đó</w:t>
+      </w:r>
+      <w:proofErr w:type="spellEnd"/>
     </w:p>
     <w:p>
       <w:pPr>
@@ -774,14 +1935,34 @@
           <w:noProof/>
         </w:rPr>
       </w:pPr>
-      <w:r>
-        <w:rPr>
-          <w:rFonts w:ascii="Times New Roman" w:hAnsi="Times New Roman" w:cs="Times New Roman"/>
-          <w:sz w:val="26"/>
-          <w:szCs w:val="26"/>
-        </w:rPr>
-        <w:t>Trả lời</w:t>
-      </w:r>
+      <w:proofErr w:type="spellStart"/>
+      <w:r>
+        <w:rPr>
+          <w:rFonts w:ascii="Times New Roman" w:hAnsi="Times New Roman" w:cs="Times New Roman"/>
+          <w:sz w:val="26"/>
+          <w:szCs w:val="26"/>
+        </w:rPr>
+        <w:t>Trả</w:t>
+      </w:r>
+      <w:proofErr w:type="spellEnd"/>
+      <w:r>
+        <w:rPr>
+          <w:rFonts w:ascii="Times New Roman" w:hAnsi="Times New Roman" w:cs="Times New Roman"/>
+          <w:sz w:val="26"/>
+          <w:szCs w:val="26"/>
+        </w:rPr>
+        <w:t xml:space="preserve"> </w:t>
+      </w:r>
+      <w:proofErr w:type="spellStart"/>
+      <w:r>
+        <w:rPr>
+          <w:rFonts w:ascii="Times New Roman" w:hAnsi="Times New Roman" w:cs="Times New Roman"/>
+          <w:sz w:val="26"/>
+          <w:szCs w:val="26"/>
+        </w:rPr>
+        <w:t>lời</w:t>
+      </w:r>
+      <w:proofErr w:type="spellEnd"/>
       <w:r>
         <w:rPr>
           <w:rFonts w:ascii="Times New Roman" w:hAnsi="Times New Roman" w:cs="Times New Roman"/>
@@ -820,29 +2001,113 @@
           <w:szCs w:val="26"/>
         </w:rPr>
       </w:pPr>
-      <w:r>
-        <w:rPr>
-          <w:rFonts w:ascii="Times New Roman" w:hAnsi="Times New Roman" w:cs="Times New Roman"/>
-          <w:sz w:val="26"/>
-          <w:szCs w:val="26"/>
-        </w:rPr>
-        <w:t>Đẩy các thay</w:t>
-      </w:r>
-      <w:r>
-        <w:rPr>
-          <w:rFonts w:ascii="Times New Roman" w:hAnsi="Times New Roman" w:cs="Times New Roman"/>
-          <w:sz w:val="26"/>
-          <w:szCs w:val="26"/>
-        </w:rPr>
-        <w:t xml:space="preserve"> </w:t>
-      </w:r>
-      <w:r>
-        <w:rPr>
-          <w:rFonts w:ascii="Times New Roman" w:hAnsi="Times New Roman" w:cs="Times New Roman"/>
-          <w:sz w:val="26"/>
-          <w:szCs w:val="26"/>
-        </w:rPr>
-        <w:t xml:space="preserve">đổi đó lên </w:t>
+      <w:proofErr w:type="spellStart"/>
+      <w:r>
+        <w:rPr>
+          <w:rFonts w:ascii="Times New Roman" w:hAnsi="Times New Roman" w:cs="Times New Roman"/>
+          <w:sz w:val="26"/>
+          <w:szCs w:val="26"/>
+        </w:rPr>
+        <w:t>Đẩy</w:t>
+      </w:r>
+      <w:proofErr w:type="spellEnd"/>
+      <w:r>
+        <w:rPr>
+          <w:rFonts w:ascii="Times New Roman" w:hAnsi="Times New Roman" w:cs="Times New Roman"/>
+          <w:sz w:val="26"/>
+          <w:szCs w:val="26"/>
+        </w:rPr>
+        <w:t xml:space="preserve"> </w:t>
+      </w:r>
+      <w:proofErr w:type="spellStart"/>
+      <w:r>
+        <w:rPr>
+          <w:rFonts w:ascii="Times New Roman" w:hAnsi="Times New Roman" w:cs="Times New Roman"/>
+          <w:sz w:val="26"/>
+          <w:szCs w:val="26"/>
+        </w:rPr>
+        <w:t>các</w:t>
+      </w:r>
+      <w:proofErr w:type="spellEnd"/>
+      <w:r>
+        <w:rPr>
+          <w:rFonts w:ascii="Times New Roman" w:hAnsi="Times New Roman" w:cs="Times New Roman"/>
+          <w:sz w:val="26"/>
+          <w:szCs w:val="26"/>
+        </w:rPr>
+        <w:t xml:space="preserve"> </w:t>
+      </w:r>
+      <w:proofErr w:type="spellStart"/>
+      <w:r>
+        <w:rPr>
+          <w:rFonts w:ascii="Times New Roman" w:hAnsi="Times New Roman" w:cs="Times New Roman"/>
+          <w:sz w:val="26"/>
+          <w:szCs w:val="26"/>
+        </w:rPr>
+        <w:t>thay</w:t>
+      </w:r>
+      <w:proofErr w:type="spellEnd"/>
+      <w:r>
+        <w:rPr>
+          <w:rFonts w:ascii="Times New Roman" w:hAnsi="Times New Roman" w:cs="Times New Roman"/>
+          <w:sz w:val="26"/>
+          <w:szCs w:val="26"/>
+        </w:rPr>
+        <w:t xml:space="preserve"> </w:t>
+      </w:r>
+      <w:proofErr w:type="spellStart"/>
+      <w:r>
+        <w:rPr>
+          <w:rFonts w:ascii="Times New Roman" w:hAnsi="Times New Roman" w:cs="Times New Roman"/>
+          <w:sz w:val="26"/>
+          <w:szCs w:val="26"/>
+        </w:rPr>
+        <w:t>đổi</w:t>
+      </w:r>
+      <w:proofErr w:type="spellEnd"/>
+      <w:r>
+        <w:rPr>
+          <w:rFonts w:ascii="Times New Roman" w:hAnsi="Times New Roman" w:cs="Times New Roman"/>
+          <w:sz w:val="26"/>
+          <w:szCs w:val="26"/>
+        </w:rPr>
+        <w:t xml:space="preserve"> </w:t>
+      </w:r>
+      <w:proofErr w:type="spellStart"/>
+      <w:r>
+        <w:rPr>
+          <w:rFonts w:ascii="Times New Roman" w:hAnsi="Times New Roman" w:cs="Times New Roman"/>
+          <w:sz w:val="26"/>
+          <w:szCs w:val="26"/>
+        </w:rPr>
+        <w:t>đó</w:t>
+      </w:r>
+      <w:proofErr w:type="spellEnd"/>
+      <w:r>
+        <w:rPr>
+          <w:rFonts w:ascii="Times New Roman" w:hAnsi="Times New Roman" w:cs="Times New Roman"/>
+          <w:sz w:val="26"/>
+          <w:szCs w:val="26"/>
+        </w:rPr>
+        <w:t xml:space="preserve"> </w:t>
+      </w:r>
+      <w:proofErr w:type="spellStart"/>
+      <w:r>
+        <w:rPr>
+          <w:rFonts w:ascii="Times New Roman" w:hAnsi="Times New Roman" w:cs="Times New Roman"/>
+          <w:sz w:val="26"/>
+          <w:szCs w:val="26"/>
+        </w:rPr>
+        <w:t>lên</w:t>
+      </w:r>
+      <w:proofErr w:type="spellEnd"/>
+      <w:r>
+        <w:rPr>
+          <w:rFonts w:ascii="Times New Roman" w:hAnsi="Times New Roman" w:cs="Times New Roman"/>
+          <w:sz w:val="26"/>
+          <w:szCs w:val="26"/>
+        </w:rPr>
+        <w:t xml:space="preserve"> </w:t>
       </w:r>
       <w:r>
         <w:rPr>
@@ -866,8 +2131,36 @@
           <w:sz w:val="26"/>
           <w:szCs w:val="26"/>
         </w:rPr>
-        <w:t xml:space="preserve"> của nhóm</w:t>
-      </w:r>
+        <w:t xml:space="preserve"> </w:t>
+      </w:r>
+      <w:proofErr w:type="spellStart"/>
+      <w:r>
+        <w:rPr>
+          <w:rFonts w:ascii="Times New Roman" w:hAnsi="Times New Roman" w:cs="Times New Roman"/>
+          <w:sz w:val="26"/>
+          <w:szCs w:val="26"/>
+        </w:rPr>
+        <w:t>của</w:t>
+      </w:r>
+      <w:proofErr w:type="spellEnd"/>
+      <w:r>
+        <w:rPr>
+          <w:rFonts w:ascii="Times New Roman" w:hAnsi="Times New Roman" w:cs="Times New Roman"/>
+          <w:sz w:val="26"/>
+          <w:szCs w:val="26"/>
+        </w:rPr>
+        <w:t xml:space="preserve"> </w:t>
+      </w:r>
+      <w:proofErr w:type="spellStart"/>
+      <w:r>
+        <w:rPr>
+          <w:rFonts w:ascii="Times New Roman" w:hAnsi="Times New Roman" w:cs="Times New Roman"/>
+          <w:sz w:val="26"/>
+          <w:szCs w:val="26"/>
+        </w:rPr>
+        <w:t>nhóm</w:t>
+      </w:r>
+      <w:proofErr w:type="spellEnd"/>
     </w:p>
     <w:p>
       <w:pPr>
@@ -878,13 +2171,41 @@
           <w:szCs w:val="26"/>
         </w:rPr>
       </w:pPr>
-      <w:r>
-        <w:rPr>
-          <w:rFonts w:ascii="Times New Roman" w:hAnsi="Times New Roman" w:cs="Times New Roman"/>
-          <w:sz w:val="26"/>
-          <w:szCs w:val="26"/>
-        </w:rPr>
-        <w:t>Trả lời:</w:t>
+      <w:proofErr w:type="spellStart"/>
+      <w:r>
+        <w:rPr>
+          <w:rFonts w:ascii="Times New Roman" w:hAnsi="Times New Roman" w:cs="Times New Roman"/>
+          <w:sz w:val="26"/>
+          <w:szCs w:val="26"/>
+        </w:rPr>
+        <w:t>Trả</w:t>
+      </w:r>
+      <w:proofErr w:type="spellEnd"/>
+      <w:r>
+        <w:rPr>
+          <w:rFonts w:ascii="Times New Roman" w:hAnsi="Times New Roman" w:cs="Times New Roman"/>
+          <w:sz w:val="26"/>
+          <w:szCs w:val="26"/>
+        </w:rPr>
+        <w:t xml:space="preserve"> </w:t>
+      </w:r>
+      <w:proofErr w:type="spellStart"/>
+      <w:r>
+        <w:rPr>
+          <w:rFonts w:ascii="Times New Roman" w:hAnsi="Times New Roman" w:cs="Times New Roman"/>
+          <w:sz w:val="26"/>
+          <w:szCs w:val="26"/>
+        </w:rPr>
+        <w:t>lời</w:t>
+      </w:r>
+      <w:proofErr w:type="spellEnd"/>
+      <w:r>
+        <w:rPr>
+          <w:rFonts w:ascii="Times New Roman" w:hAnsi="Times New Roman" w:cs="Times New Roman"/>
+          <w:sz w:val="26"/>
+          <w:szCs w:val="26"/>
+        </w:rPr>
+        <w:t>:</w:t>
       </w:r>
       <w:r>
         <w:rPr>
@@ -979,8 +2300,126 @@
           <w:sz w:val="26"/>
           <w:szCs w:val="26"/>
         </w:rPr>
-        <w:t xml:space="preserve"> lấy kho của nhóm mình về máy</w:t>
-      </w:r>
+        <w:t xml:space="preserve"> </w:t>
+      </w:r>
+      <w:proofErr w:type="spellStart"/>
+      <w:r>
+        <w:rPr>
+          <w:rFonts w:ascii="Times New Roman" w:hAnsi="Times New Roman" w:cs="Times New Roman"/>
+          <w:sz w:val="26"/>
+          <w:szCs w:val="26"/>
+        </w:rPr>
+        <w:t>lấy</w:t>
+      </w:r>
+      <w:proofErr w:type="spellEnd"/>
+      <w:r>
+        <w:rPr>
+          <w:rFonts w:ascii="Times New Roman" w:hAnsi="Times New Roman" w:cs="Times New Roman"/>
+          <w:sz w:val="26"/>
+          <w:szCs w:val="26"/>
+        </w:rPr>
+        <w:t xml:space="preserve"> </w:t>
+      </w:r>
+      <w:proofErr w:type="spellStart"/>
+      <w:r>
+        <w:rPr>
+          <w:rFonts w:ascii="Times New Roman" w:hAnsi="Times New Roman" w:cs="Times New Roman"/>
+          <w:sz w:val="26"/>
+          <w:szCs w:val="26"/>
+        </w:rPr>
+        <w:t>kho</w:t>
+      </w:r>
+      <w:proofErr w:type="spellEnd"/>
+      <w:r>
+        <w:rPr>
+          <w:rFonts w:ascii="Times New Roman" w:hAnsi="Times New Roman" w:cs="Times New Roman"/>
+          <w:sz w:val="26"/>
+          <w:szCs w:val="26"/>
+        </w:rPr>
+        <w:t xml:space="preserve"> </w:t>
+      </w:r>
+      <w:proofErr w:type="spellStart"/>
+      <w:r>
+        <w:rPr>
+          <w:rFonts w:ascii="Times New Roman" w:hAnsi="Times New Roman" w:cs="Times New Roman"/>
+          <w:sz w:val="26"/>
+          <w:szCs w:val="26"/>
+        </w:rPr>
+        <w:t>của</w:t>
+      </w:r>
+      <w:proofErr w:type="spellEnd"/>
+      <w:r>
+        <w:rPr>
+          <w:rFonts w:ascii="Times New Roman" w:hAnsi="Times New Roman" w:cs="Times New Roman"/>
+          <w:sz w:val="26"/>
+          <w:szCs w:val="26"/>
+        </w:rPr>
+        <w:t xml:space="preserve"> </w:t>
+      </w:r>
+      <w:proofErr w:type="spellStart"/>
+      <w:r>
+        <w:rPr>
+          <w:rFonts w:ascii="Times New Roman" w:hAnsi="Times New Roman" w:cs="Times New Roman"/>
+          <w:sz w:val="26"/>
+          <w:szCs w:val="26"/>
+        </w:rPr>
+        <w:t>nhóm</w:t>
+      </w:r>
+      <w:proofErr w:type="spellEnd"/>
+      <w:r>
+        <w:rPr>
+          <w:rFonts w:ascii="Times New Roman" w:hAnsi="Times New Roman" w:cs="Times New Roman"/>
+          <w:sz w:val="26"/>
+          <w:szCs w:val="26"/>
+        </w:rPr>
+        <w:t xml:space="preserve"> </w:t>
+      </w:r>
+      <w:proofErr w:type="spellStart"/>
+      <w:r>
+        <w:rPr>
+          <w:rFonts w:ascii="Times New Roman" w:hAnsi="Times New Roman" w:cs="Times New Roman"/>
+          <w:sz w:val="26"/>
+          <w:szCs w:val="26"/>
+        </w:rPr>
+        <w:t>mình</w:t>
+      </w:r>
+      <w:proofErr w:type="spellEnd"/>
+      <w:r>
+        <w:rPr>
+          <w:rFonts w:ascii="Times New Roman" w:hAnsi="Times New Roman" w:cs="Times New Roman"/>
+          <w:sz w:val="26"/>
+          <w:szCs w:val="26"/>
+        </w:rPr>
+        <w:t xml:space="preserve"> </w:t>
+      </w:r>
+      <w:proofErr w:type="spellStart"/>
+      <w:r>
+        <w:rPr>
+          <w:rFonts w:ascii="Times New Roman" w:hAnsi="Times New Roman" w:cs="Times New Roman"/>
+          <w:sz w:val="26"/>
+          <w:szCs w:val="26"/>
+        </w:rPr>
+        <w:t>về</w:t>
+      </w:r>
+      <w:proofErr w:type="spellEnd"/>
+      <w:r>
+        <w:rPr>
+          <w:rFonts w:ascii="Times New Roman" w:hAnsi="Times New Roman" w:cs="Times New Roman"/>
+          <w:sz w:val="26"/>
+          <w:szCs w:val="26"/>
+        </w:rPr>
+        <w:t xml:space="preserve"> </w:t>
+      </w:r>
+      <w:proofErr w:type="spellStart"/>
+      <w:r>
+        <w:rPr>
+          <w:rFonts w:ascii="Times New Roman" w:hAnsi="Times New Roman" w:cs="Times New Roman"/>
+          <w:sz w:val="26"/>
+          <w:szCs w:val="26"/>
+        </w:rPr>
+        <w:t>máy</w:t>
+      </w:r>
+      <w:proofErr w:type="spellEnd"/>
     </w:p>
     <w:p>
       <w:pPr>
@@ -1000,14 +2439,34 @@
         </w:rPr>
         <w:tab/>
       </w:r>
-      <w:r>
-        <w:rPr>
-          <w:rFonts w:ascii="Times New Roman" w:hAnsi="Times New Roman" w:cs="Times New Roman"/>
-          <w:sz w:val="26"/>
-          <w:szCs w:val="26"/>
-        </w:rPr>
-        <w:t>Trả lời</w:t>
-      </w:r>
+      <w:proofErr w:type="spellStart"/>
+      <w:r>
+        <w:rPr>
+          <w:rFonts w:ascii="Times New Roman" w:hAnsi="Times New Roman" w:cs="Times New Roman"/>
+          <w:sz w:val="26"/>
+          <w:szCs w:val="26"/>
+        </w:rPr>
+        <w:t>Trả</w:t>
+      </w:r>
+      <w:proofErr w:type="spellEnd"/>
+      <w:r>
+        <w:rPr>
+          <w:rFonts w:ascii="Times New Roman" w:hAnsi="Times New Roman" w:cs="Times New Roman"/>
+          <w:sz w:val="26"/>
+          <w:szCs w:val="26"/>
+        </w:rPr>
+        <w:t xml:space="preserve"> </w:t>
+      </w:r>
+      <w:proofErr w:type="spellStart"/>
+      <w:r>
+        <w:rPr>
+          <w:rFonts w:ascii="Times New Roman" w:hAnsi="Times New Roman" w:cs="Times New Roman"/>
+          <w:sz w:val="26"/>
+          <w:szCs w:val="26"/>
+        </w:rPr>
+        <w:t>lời</w:t>
+      </w:r>
+      <w:proofErr w:type="spellEnd"/>
       <w:r>
         <w:rPr>
           <w:rFonts w:ascii="Times New Roman" w:hAnsi="Times New Roman" w:cs="Times New Roman"/>
@@ -1024,6 +2483,25 @@
         </w:rPr>
         <w:t xml:space="preserve"> </w:t>
       </w:r>
+      <w:r>
+        <w:rPr>
+          <w:rFonts w:ascii="Times New Roman" w:hAnsi="Times New Roman" w:cs="Times New Roman"/>
+          <w:sz w:val="26"/>
+          <w:szCs w:val="26"/>
+        </w:rPr>
+        <w:t xml:space="preserve">git clone </w:t>
+      </w:r>
+      <w:hyperlink r:id="rId6" w:history="1">
+        <w:r>
+          <w:rPr>
+            <w:rStyle w:val="Hyperlink"/>
+            <w:rFonts w:ascii="Times New Roman" w:hAnsi="Times New Roman" w:cs="Times New Roman"/>
+            <w:sz w:val="26"/>
+            <w:szCs w:val="26"/>
+          </w:rPr>
+          <w:t>https://github.com/PhamHuuDoi/Nhom8.git</w:t>
+        </w:r>
+      </w:hyperlink>
     </w:p>
     <w:p>
       <w:pPr>
@@ -1098,22 +2576,88 @@
         </w:rPr>
         <w:t xml:space="preserve"> </w:t>
       </w:r>
-      <w:r>
-        <w:rPr>
-          <w:rFonts w:ascii="Times New Roman" w:hAnsi="Times New Roman" w:cs="Times New Roman"/>
-          <w:sz w:val="26"/>
-          <w:szCs w:val="26"/>
-        </w:rPr>
-        <w:t xml:space="preserve">hoàn thành file source.cpp theo </w:t>
-      </w:r>
-      <w:r>
-        <w:rPr>
-          <w:rFonts w:ascii="Times New Roman" w:hAnsi="Times New Roman" w:cs="Times New Roman"/>
-          <w:sz w:val="26"/>
-          <w:szCs w:val="26"/>
-        </w:rPr>
-        <w:t>phân công</w:t>
-      </w:r>
+      <w:proofErr w:type="spellStart"/>
+      <w:r>
+        <w:rPr>
+          <w:rFonts w:ascii="Times New Roman" w:hAnsi="Times New Roman" w:cs="Times New Roman"/>
+          <w:sz w:val="26"/>
+          <w:szCs w:val="26"/>
+        </w:rPr>
+        <w:t>hoàn</w:t>
+      </w:r>
+      <w:proofErr w:type="spellEnd"/>
+      <w:r>
+        <w:rPr>
+          <w:rFonts w:ascii="Times New Roman" w:hAnsi="Times New Roman" w:cs="Times New Roman"/>
+          <w:sz w:val="26"/>
+          <w:szCs w:val="26"/>
+        </w:rPr>
+        <w:t xml:space="preserve"> </w:t>
+      </w:r>
+      <w:proofErr w:type="spellStart"/>
+      <w:r>
+        <w:rPr>
+          <w:rFonts w:ascii="Times New Roman" w:hAnsi="Times New Roman" w:cs="Times New Roman"/>
+          <w:sz w:val="26"/>
+          <w:szCs w:val="26"/>
+        </w:rPr>
+        <w:t>thành</w:t>
+      </w:r>
+      <w:proofErr w:type="spellEnd"/>
+      <w:r>
+        <w:rPr>
+          <w:rFonts w:ascii="Times New Roman" w:hAnsi="Times New Roman" w:cs="Times New Roman"/>
+          <w:sz w:val="26"/>
+          <w:szCs w:val="26"/>
+        </w:rPr>
+        <w:t xml:space="preserve"> file source.cpp </w:t>
+      </w:r>
+      <w:proofErr w:type="spellStart"/>
+      <w:r>
+        <w:rPr>
+          <w:rFonts w:ascii="Times New Roman" w:hAnsi="Times New Roman" w:cs="Times New Roman"/>
+          <w:sz w:val="26"/>
+          <w:szCs w:val="26"/>
+        </w:rPr>
+        <w:t>theo</w:t>
+      </w:r>
+      <w:proofErr w:type="spellEnd"/>
+      <w:r>
+        <w:rPr>
+          <w:rFonts w:ascii="Times New Roman" w:hAnsi="Times New Roman" w:cs="Times New Roman"/>
+          <w:sz w:val="26"/>
+          <w:szCs w:val="26"/>
+        </w:rPr>
+        <w:t xml:space="preserve"> </w:t>
+      </w:r>
+      <w:proofErr w:type="spellStart"/>
+      <w:r>
+        <w:rPr>
+          <w:rFonts w:ascii="Times New Roman" w:hAnsi="Times New Roman" w:cs="Times New Roman"/>
+          <w:sz w:val="26"/>
+          <w:szCs w:val="26"/>
+        </w:rPr>
+        <w:t>phân</w:t>
+      </w:r>
+      <w:proofErr w:type="spellEnd"/>
+      <w:r>
+        <w:rPr>
+          <w:rFonts w:ascii="Times New Roman" w:hAnsi="Times New Roman" w:cs="Times New Roman"/>
+          <w:sz w:val="26"/>
+          <w:szCs w:val="26"/>
+        </w:rPr>
+        <w:t xml:space="preserve"> </w:t>
+      </w:r>
+      <w:proofErr w:type="spellStart"/>
+      <w:r>
+        <w:rPr>
+          <w:rFonts w:ascii="Times New Roman" w:hAnsi="Times New Roman" w:cs="Times New Roman"/>
+          <w:sz w:val="26"/>
+          <w:szCs w:val="26"/>
+        </w:rPr>
+        <w:t>công</w:t>
+      </w:r>
+      <w:proofErr w:type="spellEnd"/>
     </w:p>
     <w:p>
       <w:pPr>
@@ -1138,8 +2682,36 @@
           <w:sz w:val="26"/>
           <w:szCs w:val="26"/>
         </w:rPr>
-        <w:t xml:space="preserve"> hàm tổng</w:t>
-      </w:r>
+        <w:t xml:space="preserve"> </w:t>
+      </w:r>
+      <w:proofErr w:type="spellStart"/>
+      <w:r>
+        <w:rPr>
+          <w:rFonts w:ascii="Times New Roman" w:hAnsi="Times New Roman" w:cs="Times New Roman"/>
+          <w:sz w:val="26"/>
+          <w:szCs w:val="26"/>
+        </w:rPr>
+        <w:t>hàm</w:t>
+      </w:r>
+      <w:proofErr w:type="spellEnd"/>
+      <w:r>
+        <w:rPr>
+          <w:rFonts w:ascii="Times New Roman" w:hAnsi="Times New Roman" w:cs="Times New Roman"/>
+          <w:sz w:val="26"/>
+          <w:szCs w:val="26"/>
+        </w:rPr>
+        <w:t xml:space="preserve"> </w:t>
+      </w:r>
+      <w:proofErr w:type="spellStart"/>
+      <w:r>
+        <w:rPr>
+          <w:rFonts w:ascii="Times New Roman" w:hAnsi="Times New Roman" w:cs="Times New Roman"/>
+          <w:sz w:val="26"/>
+          <w:szCs w:val="26"/>
+        </w:rPr>
+        <w:t>tổng</w:t>
+      </w:r>
+      <w:proofErr w:type="spellEnd"/>
     </w:p>
     <w:p>
       <w:pPr>
@@ -1158,14 +2730,34 @@
         </w:rPr>
         <w:t xml:space="preserve">SV B: </w:t>
       </w:r>
-      <w:r>
-        <w:rPr>
-          <w:rFonts w:ascii="Times New Roman" w:hAnsi="Times New Roman" w:cs="Times New Roman"/>
-          <w:sz w:val="26"/>
-          <w:szCs w:val="26"/>
-        </w:rPr>
-        <w:t>hàm hiệu</w:t>
-      </w:r>
+      <w:proofErr w:type="spellStart"/>
+      <w:r>
+        <w:rPr>
+          <w:rFonts w:ascii="Times New Roman" w:hAnsi="Times New Roman" w:cs="Times New Roman"/>
+          <w:sz w:val="26"/>
+          <w:szCs w:val="26"/>
+        </w:rPr>
+        <w:t>hàm</w:t>
+      </w:r>
+      <w:proofErr w:type="spellEnd"/>
+      <w:r>
+        <w:rPr>
+          <w:rFonts w:ascii="Times New Roman" w:hAnsi="Times New Roman" w:cs="Times New Roman"/>
+          <w:sz w:val="26"/>
+          <w:szCs w:val="26"/>
+        </w:rPr>
+        <w:t xml:space="preserve"> </w:t>
+      </w:r>
+      <w:proofErr w:type="spellStart"/>
+      <w:r>
+        <w:rPr>
+          <w:rFonts w:ascii="Times New Roman" w:hAnsi="Times New Roman" w:cs="Times New Roman"/>
+          <w:sz w:val="26"/>
+          <w:szCs w:val="26"/>
+        </w:rPr>
+        <w:t>hiệu</w:t>
+      </w:r>
+      <w:proofErr w:type="spellEnd"/>
     </w:p>
     <w:p>
       <w:pPr>
@@ -1206,8 +2798,36 @@
           <w:sz w:val="26"/>
           <w:szCs w:val="26"/>
         </w:rPr>
-        <w:t xml:space="preserve"> hàm tích</w:t>
-      </w:r>
+        <w:t xml:space="preserve"> </w:t>
+      </w:r>
+      <w:proofErr w:type="spellStart"/>
+      <w:r>
+        <w:rPr>
+          <w:rFonts w:ascii="Times New Roman" w:hAnsi="Times New Roman" w:cs="Times New Roman"/>
+          <w:sz w:val="26"/>
+          <w:szCs w:val="26"/>
+        </w:rPr>
+        <w:t>hàm</w:t>
+      </w:r>
+      <w:proofErr w:type="spellEnd"/>
+      <w:r>
+        <w:rPr>
+          <w:rFonts w:ascii="Times New Roman" w:hAnsi="Times New Roman" w:cs="Times New Roman"/>
+          <w:sz w:val="26"/>
+          <w:szCs w:val="26"/>
+        </w:rPr>
+        <w:t xml:space="preserve"> </w:t>
+      </w:r>
+      <w:proofErr w:type="spellStart"/>
+      <w:r>
+        <w:rPr>
+          <w:rFonts w:ascii="Times New Roman" w:hAnsi="Times New Roman" w:cs="Times New Roman"/>
+          <w:sz w:val="26"/>
+          <w:szCs w:val="26"/>
+        </w:rPr>
+        <w:t>tích</w:t>
+      </w:r>
+      <w:proofErr w:type="spellEnd"/>
     </w:p>
     <w:p>
       <w:pPr>
@@ -1218,13 +2838,41 @@
           <w:szCs w:val="26"/>
         </w:rPr>
       </w:pPr>
-      <w:r>
-        <w:rPr>
-          <w:rFonts w:ascii="Times New Roman" w:hAnsi="Times New Roman" w:cs="Times New Roman"/>
-          <w:sz w:val="26"/>
-          <w:szCs w:val="26"/>
-        </w:rPr>
-        <w:t>Và hàm main</w:t>
+      <w:proofErr w:type="spellStart"/>
+      <w:r>
+        <w:rPr>
+          <w:rFonts w:ascii="Times New Roman" w:hAnsi="Times New Roman" w:cs="Times New Roman"/>
+          <w:sz w:val="26"/>
+          <w:szCs w:val="26"/>
+        </w:rPr>
+        <w:t>Và</w:t>
+      </w:r>
+      <w:proofErr w:type="spellEnd"/>
+      <w:r>
+        <w:rPr>
+          <w:rFonts w:ascii="Times New Roman" w:hAnsi="Times New Roman" w:cs="Times New Roman"/>
+          <w:sz w:val="26"/>
+          <w:szCs w:val="26"/>
+        </w:rPr>
+        <w:t xml:space="preserve"> </w:t>
+      </w:r>
+      <w:proofErr w:type="spellStart"/>
+      <w:r>
+        <w:rPr>
+          <w:rFonts w:ascii="Times New Roman" w:hAnsi="Times New Roman" w:cs="Times New Roman"/>
+          <w:sz w:val="26"/>
+          <w:szCs w:val="26"/>
+        </w:rPr>
+        <w:t>hàm</w:t>
+      </w:r>
+      <w:proofErr w:type="spellEnd"/>
+      <w:r>
+        <w:rPr>
+          <w:rFonts w:ascii="Times New Roman" w:hAnsi="Times New Roman" w:cs="Times New Roman"/>
+          <w:sz w:val="26"/>
+          <w:szCs w:val="26"/>
+        </w:rPr>
+        <w:t xml:space="preserve"> main</w:t>
       </w:r>
     </w:p>
     <w:p>
@@ -1246,7 +2894,151 @@
           <w:sz w:val="26"/>
           <w:szCs w:val="26"/>
         </w:rPr>
-        <w:t xml:space="preserve">SV A, B,C đẩy các phần thay đổi của mình lên </w:t>
+        <w:t xml:space="preserve">SV A, B,C </w:t>
+      </w:r>
+      <w:proofErr w:type="spellStart"/>
+      <w:r>
+        <w:rPr>
+          <w:rFonts w:ascii="Times New Roman" w:hAnsi="Times New Roman" w:cs="Times New Roman"/>
+          <w:sz w:val="26"/>
+          <w:szCs w:val="26"/>
+        </w:rPr>
+        <w:t>đẩy</w:t>
+      </w:r>
+      <w:proofErr w:type="spellEnd"/>
+      <w:r>
+        <w:rPr>
+          <w:rFonts w:ascii="Times New Roman" w:hAnsi="Times New Roman" w:cs="Times New Roman"/>
+          <w:sz w:val="26"/>
+          <w:szCs w:val="26"/>
+        </w:rPr>
+        <w:t xml:space="preserve"> </w:t>
+      </w:r>
+      <w:proofErr w:type="spellStart"/>
+      <w:r>
+        <w:rPr>
+          <w:rFonts w:ascii="Times New Roman" w:hAnsi="Times New Roman" w:cs="Times New Roman"/>
+          <w:sz w:val="26"/>
+          <w:szCs w:val="26"/>
+        </w:rPr>
+        <w:t>các</w:t>
+      </w:r>
+      <w:proofErr w:type="spellEnd"/>
+      <w:r>
+        <w:rPr>
+          <w:rFonts w:ascii="Times New Roman" w:hAnsi="Times New Roman" w:cs="Times New Roman"/>
+          <w:sz w:val="26"/>
+          <w:szCs w:val="26"/>
+        </w:rPr>
+        <w:t xml:space="preserve"> </w:t>
+      </w:r>
+      <w:proofErr w:type="spellStart"/>
+      <w:r>
+        <w:rPr>
+          <w:rFonts w:ascii="Times New Roman" w:hAnsi="Times New Roman" w:cs="Times New Roman"/>
+          <w:sz w:val="26"/>
+          <w:szCs w:val="26"/>
+        </w:rPr>
+        <w:t>phần</w:t>
+      </w:r>
+      <w:proofErr w:type="spellEnd"/>
+      <w:r>
+        <w:rPr>
+          <w:rFonts w:ascii="Times New Roman" w:hAnsi="Times New Roman" w:cs="Times New Roman"/>
+          <w:sz w:val="26"/>
+          <w:szCs w:val="26"/>
+        </w:rPr>
+        <w:t xml:space="preserve"> </w:t>
+      </w:r>
+      <w:proofErr w:type="spellStart"/>
+      <w:r>
+        <w:rPr>
+          <w:rFonts w:ascii="Times New Roman" w:hAnsi="Times New Roman" w:cs="Times New Roman"/>
+          <w:sz w:val="26"/>
+          <w:szCs w:val="26"/>
+        </w:rPr>
+        <w:t>thay</w:t>
+      </w:r>
+      <w:proofErr w:type="spellEnd"/>
+      <w:r>
+        <w:rPr>
+          <w:rFonts w:ascii="Times New Roman" w:hAnsi="Times New Roman" w:cs="Times New Roman"/>
+          <w:sz w:val="26"/>
+          <w:szCs w:val="26"/>
+        </w:rPr>
+        <w:t xml:space="preserve"> </w:t>
+      </w:r>
+      <w:proofErr w:type="spellStart"/>
+      <w:r>
+        <w:rPr>
+          <w:rFonts w:ascii="Times New Roman" w:hAnsi="Times New Roman" w:cs="Times New Roman"/>
+          <w:sz w:val="26"/>
+          <w:szCs w:val="26"/>
+        </w:rPr>
+        <w:t>đổi</w:t>
+      </w:r>
+      <w:proofErr w:type="spellEnd"/>
+      <w:r>
+        <w:rPr>
+          <w:rFonts w:ascii="Times New Roman" w:hAnsi="Times New Roman" w:cs="Times New Roman"/>
+          <w:sz w:val="26"/>
+          <w:szCs w:val="26"/>
+        </w:rPr>
+        <w:t xml:space="preserve"> </w:t>
+      </w:r>
+      <w:proofErr w:type="spellStart"/>
+      <w:r>
+        <w:rPr>
+          <w:rFonts w:ascii="Times New Roman" w:hAnsi="Times New Roman" w:cs="Times New Roman"/>
+          <w:sz w:val="26"/>
+          <w:szCs w:val="26"/>
+        </w:rPr>
+        <w:t>của</w:t>
+      </w:r>
+      <w:proofErr w:type="spellEnd"/>
+      <w:r>
+        <w:rPr>
+          <w:rFonts w:ascii="Times New Roman" w:hAnsi="Times New Roman" w:cs="Times New Roman"/>
+          <w:sz w:val="26"/>
+          <w:szCs w:val="26"/>
+        </w:rPr>
+        <w:t xml:space="preserve"> </w:t>
+      </w:r>
+      <w:proofErr w:type="spellStart"/>
+      <w:r>
+        <w:rPr>
+          <w:rFonts w:ascii="Times New Roman" w:hAnsi="Times New Roman" w:cs="Times New Roman"/>
+          <w:sz w:val="26"/>
+          <w:szCs w:val="26"/>
+        </w:rPr>
+        <w:t>mình</w:t>
+      </w:r>
+      <w:proofErr w:type="spellEnd"/>
+      <w:r>
+        <w:rPr>
+          <w:rFonts w:ascii="Times New Roman" w:hAnsi="Times New Roman" w:cs="Times New Roman"/>
+          <w:sz w:val="26"/>
+          <w:szCs w:val="26"/>
+        </w:rPr>
+        <w:t xml:space="preserve"> </w:t>
+      </w:r>
+      <w:proofErr w:type="spellStart"/>
+      <w:r>
+        <w:rPr>
+          <w:rFonts w:ascii="Times New Roman" w:hAnsi="Times New Roman" w:cs="Times New Roman"/>
+          <w:sz w:val="26"/>
+          <w:szCs w:val="26"/>
+        </w:rPr>
+        <w:t>lên</w:t>
+      </w:r>
+      <w:proofErr w:type="spellEnd"/>
+      <w:r>
+        <w:rPr>
+          <w:rFonts w:ascii="Times New Roman" w:hAnsi="Times New Roman" w:cs="Times New Roman"/>
+          <w:sz w:val="26"/>
+          <w:szCs w:val="26"/>
+        </w:rPr>
+        <w:t xml:space="preserve"> </w:t>
       </w:r>
       <w:r>
         <w:rPr>
@@ -1298,14 +3090,196 @@
           <w:szCs w:val="26"/>
         </w:rPr>
       </w:pPr>
-      <w:r>
-        <w:rPr>
-          <w:rFonts w:ascii="Times New Roman" w:hAnsi="Times New Roman" w:cs="Times New Roman"/>
-          <w:sz w:val="26"/>
-          <w:szCs w:val="26"/>
-        </w:rPr>
-        <w:t>Mỗi SV phát triển 1 chức năng mới tự chọn trên 1 nhánh mới</w:t>
-      </w:r>
+      <w:proofErr w:type="spellStart"/>
+      <w:r>
+        <w:rPr>
+          <w:rFonts w:ascii="Times New Roman" w:hAnsi="Times New Roman" w:cs="Times New Roman"/>
+          <w:sz w:val="26"/>
+          <w:szCs w:val="26"/>
+        </w:rPr>
+        <w:t>Mỗi</w:t>
+      </w:r>
+      <w:proofErr w:type="spellEnd"/>
+      <w:r>
+        <w:rPr>
+          <w:rFonts w:ascii="Times New Roman" w:hAnsi="Times New Roman" w:cs="Times New Roman"/>
+          <w:sz w:val="26"/>
+          <w:szCs w:val="26"/>
+        </w:rPr>
+        <w:t xml:space="preserve"> SV </w:t>
+      </w:r>
+      <w:proofErr w:type="spellStart"/>
+      <w:r>
+        <w:rPr>
+          <w:rFonts w:ascii="Times New Roman" w:hAnsi="Times New Roman" w:cs="Times New Roman"/>
+          <w:sz w:val="26"/>
+          <w:szCs w:val="26"/>
+        </w:rPr>
+        <w:t>phát</w:t>
+      </w:r>
+      <w:proofErr w:type="spellEnd"/>
+      <w:r>
+        <w:rPr>
+          <w:rFonts w:ascii="Times New Roman" w:hAnsi="Times New Roman" w:cs="Times New Roman"/>
+          <w:sz w:val="26"/>
+          <w:szCs w:val="26"/>
+        </w:rPr>
+        <w:t xml:space="preserve"> </w:t>
+      </w:r>
+      <w:proofErr w:type="spellStart"/>
+      <w:r>
+        <w:rPr>
+          <w:rFonts w:ascii="Times New Roman" w:hAnsi="Times New Roman" w:cs="Times New Roman"/>
+          <w:sz w:val="26"/>
+          <w:szCs w:val="26"/>
+        </w:rPr>
+        <w:t>triển</w:t>
+      </w:r>
+      <w:proofErr w:type="spellEnd"/>
+      <w:r>
+        <w:rPr>
+          <w:rFonts w:ascii="Times New Roman" w:hAnsi="Times New Roman" w:cs="Times New Roman"/>
+          <w:sz w:val="26"/>
+          <w:szCs w:val="26"/>
+        </w:rPr>
+        <w:t xml:space="preserve"> 1 </w:t>
+      </w:r>
+      <w:proofErr w:type="spellStart"/>
+      <w:r>
+        <w:rPr>
+          <w:rFonts w:ascii="Times New Roman" w:hAnsi="Times New Roman" w:cs="Times New Roman"/>
+          <w:sz w:val="26"/>
+          <w:szCs w:val="26"/>
+        </w:rPr>
+        <w:t>chức</w:t>
+      </w:r>
+      <w:proofErr w:type="spellEnd"/>
+      <w:r>
+        <w:rPr>
+          <w:rFonts w:ascii="Times New Roman" w:hAnsi="Times New Roman" w:cs="Times New Roman"/>
+          <w:sz w:val="26"/>
+          <w:szCs w:val="26"/>
+        </w:rPr>
+        <w:t xml:space="preserve"> </w:t>
+      </w:r>
+      <w:proofErr w:type="spellStart"/>
+      <w:r>
+        <w:rPr>
+          <w:rFonts w:ascii="Times New Roman" w:hAnsi="Times New Roman" w:cs="Times New Roman"/>
+          <w:sz w:val="26"/>
+          <w:szCs w:val="26"/>
+        </w:rPr>
+        <w:t>năng</w:t>
+      </w:r>
+      <w:proofErr w:type="spellEnd"/>
+      <w:r>
+        <w:rPr>
+          <w:rFonts w:ascii="Times New Roman" w:hAnsi="Times New Roman" w:cs="Times New Roman"/>
+          <w:sz w:val="26"/>
+          <w:szCs w:val="26"/>
+        </w:rPr>
+        <w:t xml:space="preserve"> </w:t>
+      </w:r>
+      <w:proofErr w:type="spellStart"/>
+      <w:r>
+        <w:rPr>
+          <w:rFonts w:ascii="Times New Roman" w:hAnsi="Times New Roman" w:cs="Times New Roman"/>
+          <w:sz w:val="26"/>
+          <w:szCs w:val="26"/>
+        </w:rPr>
+        <w:t>mới</w:t>
+      </w:r>
+      <w:proofErr w:type="spellEnd"/>
+      <w:r>
+        <w:rPr>
+          <w:rFonts w:ascii="Times New Roman" w:hAnsi="Times New Roman" w:cs="Times New Roman"/>
+          <w:sz w:val="26"/>
+          <w:szCs w:val="26"/>
+        </w:rPr>
+        <w:t xml:space="preserve"> </w:t>
+      </w:r>
+      <w:proofErr w:type="spellStart"/>
+      <w:r>
+        <w:rPr>
+          <w:rFonts w:ascii="Times New Roman" w:hAnsi="Times New Roman" w:cs="Times New Roman"/>
+          <w:sz w:val="26"/>
+          <w:szCs w:val="26"/>
+        </w:rPr>
+        <w:t>tự</w:t>
+      </w:r>
+      <w:proofErr w:type="spellEnd"/>
+      <w:r>
+        <w:rPr>
+          <w:rFonts w:ascii="Times New Roman" w:hAnsi="Times New Roman" w:cs="Times New Roman"/>
+          <w:sz w:val="26"/>
+          <w:szCs w:val="26"/>
+        </w:rPr>
+        <w:t xml:space="preserve"> </w:t>
+      </w:r>
+      <w:proofErr w:type="spellStart"/>
+      <w:r>
+        <w:rPr>
+          <w:rFonts w:ascii="Times New Roman" w:hAnsi="Times New Roman" w:cs="Times New Roman"/>
+          <w:sz w:val="26"/>
+          <w:szCs w:val="26"/>
+        </w:rPr>
+        <w:t>chọn</w:t>
+      </w:r>
+      <w:proofErr w:type="spellEnd"/>
+      <w:r>
+        <w:rPr>
+          <w:rFonts w:ascii="Times New Roman" w:hAnsi="Times New Roman" w:cs="Times New Roman"/>
+          <w:sz w:val="26"/>
+          <w:szCs w:val="26"/>
+        </w:rPr>
+        <w:t xml:space="preserve"> </w:t>
+      </w:r>
+      <w:proofErr w:type="spellStart"/>
+      <w:r>
+        <w:rPr>
+          <w:rFonts w:ascii="Times New Roman" w:hAnsi="Times New Roman" w:cs="Times New Roman"/>
+          <w:sz w:val="26"/>
+          <w:szCs w:val="26"/>
+        </w:rPr>
+        <w:t>trên</w:t>
+      </w:r>
+      <w:proofErr w:type="spellEnd"/>
+      <w:r>
+        <w:rPr>
+          <w:rFonts w:ascii="Times New Roman" w:hAnsi="Times New Roman" w:cs="Times New Roman"/>
+          <w:sz w:val="26"/>
+          <w:szCs w:val="26"/>
+        </w:rPr>
+        <w:t xml:space="preserve"> 1 </w:t>
+      </w:r>
+      <w:proofErr w:type="spellStart"/>
+      <w:r>
+        <w:rPr>
+          <w:rFonts w:ascii="Times New Roman" w:hAnsi="Times New Roman" w:cs="Times New Roman"/>
+          <w:sz w:val="26"/>
+          <w:szCs w:val="26"/>
+        </w:rPr>
+        <w:t>nhánh</w:t>
+      </w:r>
+      <w:proofErr w:type="spellEnd"/>
+      <w:r>
+        <w:rPr>
+          <w:rFonts w:ascii="Times New Roman" w:hAnsi="Times New Roman" w:cs="Times New Roman"/>
+          <w:sz w:val="26"/>
+          <w:szCs w:val="26"/>
+        </w:rPr>
+        <w:t xml:space="preserve"> </w:t>
+      </w:r>
+      <w:proofErr w:type="spellStart"/>
+      <w:r>
+        <w:rPr>
+          <w:rFonts w:ascii="Times New Roman" w:hAnsi="Times New Roman" w:cs="Times New Roman"/>
+          <w:sz w:val="26"/>
+          <w:szCs w:val="26"/>
+        </w:rPr>
+        <w:t>mới</w:t>
+      </w:r>
+      <w:proofErr w:type="spellEnd"/>
     </w:p>
     <w:p>
       <w:pPr>
@@ -1336,7 +3310,169 @@
           <w:sz w:val="26"/>
           <w:szCs w:val="26"/>
         </w:rPr>
-        <w:t xml:space="preserve"> Nhóm trưởng kiểm tra trước khi tích hợp vào main</w:t>
+        <w:t xml:space="preserve"> </w:t>
+      </w:r>
+      <w:proofErr w:type="spellStart"/>
+      <w:r>
+        <w:rPr>
+          <w:rFonts w:ascii="Times New Roman" w:hAnsi="Times New Roman" w:cs="Times New Roman"/>
+          <w:sz w:val="26"/>
+          <w:szCs w:val="26"/>
+        </w:rPr>
+        <w:t>Nhóm</w:t>
+      </w:r>
+      <w:proofErr w:type="spellEnd"/>
+      <w:r>
+        <w:rPr>
+          <w:rFonts w:ascii="Times New Roman" w:hAnsi="Times New Roman" w:cs="Times New Roman"/>
+          <w:sz w:val="26"/>
+          <w:szCs w:val="26"/>
+        </w:rPr>
+        <w:t xml:space="preserve"> </w:t>
+      </w:r>
+      <w:proofErr w:type="spellStart"/>
+      <w:r>
+        <w:rPr>
+          <w:rFonts w:ascii="Times New Roman" w:hAnsi="Times New Roman" w:cs="Times New Roman"/>
+          <w:sz w:val="26"/>
+          <w:szCs w:val="26"/>
+        </w:rPr>
+        <w:t>trưởng</w:t>
+      </w:r>
+      <w:proofErr w:type="spellEnd"/>
+      <w:r>
+        <w:rPr>
+          <w:rFonts w:ascii="Times New Roman" w:hAnsi="Times New Roman" w:cs="Times New Roman"/>
+          <w:sz w:val="26"/>
+          <w:szCs w:val="26"/>
+        </w:rPr>
+        <w:t xml:space="preserve"> </w:t>
+      </w:r>
+      <w:proofErr w:type="spellStart"/>
+      <w:r>
+        <w:rPr>
+          <w:rFonts w:ascii="Times New Roman" w:hAnsi="Times New Roman" w:cs="Times New Roman"/>
+          <w:sz w:val="26"/>
+          <w:szCs w:val="26"/>
+        </w:rPr>
+        <w:t>kiểm</w:t>
+      </w:r>
+      <w:proofErr w:type="spellEnd"/>
+      <w:r>
+        <w:rPr>
+          <w:rFonts w:ascii="Times New Roman" w:hAnsi="Times New Roman" w:cs="Times New Roman"/>
+          <w:sz w:val="26"/>
+          <w:szCs w:val="26"/>
+        </w:rPr>
+        <w:t xml:space="preserve"> </w:t>
+      </w:r>
+      <w:proofErr w:type="spellStart"/>
+      <w:r>
+        <w:rPr>
+          <w:rFonts w:ascii="Times New Roman" w:hAnsi="Times New Roman" w:cs="Times New Roman"/>
+          <w:sz w:val="26"/>
+          <w:szCs w:val="26"/>
+        </w:rPr>
+        <w:t>tra</w:t>
+      </w:r>
+      <w:proofErr w:type="spellEnd"/>
+      <w:r>
+        <w:rPr>
+          <w:rFonts w:ascii="Times New Roman" w:hAnsi="Times New Roman" w:cs="Times New Roman"/>
+          <w:sz w:val="26"/>
+          <w:szCs w:val="26"/>
+        </w:rPr>
+        <w:t xml:space="preserve"> </w:t>
+      </w:r>
+      <w:proofErr w:type="spellStart"/>
+      <w:r>
+        <w:rPr>
+          <w:rFonts w:ascii="Times New Roman" w:hAnsi="Times New Roman" w:cs="Times New Roman"/>
+          <w:sz w:val="26"/>
+          <w:szCs w:val="26"/>
+        </w:rPr>
+        <w:t>trước</w:t>
+      </w:r>
+      <w:proofErr w:type="spellEnd"/>
+      <w:r>
+        <w:rPr>
+          <w:rFonts w:ascii="Times New Roman" w:hAnsi="Times New Roman" w:cs="Times New Roman"/>
+          <w:sz w:val="26"/>
+          <w:szCs w:val="26"/>
+        </w:rPr>
+        <w:t xml:space="preserve"> </w:t>
+      </w:r>
+      <w:proofErr w:type="spellStart"/>
+      <w:r>
+        <w:rPr>
+          <w:rFonts w:ascii="Times New Roman" w:hAnsi="Times New Roman" w:cs="Times New Roman"/>
+          <w:sz w:val="26"/>
+          <w:szCs w:val="26"/>
+        </w:rPr>
+        <w:t>khi</w:t>
+      </w:r>
+      <w:proofErr w:type="spellEnd"/>
+      <w:r>
+        <w:rPr>
+          <w:rFonts w:ascii="Times New Roman" w:hAnsi="Times New Roman" w:cs="Times New Roman"/>
+          <w:sz w:val="26"/>
+          <w:szCs w:val="26"/>
+        </w:rPr>
+        <w:t xml:space="preserve"> </w:t>
+      </w:r>
+      <w:proofErr w:type="spellStart"/>
+      <w:r>
+        <w:rPr>
+          <w:rFonts w:ascii="Times New Roman" w:hAnsi="Times New Roman" w:cs="Times New Roman"/>
+          <w:sz w:val="26"/>
+          <w:szCs w:val="26"/>
+        </w:rPr>
+        <w:t>tích</w:t>
+      </w:r>
+      <w:proofErr w:type="spellEnd"/>
+      <w:r>
+        <w:rPr>
+          <w:rFonts w:ascii="Times New Roman" w:hAnsi="Times New Roman" w:cs="Times New Roman"/>
+          <w:sz w:val="26"/>
+          <w:szCs w:val="26"/>
+        </w:rPr>
+        <w:t xml:space="preserve"> </w:t>
+      </w:r>
+      <w:proofErr w:type="spellStart"/>
+      <w:r>
+        <w:rPr>
+          <w:rFonts w:ascii="Times New Roman" w:hAnsi="Times New Roman" w:cs="Times New Roman"/>
+          <w:sz w:val="26"/>
+          <w:szCs w:val="26"/>
+        </w:rPr>
+        <w:t>hợp</w:t>
+      </w:r>
+      <w:proofErr w:type="spellEnd"/>
+      <w:r>
+        <w:rPr>
+          <w:rFonts w:ascii="Times New Roman" w:hAnsi="Times New Roman" w:cs="Times New Roman"/>
+          <w:sz w:val="26"/>
+          <w:szCs w:val="26"/>
+        </w:rPr>
+        <w:t xml:space="preserve"> </w:t>
+      </w:r>
+      <w:proofErr w:type="spellStart"/>
+      <w:r>
+        <w:rPr>
+          <w:rFonts w:ascii="Times New Roman" w:hAnsi="Times New Roman" w:cs="Times New Roman"/>
+          <w:sz w:val="26"/>
+          <w:szCs w:val="26"/>
+        </w:rPr>
+        <w:t>vào</w:t>
+      </w:r>
+      <w:proofErr w:type="spellEnd"/>
+      <w:r>
+        <w:rPr>
+          <w:rFonts w:ascii="Times New Roman" w:hAnsi="Times New Roman" w:cs="Times New Roman"/>
+          <w:sz w:val="26"/>
+          <w:szCs w:val="26"/>
+        </w:rPr>
+        <w:t xml:space="preserve"> main</w:t>
       </w:r>
     </w:p>
     <w:p>

--- a/Bai tap Git.docx
+++ b/Bai tap Git.docx
@@ -986,10 +986,9 @@
       <w:pPr>
         <w:pStyle w:val="HTMLPreformatted"/>
         <w:rPr>
-          <w:rFonts w:ascii="Consolas" w:hAnsi="Consolas"/>
-          <w:color w:val="24292E"/>
-          <w:sz w:val="21"/>
-          <w:szCs w:val="21"/>
+          <w:rFonts w:ascii="Times New Roman" w:hAnsi="Times New Roman" w:cs="Times New Roman"/>
+          <w:sz w:val="26"/>
+          <w:szCs w:val="26"/>
         </w:rPr>
       </w:pPr>
       <w:r>
@@ -1023,6 +1022,22 @@
           <w:szCs w:val="26"/>
         </w:rPr>
         <w:t xml:space="preserve"> </w:t>
+      </w:r>
+      <w:r>
+        <w:rPr>
+          <w:rFonts w:ascii="Times New Roman" w:hAnsi="Times New Roman" w:cs="Times New Roman"/>
+          <w:sz w:val="26"/>
+          <w:szCs w:val="26"/>
+        </w:rPr>
+        <w:t xml:space="preserve">git clone </w:t>
+      </w:r>
+      <w:r>
+        <w:rPr>
+          <w:rFonts w:ascii="Times New Roman" w:hAnsi="Times New Roman" w:cs="Times New Roman"/>
+          <w:sz w:val="26"/>
+          <w:szCs w:val="26"/>
+        </w:rPr>
+        <w:t>https://github.com/PhamHuuDoi/Nhom8</w:t>
       </w:r>
     </w:p>
     <w:p>

--- a/Bai tap Git.docx
+++ b/Bai tap Git.docx
@@ -126,24 +126,6 @@
         </w:rPr>
         <w:t xml:space="preserve">: </w:t>
       </w:r>
-      <w:r>
-        <w:rPr>
-          <w:rFonts w:ascii="Times New Roman" w:hAnsi="Times New Roman" w:cs="Times New Roman"/>
-          <w:sz w:val="26"/>
-          <w:szCs w:val="26"/>
-        </w:rPr>
-        <w:t xml:space="preserve"> Phạm Hữu </w:t>
-      </w:r>
-      <w:proofErr w:type="spellStart"/>
-      <w:r>
-        <w:rPr>
-          <w:rFonts w:ascii="Times New Roman" w:hAnsi="Times New Roman" w:cs="Times New Roman"/>
-          <w:sz w:val="26"/>
-          <w:szCs w:val="26"/>
-        </w:rPr>
-        <w:t>Đời</w:t>
-      </w:r>
-      <w:proofErr w:type="spellEnd"/>
     </w:p>
     <w:p>
       <w:pPr>
@@ -201,14 +183,6 @@
         </w:rPr>
         <w:t xml:space="preserve"> </w:t>
       </w:r>
-      <w:r>
-        <w:rPr>
-          <w:rFonts w:ascii="Times New Roman" w:hAnsi="Times New Roman" w:cs="Times New Roman"/>
-          <w:sz w:val="26"/>
-          <w:szCs w:val="26"/>
-        </w:rPr>
-        <w:t>Phạm Duy Khánh</w:t>
-      </w:r>
     </w:p>
     <w:p>
       <w:pPr>
@@ -265,14 +239,6 @@
           <w:szCs w:val="26"/>
         </w:rPr>
         <w:t xml:space="preserve"> </w:t>
-      </w:r>
-      <w:r>
-        <w:rPr>
-          <w:rFonts w:ascii="Times New Roman" w:hAnsi="Times New Roman" w:cs="Times New Roman"/>
-          <w:sz w:val="26"/>
-          <w:szCs w:val="26"/>
-        </w:rPr>
-        <w:t>Lâm Huỳnh Ngọc Khánh</w:t>
       </w:r>
     </w:p>
     <w:p>
@@ -466,33 +432,15 @@
           <w:sz w:val="26"/>
           <w:szCs w:val="26"/>
         </w:rPr>
-        <w:t xml:space="preserve">SV </w:t>
-      </w:r>
-      <w:proofErr w:type="gramStart"/>
-      <w:r>
-        <w:rPr>
-          <w:rFonts w:ascii="Times New Roman" w:hAnsi="Times New Roman" w:cs="Times New Roman"/>
-          <w:sz w:val="26"/>
-          <w:szCs w:val="26"/>
-        </w:rPr>
-        <w:t>A</w:t>
-      </w:r>
-      <w:r>
-        <w:rPr>
-          <w:rFonts w:ascii="Times New Roman" w:hAnsi="Times New Roman" w:cs="Times New Roman"/>
-          <w:sz w:val="26"/>
-          <w:szCs w:val="26"/>
-        </w:rPr>
-        <w:t>,B</w:t>
-      </w:r>
-      <w:proofErr w:type="gramEnd"/>
-      <w:r>
-        <w:rPr>
-          <w:rFonts w:ascii="Times New Roman" w:hAnsi="Times New Roman" w:cs="Times New Roman"/>
-          <w:sz w:val="26"/>
-          <w:szCs w:val="26"/>
-        </w:rPr>
-        <w:t>,C</w:t>
+        <w:t>SV A</w:t>
+      </w:r>
+      <w:r>
+        <w:rPr>
+          <w:rFonts w:ascii="Times New Roman" w:hAnsi="Times New Roman" w:cs="Times New Roman"/>
+          <w:sz w:val="26"/>
+          <w:szCs w:val="26"/>
+        </w:rPr>
+        <w:t>,B,C</w:t>
       </w:r>
       <w:r>
         <w:rPr>
@@ -683,22 +631,6 @@
           <w:szCs w:val="26"/>
         </w:rPr>
         <w:t xml:space="preserve">: </w:t>
-      </w:r>
-      <w:r>
-        <w:rPr>
-          <w:rFonts w:ascii="Times New Roman" w:hAnsi="Times New Roman" w:cs="Times New Roman"/>
-          <w:sz w:val="26"/>
-          <w:szCs w:val="26"/>
-        </w:rPr>
-        <w:t xml:space="preserve"> git clone </w:t>
-      </w:r>
-      <w:r>
-        <w:rPr>
-          <w:rFonts w:ascii="Times New Roman" w:hAnsi="Times New Roman" w:cs="Times New Roman"/>
-          <w:sz w:val="26"/>
-          <w:szCs w:val="26"/>
-        </w:rPr>
-        <w:t>https://github.com/PhamHuuDoi/Nhom8.git</w:t>
       </w:r>
     </w:p>
     <w:p>
@@ -1307,162 +1239,8 @@
           <w:sz w:val="26"/>
           <w:szCs w:val="26"/>
         </w:rPr>
-        <w:t xml:space="preserve">  </w:t>
-      </w:r>
-      <w:proofErr w:type="spellStart"/>
-      <w:r>
-        <w:rPr>
-          <w:rFonts w:ascii="Times New Roman" w:hAnsi="Times New Roman" w:cs="Times New Roman"/>
-          <w:sz w:val="26"/>
-          <w:szCs w:val="26"/>
-        </w:rPr>
-        <w:t>Trạng</w:t>
-      </w:r>
-      <w:proofErr w:type="spellEnd"/>
-      <w:r>
-        <w:rPr>
-          <w:rFonts w:ascii="Times New Roman" w:hAnsi="Times New Roman" w:cs="Times New Roman"/>
-          <w:sz w:val="26"/>
-          <w:szCs w:val="26"/>
-        </w:rPr>
-        <w:t xml:space="preserve"> </w:t>
-      </w:r>
-      <w:proofErr w:type="spellStart"/>
-      <w:r>
-        <w:rPr>
-          <w:rFonts w:ascii="Times New Roman" w:hAnsi="Times New Roman" w:cs="Times New Roman"/>
-          <w:sz w:val="26"/>
-          <w:szCs w:val="26"/>
-        </w:rPr>
-        <w:t>thái</w:t>
-      </w:r>
-      <w:proofErr w:type="spellEnd"/>
-      <w:r>
-        <w:rPr>
-          <w:rFonts w:ascii="Times New Roman" w:hAnsi="Times New Roman" w:cs="Times New Roman"/>
-          <w:sz w:val="26"/>
-          <w:szCs w:val="26"/>
-        </w:rPr>
-        <w:t xml:space="preserve"> </w:t>
-      </w:r>
-      <w:proofErr w:type="spellStart"/>
-      <w:r>
-        <w:rPr>
-          <w:rFonts w:ascii="Times New Roman" w:hAnsi="Times New Roman" w:cs="Times New Roman"/>
-          <w:sz w:val="26"/>
-          <w:szCs w:val="26"/>
-        </w:rPr>
-        <w:t>là</w:t>
-      </w:r>
-      <w:proofErr w:type="spellEnd"/>
-      <w:r>
-        <w:rPr>
-          <w:rFonts w:ascii="Times New Roman" w:hAnsi="Times New Roman" w:cs="Times New Roman"/>
-          <w:sz w:val="26"/>
-          <w:szCs w:val="26"/>
-        </w:rPr>
-        <w:t xml:space="preserve"> </w:t>
-      </w:r>
-      <w:proofErr w:type="spellStart"/>
-      <w:r>
-        <w:rPr>
-          <w:rFonts w:ascii="Times New Roman" w:hAnsi="Times New Roman" w:cs="Times New Roman"/>
-          <w:sz w:val="26"/>
-          <w:szCs w:val="26"/>
-        </w:rPr>
-        <w:t>của</w:t>
-      </w:r>
-      <w:proofErr w:type="spellEnd"/>
-      <w:r>
-        <w:rPr>
-          <w:rFonts w:ascii="Times New Roman" w:hAnsi="Times New Roman" w:cs="Times New Roman"/>
-          <w:sz w:val="26"/>
-          <w:szCs w:val="26"/>
-        </w:rPr>
-        <w:t xml:space="preserve"> file </w:t>
-      </w:r>
-      <w:proofErr w:type="spellStart"/>
-      <w:r>
-        <w:rPr>
-          <w:rFonts w:ascii="Times New Roman" w:hAnsi="Times New Roman" w:cs="Times New Roman"/>
-          <w:sz w:val="26"/>
-          <w:szCs w:val="26"/>
-        </w:rPr>
-        <w:t>vừa</w:t>
-      </w:r>
-      <w:proofErr w:type="spellEnd"/>
-      <w:r>
-        <w:rPr>
-          <w:rFonts w:ascii="Times New Roman" w:hAnsi="Times New Roman" w:cs="Times New Roman"/>
-          <w:sz w:val="26"/>
-          <w:szCs w:val="26"/>
-        </w:rPr>
-        <w:t xml:space="preserve"> </w:t>
-      </w:r>
-      <w:proofErr w:type="spellStart"/>
-      <w:r>
-        <w:rPr>
-          <w:rFonts w:ascii="Times New Roman" w:hAnsi="Times New Roman" w:cs="Times New Roman"/>
-          <w:sz w:val="26"/>
-          <w:szCs w:val="26"/>
-        </w:rPr>
-        <w:t>chép</w:t>
-      </w:r>
-      <w:proofErr w:type="spellEnd"/>
-      <w:r>
-        <w:rPr>
-          <w:rFonts w:ascii="Times New Roman" w:hAnsi="Times New Roman" w:cs="Times New Roman"/>
-          <w:sz w:val="26"/>
-          <w:szCs w:val="26"/>
-        </w:rPr>
-        <w:t xml:space="preserve"> </w:t>
-      </w:r>
-      <w:proofErr w:type="spellStart"/>
-      <w:r>
-        <w:rPr>
-          <w:rFonts w:ascii="Times New Roman" w:hAnsi="Times New Roman" w:cs="Times New Roman"/>
-          <w:sz w:val="26"/>
-          <w:szCs w:val="26"/>
-        </w:rPr>
-        <w:t>vào</w:t>
-      </w:r>
-      <w:proofErr w:type="spellEnd"/>
-      <w:r>
-        <w:rPr>
-          <w:rFonts w:ascii="Times New Roman" w:hAnsi="Times New Roman" w:cs="Times New Roman"/>
-          <w:sz w:val="26"/>
-          <w:szCs w:val="26"/>
-        </w:rPr>
-        <w:t xml:space="preserve"> </w:t>
-      </w:r>
-      <w:proofErr w:type="spellStart"/>
-      <w:r>
-        <w:rPr>
-          <w:rFonts w:ascii="Times New Roman" w:hAnsi="Times New Roman" w:cs="Times New Roman"/>
-          <w:sz w:val="26"/>
-          <w:szCs w:val="26"/>
-        </w:rPr>
-        <w:t>là</w:t>
-      </w:r>
-      <w:proofErr w:type="spellEnd"/>
-      <w:r>
-        <w:rPr>
-          <w:rFonts w:ascii="Times New Roman" w:hAnsi="Times New Roman" w:cs="Times New Roman"/>
-          <w:sz w:val="26"/>
-          <w:szCs w:val="26"/>
-        </w:rPr>
-        <w:t xml:space="preserve"> </w:t>
-      </w:r>
-      <w:proofErr w:type="gramStart"/>
-      <w:r>
-        <w:rPr>
-          <w:rFonts w:ascii="Times New Roman" w:hAnsi="Times New Roman" w:cs="Times New Roman"/>
-          <w:sz w:val="26"/>
-          <w:szCs w:val="26"/>
-        </w:rPr>
-        <w:t>Untracked</w:t>
-      </w:r>
-      <w:proofErr w:type="gramEnd"/>
+        <w:t xml:space="preserve"> </w:t>
+      </w:r>
     </w:p>
     <w:p>
       <w:pPr>
@@ -1472,90 +1250,11 @@
         </w:tabs>
         <w:rPr>
           <w:rFonts w:ascii="Times New Roman" w:hAnsi="Times New Roman" w:cs="Times New Roman"/>
-          <w:sz w:val="26"/>
-          <w:szCs w:val="26"/>
-        </w:rPr>
-      </w:pPr>
-      <w:r>
-        <w:rPr>
-          <w:rFonts w:ascii="Times New Roman" w:hAnsi="Times New Roman" w:cs="Times New Roman"/>
-          <w:sz w:val="26"/>
-          <w:szCs w:val="26"/>
-        </w:rPr>
-        <w:t xml:space="preserve"> Xem </w:t>
-      </w:r>
-      <w:proofErr w:type="spellStart"/>
-      <w:r>
-        <w:rPr>
-          <w:rFonts w:ascii="Times New Roman" w:hAnsi="Times New Roman" w:cs="Times New Roman"/>
-          <w:sz w:val="26"/>
-          <w:szCs w:val="26"/>
-        </w:rPr>
-        <w:t>trạng</w:t>
-      </w:r>
-      <w:proofErr w:type="spellEnd"/>
-      <w:r>
-        <w:rPr>
-          <w:rFonts w:ascii="Times New Roman" w:hAnsi="Times New Roman" w:cs="Times New Roman"/>
-          <w:sz w:val="26"/>
-          <w:szCs w:val="26"/>
-        </w:rPr>
-        <w:t xml:space="preserve"> </w:t>
-      </w:r>
-      <w:proofErr w:type="spellStart"/>
-      <w:r>
-        <w:rPr>
-          <w:rFonts w:ascii="Times New Roman" w:hAnsi="Times New Roman" w:cs="Times New Roman"/>
-          <w:sz w:val="26"/>
-          <w:szCs w:val="26"/>
-        </w:rPr>
-        <w:t>thái</w:t>
-      </w:r>
-      <w:proofErr w:type="spellEnd"/>
-      <w:r>
-        <w:rPr>
-          <w:rFonts w:ascii="Times New Roman" w:hAnsi="Times New Roman" w:cs="Times New Roman"/>
-          <w:sz w:val="26"/>
-          <w:szCs w:val="26"/>
-        </w:rPr>
-        <w:t xml:space="preserve"> </w:t>
-      </w:r>
-      <w:proofErr w:type="spellStart"/>
-      <w:r>
-        <w:rPr>
-          <w:rFonts w:ascii="Times New Roman" w:hAnsi="Times New Roman" w:cs="Times New Roman"/>
-          <w:sz w:val="26"/>
-          <w:szCs w:val="26"/>
-        </w:rPr>
-        <w:t>bằng</w:t>
-      </w:r>
-      <w:proofErr w:type="spellEnd"/>
-      <w:r>
-        <w:rPr>
-          <w:rFonts w:ascii="Times New Roman" w:hAnsi="Times New Roman" w:cs="Times New Roman"/>
-          <w:sz w:val="26"/>
-          <w:szCs w:val="26"/>
-        </w:rPr>
-        <w:t xml:space="preserve"> </w:t>
-      </w:r>
-      <w:proofErr w:type="spellStart"/>
-      <w:r>
-        <w:rPr>
-          <w:rFonts w:ascii="Times New Roman" w:hAnsi="Times New Roman" w:cs="Times New Roman"/>
-          <w:sz w:val="26"/>
-          <w:szCs w:val="26"/>
-        </w:rPr>
-        <w:t>lệnh</w:t>
-      </w:r>
-      <w:proofErr w:type="spellEnd"/>
-      <w:r>
-        <w:rPr>
-          <w:rFonts w:ascii="Times New Roman" w:hAnsi="Times New Roman" w:cs="Times New Roman"/>
-          <w:sz w:val="26"/>
-          <w:szCs w:val="26"/>
-        </w:rPr>
-        <w:t xml:space="preserve"> git status</w:t>
-      </w:r>
+          <w:color w:val="FF0000"/>
+          <w:sz w:val="26"/>
+          <w:szCs w:val="26"/>
+        </w:rPr>
+      </w:pPr>
     </w:p>
     <w:p>
       <w:pPr>
@@ -1570,6 +1269,57 @@
           <w:szCs w:val="26"/>
         </w:rPr>
       </w:pPr>
+      <w:proofErr w:type="spellStart"/>
+      <w:r>
+        <w:rPr>
+          <w:rFonts w:ascii="Times New Roman" w:hAnsi="Times New Roman" w:cs="Times New Roman"/>
+          <w:color w:val="FF0000"/>
+          <w:sz w:val="26"/>
+          <w:szCs w:val="26"/>
+        </w:rPr>
+        <w:t>Hình</w:t>
+      </w:r>
+      <w:proofErr w:type="spellEnd"/>
+      <w:r>
+        <w:rPr>
+          <w:rFonts w:ascii="Times New Roman" w:hAnsi="Times New Roman" w:cs="Times New Roman"/>
+          <w:color w:val="FF0000"/>
+          <w:sz w:val="26"/>
+          <w:szCs w:val="26"/>
+        </w:rPr>
+        <w:t xml:space="preserve"> </w:t>
+      </w:r>
+      <w:proofErr w:type="spellStart"/>
+      <w:r>
+        <w:rPr>
+          <w:rFonts w:ascii="Times New Roman" w:hAnsi="Times New Roman" w:cs="Times New Roman"/>
+          <w:color w:val="FF0000"/>
+          <w:sz w:val="26"/>
+          <w:szCs w:val="26"/>
+        </w:rPr>
+        <w:t>minh</w:t>
+      </w:r>
+      <w:proofErr w:type="spellEnd"/>
+      <w:r>
+        <w:rPr>
+          <w:rFonts w:ascii="Times New Roman" w:hAnsi="Times New Roman" w:cs="Times New Roman"/>
+          <w:color w:val="FF0000"/>
+          <w:sz w:val="26"/>
+          <w:szCs w:val="26"/>
+        </w:rPr>
+        <w:t xml:space="preserve"> </w:t>
+      </w:r>
+      <w:proofErr w:type="spellStart"/>
+      <w:r>
+        <w:rPr>
+          <w:rFonts w:ascii="Times New Roman" w:hAnsi="Times New Roman" w:cs="Times New Roman"/>
+          <w:color w:val="FF0000"/>
+          <w:sz w:val="26"/>
+          <w:szCs w:val="26"/>
+        </w:rPr>
+        <w:t>họa</w:t>
+      </w:r>
+      <w:proofErr w:type="spellEnd"/>
     </w:p>
     <w:p>
       <w:pPr>
@@ -1584,114 +1334,6 @@
           <w:szCs w:val="26"/>
         </w:rPr>
       </w:pPr>
-      <w:proofErr w:type="spellStart"/>
-      <w:r>
-        <w:rPr>
-          <w:rFonts w:ascii="Times New Roman" w:hAnsi="Times New Roman" w:cs="Times New Roman"/>
-          <w:color w:val="FF0000"/>
-          <w:sz w:val="26"/>
-          <w:szCs w:val="26"/>
-        </w:rPr>
-        <w:t>Hình</w:t>
-      </w:r>
-      <w:proofErr w:type="spellEnd"/>
-      <w:r>
-        <w:rPr>
-          <w:rFonts w:ascii="Times New Roman" w:hAnsi="Times New Roman" w:cs="Times New Roman"/>
-          <w:color w:val="FF0000"/>
-          <w:sz w:val="26"/>
-          <w:szCs w:val="26"/>
-        </w:rPr>
-        <w:t xml:space="preserve"> </w:t>
-      </w:r>
-      <w:proofErr w:type="spellStart"/>
-      <w:r>
-        <w:rPr>
-          <w:rFonts w:ascii="Times New Roman" w:hAnsi="Times New Roman" w:cs="Times New Roman"/>
-          <w:color w:val="FF0000"/>
-          <w:sz w:val="26"/>
-          <w:szCs w:val="26"/>
-        </w:rPr>
-        <w:t>minh</w:t>
-      </w:r>
-      <w:proofErr w:type="spellEnd"/>
-      <w:r>
-        <w:rPr>
-          <w:rFonts w:ascii="Times New Roman" w:hAnsi="Times New Roman" w:cs="Times New Roman"/>
-          <w:color w:val="FF0000"/>
-          <w:sz w:val="26"/>
-          <w:szCs w:val="26"/>
-        </w:rPr>
-        <w:t xml:space="preserve"> </w:t>
-      </w:r>
-      <w:proofErr w:type="spellStart"/>
-      <w:r>
-        <w:rPr>
-          <w:rFonts w:ascii="Times New Roman" w:hAnsi="Times New Roman" w:cs="Times New Roman"/>
-          <w:color w:val="FF0000"/>
-          <w:sz w:val="26"/>
-          <w:szCs w:val="26"/>
-        </w:rPr>
-        <w:t>họa</w:t>
-      </w:r>
-      <w:proofErr w:type="spellEnd"/>
-    </w:p>
-    <w:p>
-      <w:pPr>
-        <w:pStyle w:val="ListParagraph"/>
-        <w:tabs>
-          <w:tab w:val="left" w:leader="dot" w:pos="9072"/>
-        </w:tabs>
-        <w:rPr>
-          <w:rFonts w:ascii="Times New Roman" w:hAnsi="Times New Roman" w:cs="Times New Roman"/>
-          <w:color w:val="FF0000"/>
-          <w:sz w:val="26"/>
-          <w:szCs w:val="26"/>
-        </w:rPr>
-      </w:pPr>
-      <w:r>
-        <w:rPr>
-          <w:rFonts w:ascii="Times New Roman" w:hAnsi="Times New Roman" w:cs="Times New Roman"/>
-          <w:color w:val="FF0000"/>
-          <w:sz w:val="26"/>
-          <w:szCs w:val="26"/>
-        </w:rPr>
-        <w:drawing>
-          <wp:inline distT="0" distB="0" distL="0" distR="0" wp14:anchorId="105ABAE0" wp14:editId="69FDCA3A">
-            <wp:extent cx="5943600" cy="3683635"/>
-            <wp:effectExtent l="0" t="0" r="0" b="0"/>
-            <wp:docPr id="2004691169" name="Picture 1" descr="A screenshot of a computer screen&#10;&#10;Description automatically generated"/>
-            <wp:cNvGraphicFramePr>
-              <a:graphicFrameLocks xmlns:a="http://schemas.openxmlformats.org/drawingml/2006/main" noChangeAspect="1"/>
-            </wp:cNvGraphicFramePr>
-            <a:graphic xmlns:a="http://schemas.openxmlformats.org/drawingml/2006/main">
-              <a:graphicData uri="http://schemas.openxmlformats.org/drawingml/2006/picture">
-                <pic:pic xmlns:pic="http://schemas.openxmlformats.org/drawingml/2006/picture">
-                  <pic:nvPicPr>
-                    <pic:cNvPr id="2004691169" name="Picture 1" descr="A screenshot of a computer screen&#10;&#10;Description automatically generated"/>
-                    <pic:cNvPicPr/>
-                  </pic:nvPicPr>
-                  <pic:blipFill>
-                    <a:blip r:embed="rId6"/>
-                    <a:stretch>
-                      <a:fillRect/>
-                    </a:stretch>
-                  </pic:blipFill>
-                  <pic:spPr>
-                    <a:xfrm>
-                      <a:off x="0" y="0"/>
-                      <a:ext cx="5943600" cy="3683635"/>
-                    </a:xfrm>
-                    <a:prstGeom prst="rect">
-                      <a:avLst/>
-                    </a:prstGeom>
-                  </pic:spPr>
-                </pic:pic>
-              </a:graphicData>
-            </a:graphic>
-          </wp:inline>
-        </w:drawing>
-      </w:r>
       <w:r>
         <w:rPr>
           <w:rFonts w:ascii="Times New Roman" w:hAnsi="Times New Roman" w:cs="Times New Roman"/>
@@ -1721,7 +1363,6 @@
           <w:sz w:val="26"/>
           <w:szCs w:val="26"/>
         </w:rPr>
-        <w:lastRenderedPageBreak/>
         <w:t xml:space="preserve">SV A </w:t>
       </w:r>
       <w:proofErr w:type="spellStart"/>
@@ -1850,50 +1491,6 @@
           <w:szCs w:val="26"/>
         </w:rPr>
         <w:t xml:space="preserve">: </w:t>
-      </w:r>
-      <w:r>
-        <w:rPr>
-          <w:rFonts w:ascii="Times New Roman" w:hAnsi="Times New Roman" w:cs="Times New Roman"/>
-          <w:sz w:val="26"/>
-          <w:szCs w:val="26"/>
-        </w:rPr>
-        <w:t xml:space="preserve"> git </w:t>
-      </w:r>
-      <w:proofErr w:type="gramStart"/>
-      <w:r>
-        <w:rPr>
-          <w:rFonts w:ascii="Times New Roman" w:hAnsi="Times New Roman" w:cs="Times New Roman"/>
-          <w:sz w:val="26"/>
-          <w:szCs w:val="26"/>
-        </w:rPr>
-        <w:t>add .</w:t>
-      </w:r>
-      <w:proofErr w:type="gramEnd"/>
-      <w:r>
-        <w:rPr>
-          <w:rFonts w:ascii="Times New Roman" w:hAnsi="Times New Roman" w:cs="Times New Roman"/>
-          <w:sz w:val="26"/>
-          <w:szCs w:val="26"/>
-        </w:rPr>
-        <w:t xml:space="preserve"> </w:t>
-      </w:r>
-    </w:p>
-    <w:p>
-      <w:pPr>
-        <w:pStyle w:val="ListParagraph"/>
-        <w:rPr>
-          <w:rFonts w:ascii="Times New Roman" w:hAnsi="Times New Roman" w:cs="Times New Roman"/>
-          <w:sz w:val="26"/>
-          <w:szCs w:val="26"/>
-        </w:rPr>
-      </w:pPr>
-      <w:r>
-        <w:rPr>
-          <w:rFonts w:ascii="Times New Roman" w:hAnsi="Times New Roman" w:cs="Times New Roman"/>
-          <w:sz w:val="26"/>
-          <w:szCs w:val="26"/>
-        </w:rPr>
-        <w:tab/>
       </w:r>
     </w:p>
     <w:p>
@@ -2153,6 +1750,15 @@
         </w:rPr>
         <w:t>?</w:t>
       </w:r>
+      <w:r>
+        <w:rPr>
+          <w:rFonts w:ascii="Times New Roman" w:hAnsi="Times New Roman" w:cs="Times New Roman"/>
+          <w:color w:val="FF0000"/>
+          <w:sz w:val="26"/>
+          <w:szCs w:val="26"/>
+        </w:rPr>
+        <w:br/>
+      </w:r>
     </w:p>
     <w:p>
       <w:pPr>
@@ -2225,48 +1831,6 @@
           <w:szCs w:val="26"/>
         </w:rPr>
       </w:pPr>
-      <w:r>
-        <w:rPr>
-          <w:rFonts w:ascii="Times New Roman" w:hAnsi="Times New Roman" w:cs="Times New Roman"/>
-          <w:sz w:val="26"/>
-          <w:szCs w:val="26"/>
-        </w:rPr>
-        <w:drawing>
-          <wp:inline distT="0" distB="0" distL="0" distR="0" wp14:anchorId="3DC30A98" wp14:editId="7E7A48C0">
-            <wp:extent cx="5077534" cy="1848108"/>
-            <wp:effectExtent l="0" t="0" r="8890" b="0"/>
-            <wp:docPr id="338593261" name="Picture 1" descr="A screen shot of a computer&#10;&#10;Description automatically generated"/>
-            <wp:cNvGraphicFramePr>
-              <a:graphicFrameLocks xmlns:a="http://schemas.openxmlformats.org/drawingml/2006/main" noChangeAspect="1"/>
-            </wp:cNvGraphicFramePr>
-            <a:graphic xmlns:a="http://schemas.openxmlformats.org/drawingml/2006/main">
-              <a:graphicData uri="http://schemas.openxmlformats.org/drawingml/2006/picture">
-                <pic:pic xmlns:pic="http://schemas.openxmlformats.org/drawingml/2006/picture">
-                  <pic:nvPicPr>
-                    <pic:cNvPr id="338593261" name="Picture 1" descr="A screen shot of a computer&#10;&#10;Description automatically generated"/>
-                    <pic:cNvPicPr/>
-                  </pic:nvPicPr>
-                  <pic:blipFill>
-                    <a:blip r:embed="rId7"/>
-                    <a:stretch>
-                      <a:fillRect/>
-                    </a:stretch>
-                  </pic:blipFill>
-                  <pic:spPr>
-                    <a:xfrm>
-                      <a:off x="0" y="0"/>
-                      <a:ext cx="5077534" cy="1848108"/>
-                    </a:xfrm>
-                    <a:prstGeom prst="rect">
-                      <a:avLst/>
-                    </a:prstGeom>
-                  </pic:spPr>
-                </pic:pic>
-              </a:graphicData>
-            </a:graphic>
-          </wp:inline>
-        </w:drawing>
-      </w:r>
     </w:p>
     <w:p>
       <w:pPr>
@@ -2354,7 +1918,6 @@
         <w:t xml:space="preserve"> </w:t>
       </w:r>
       <w:proofErr w:type="spellStart"/>
-      <w:proofErr w:type="gramStart"/>
       <w:r>
         <w:rPr>
           <w:rFonts w:ascii="Times New Roman" w:hAnsi="Times New Roman" w:cs="Times New Roman"/>
@@ -2364,7 +1927,6 @@
         <w:t>đó</w:t>
       </w:r>
       <w:proofErr w:type="spellEnd"/>
-      <w:proofErr w:type="gramEnd"/>
     </w:p>
     <w:p>
       <w:pPr>
@@ -2414,12 +1976,6 @@
           <w:noProof/>
         </w:rPr>
         <w:t xml:space="preserve"> </w:t>
-      </w:r>
-      <w:r>
-        <w:rPr>
-          <w:noProof/>
-        </w:rPr>
-        <w:t>git commit -m “init”</w:t>
       </w:r>
     </w:p>
     <w:p>
@@ -2667,14 +2223,6 @@
         </w:rPr>
         <w:t xml:space="preserve"> </w:t>
       </w:r>
-      <w:r>
-        <w:rPr>
-          <w:rFonts w:ascii="Times New Roman" w:hAnsi="Times New Roman" w:cs="Times New Roman"/>
-          <w:sz w:val="26"/>
-          <w:szCs w:val="26"/>
-        </w:rPr>
-        <w:t>git push</w:t>
-      </w:r>
     </w:p>
     <w:p>
       <w:pPr>
@@ -2744,18 +2292,8 @@
           <w:sz w:val="26"/>
           <w:szCs w:val="26"/>
         </w:rPr>
-        <w:t xml:space="preserve">SV </w:t>
-      </w:r>
-      <w:proofErr w:type="gramStart"/>
-      <w:r>
-        <w:rPr>
-          <w:rFonts w:ascii="Times New Roman" w:hAnsi="Times New Roman" w:cs="Times New Roman"/>
-          <w:sz w:val="26"/>
-          <w:szCs w:val="26"/>
-        </w:rPr>
-        <w:t>B,C</w:t>
-      </w:r>
-      <w:proofErr w:type="gramEnd"/>
+        <w:t>SV B,C</w:t>
+      </w:r>
       <w:r>
         <w:rPr>
           <w:rFonts w:ascii="Times New Roman" w:hAnsi="Times New Roman" w:cs="Times New Roman"/>
@@ -2945,6 +2483,25 @@
         </w:rPr>
         <w:t xml:space="preserve"> </w:t>
       </w:r>
+      <w:r>
+        <w:rPr>
+          <w:rFonts w:ascii="Times New Roman" w:hAnsi="Times New Roman" w:cs="Times New Roman"/>
+          <w:sz w:val="26"/>
+          <w:szCs w:val="26"/>
+        </w:rPr>
+        <w:t xml:space="preserve">git clone </w:t>
+      </w:r>
+      <w:hyperlink r:id="rId6" w:history="1">
+        <w:r>
+          <w:rPr>
+            <w:rStyle w:val="Hyperlink"/>
+            <w:rFonts w:ascii="Times New Roman" w:hAnsi="Times New Roman" w:cs="Times New Roman"/>
+            <w:sz w:val="26"/>
+            <w:szCs w:val="26"/>
+          </w:rPr>
+          <w:t>https://github.com/PhamHuuDoi/Nhom8.git</w:t>
+        </w:r>
+      </w:hyperlink>
     </w:p>
     <w:p>
       <w:pPr>
@@ -2995,7 +2552,6 @@
         </w:rPr>
         <w:t xml:space="preserve">A, </w:t>
       </w:r>
-      <w:proofErr w:type="gramStart"/>
       <w:r>
         <w:rPr>
           <w:rFonts w:ascii="Times New Roman" w:hAnsi="Times New Roman" w:cs="Times New Roman"/>
@@ -3012,7 +2568,6 @@
         </w:rPr>
         <w:t>,C</w:t>
       </w:r>
-      <w:proofErr w:type="gramEnd"/>
       <w:r>
         <w:rPr>
           <w:rFonts w:ascii="Times New Roman" w:hAnsi="Times New Roman" w:cs="Times New Roman"/>
@@ -3339,25 +2894,7 @@
           <w:sz w:val="26"/>
           <w:szCs w:val="26"/>
         </w:rPr>
-        <w:t xml:space="preserve">SV A, </w:t>
-      </w:r>
-      <w:proofErr w:type="gramStart"/>
-      <w:r>
-        <w:rPr>
-          <w:rFonts w:ascii="Times New Roman" w:hAnsi="Times New Roman" w:cs="Times New Roman"/>
-          <w:sz w:val="26"/>
-          <w:szCs w:val="26"/>
-        </w:rPr>
-        <w:t>B,C</w:t>
-      </w:r>
-      <w:proofErr w:type="gramEnd"/>
-      <w:r>
-        <w:rPr>
-          <w:rFonts w:ascii="Times New Roman" w:hAnsi="Times New Roman" w:cs="Times New Roman"/>
-          <w:sz w:val="26"/>
-          <w:szCs w:val="26"/>
-        </w:rPr>
-        <w:t xml:space="preserve"> </w:t>
+        <w:t xml:space="preserve">SV A, B,C </w:t>
       </w:r>
       <w:proofErr w:type="spellStart"/>
       <w:r>
